--- a/eva-proyecto/plantillas/Estadistica.docx
+++ b/eva-proyecto/plantillas/Estadistica.docx
@@ -5,54 +5,70 @@
     <w:p/>
     <w:p/>
     <w:p/>
+    <w:p/>
+    <w:p/>
+    <w:p/>
     <w:p>
       <w:pPr>
+        <w:spacing w:after="120"/>
         <w:jc w:val="center"/>
       </w:pPr>
       <w:r>
         <w:rPr>
-          <w:b/>
+          <w:rFonts w:ascii="Calibri" w:hAnsi="Calibri"/>
+          <w:b w:val="0"/>
+          <w:i w:val="0"/>
           <w:color w:val="1D293D"/>
-          <w:sz w:val="28"/>
+          <w:sz w:val="22"/>
         </w:rPr>
         <w:t>HOSPITAL UNIVERSITARIO DEL VALLE</w:t>
       </w:r>
     </w:p>
     <w:p>
       <w:pPr>
+        <w:spacing w:after="120"/>
         <w:jc w:val="center"/>
       </w:pPr>
       <w:r>
         <w:rPr>
-          <w:color w:val="374751"/>
-          <w:sz w:val="22"/>
+          <w:rFonts w:ascii="Calibri" w:hAnsi="Calibri"/>
+          <w:b w:val="0"/>
+          <w:i w:val="0"/>
+          <w:color w:val="1D293D"/>
+          <w:sz w:val="20"/>
         </w:rPr>
-        <w:t>EVA — Sistema de Gestión de Equipos Médicos e Industriales</w:t>
+        <w:t>«Evaristo García» E.S.E.</w:t>
       </w:r>
     </w:p>
     <w:p/>
-    <w:p/>
     <w:p>
       <w:pPr>
+        <w:spacing w:after="120"/>
         <w:jc w:val="center"/>
       </w:pPr>
       <w:r>
         <w:rPr>
+          <w:rFonts w:ascii="Calibri" w:hAnsi="Calibri"/>
           <w:b/>
-          <w:color w:val="1D6FBF"/>
-          <w:sz w:val="40"/>
+          <w:i w:val="0"/>
+          <w:color w:val="1D293D"/>
+          <w:sz w:val="44"/>
         </w:rPr>
         <w:t>ESTADÍSTICAS DEL SISTEMA EVA</w:t>
       </w:r>
     </w:p>
     <w:p>
       <w:pPr>
+        <w:spacing w:after="120"/>
         <w:jc w:val="center"/>
       </w:pPr>
       <w:r>
         <w:rPr>
-          <w:color w:val="374751"/>
-          <w:sz w:val="24"/>
+          <w:rFonts w:ascii="Calibri" w:hAnsi="Calibri"/>
+          <w:b w:val="0"/>
+          <w:i w:val="0"/>
+          <w:color w:val="333333"/>
+          <w:sz w:val="20"/>
         </w:rPr>
         <w:t>Cifras reales de la base de datos — Hospital Universitario del Valle</w:t>
       </w:r>
@@ -60,15 +76,18 @@
     <w:p/>
     <w:p>
       <w:pPr>
+        <w:spacing w:after="120"/>
         <w:jc w:val="center"/>
       </w:pPr>
       <w:r>
         <w:rPr>
-          <w:i/>
-          <w:color w:val="374751"/>
+          <w:rFonts w:ascii="Calibri" w:hAnsi="Calibri"/>
+          <w:b w:val="0"/>
+          <w:i w:val="0"/>
+          <w:color w:val="333333"/>
           <w:sz w:val="20"/>
         </w:rPr>
-        <w:t>Versión 2.0.0  |  Mayo 2026</w:t>
+        <w:t>Versión 2.0.1  |  Mayo 2026</w:t>
       </w:r>
     </w:p>
     <w:p>
@@ -76,43 +95,162 @@
         <w:br w:type="page"/>
       </w:r>
     </w:p>
-    <w:tbl>
-      <w:tblPr>
-        <w:tblW w:type="auto" w:w="0"/>
-        <w:tblLook w:firstColumn="1" w:firstRow="1" w:lastColumn="0" w:lastRow="0" w:noHBand="0" w:noVBand="1" w:val="04A0"/>
-      </w:tblPr>
-      <w:tblGrid>
-        <w:gridCol w:w="8640"/>
-      </w:tblGrid>
-      <w:tr>
-        <w:tc>
-          <w:tcPr>
-            <w:tcW w:type="dxa" w:w="8640"/>
-            <w:shd w:val="clear" w:color="auto" w:fill="FFF3CD"/>
-          </w:tcPr>
-          <w:p>
-            <w:r>
-              <w:rPr>
-                <w:i/>
-                <w:sz w:val="18"/>
-              </w:rPr>
-              <w:t>⚠  Fecha de consulta: mayo 2026 | Base de datos: gestionthuv | Los valores corresponden a la BD local y serán reemplazados con cifras de producción antes de su uso oficial.</w:t>
-            </w:r>
-          </w:p>
-        </w:tc>
-      </w:tr>
-    </w:tbl>
-    <w:p/>
-    <w:p/>
     <w:p>
       <w:pPr>
-        <w:pStyle w:val="Heading1"/>
+        <w:spacing w:before="280" w:after="80"/>
       </w:pPr>
       <w:r>
         <w:rPr>
-          <w:color w:val="1D6FBF"/>
+          <w:rFonts w:ascii="Calibri" w:hAnsi="Calibri"/>
+          <w:b/>
+          <w:i w:val="0"/>
+          <w:color w:val="1D293D"/>
+          <w:sz w:val="28"/>
         </w:rPr>
-        <w:t>1. Resumen General del Sistema</w:t>
+        <w:t>1. Resumen ejecutivo</w:t>
+      </w:r>
+    </w:p>
+    <w:p>
+      <w:pPr>
+        <w:spacing w:after="80"/>
+      </w:pPr>
+      <w:r>
+        <w:rPr>
+          <w:rFonts w:ascii="Calibri" w:hAnsi="Calibri"/>
+          <w:b w:val="0"/>
+          <w:i w:val="0"/>
+          <w:color w:val="333333"/>
+          <w:sz w:val="20"/>
+        </w:rPr>
+        <w:t>Este documento consolida las principales cifras operativas del sistema EVA a partir de la base de datos local gestionthuv. Su objetivo es ofrecer una lectura rápida del tamaño real del inventario, el volumen de mantenimientos ejecutados, el comportamiento de las calibraciones y la cobertura funcional del dashboard.</w:t>
+      </w:r>
+    </w:p>
+    <w:p>
+      <w:pPr>
+        <w:spacing w:after="80"/>
+      </w:pPr>
+      <w:r>
+        <w:rPr>
+          <w:rFonts w:ascii="Calibri" w:hAnsi="Calibri"/>
+          <w:b w:val="0"/>
+          <w:i w:val="0"/>
+          <w:color w:val="333333"/>
+          <w:sz w:val="20"/>
+        </w:rPr>
+        <w:t>La estadística no solo presenta números: también ayuda a interpretar la carga de trabajo de bioingeniería, el alcance de la plataforma y el uso esperado de cada módulo. Por eso, cada bloque incluye un breve contexto para que la información sea útil tanto para toma de decisiones como para auditoría interna.</w:t>
+      </w:r>
+    </w:p>
+    <w:p>
+      <w:pPr>
+        <w:pStyle w:val="ListBullet"/>
+        <w:spacing w:after="40"/>
+        <w:ind w:left="283"/>
+      </w:pPr>
+      <w:r>
+        <w:rPr>
+          <w:rFonts w:ascii="Calibri" w:hAnsi="Calibri"/>
+          <w:b w:val="0"/>
+          <w:i w:val="0"/>
+          <w:color w:val="333333"/>
+          <w:sz w:val="20"/>
+        </w:rPr>
+        <w:t>El sistema administra miles de equipos biomédicos e industriales con trazabilidad completa.</w:t>
+      </w:r>
+    </w:p>
+    <w:p>
+      <w:pPr>
+        <w:pStyle w:val="ListBullet"/>
+        <w:spacing w:after="40"/>
+        <w:ind w:left="283"/>
+      </w:pPr>
+      <w:r>
+        <w:rPr>
+          <w:rFonts w:ascii="Calibri" w:hAnsi="Calibri"/>
+          <w:b w:val="0"/>
+          <w:i w:val="0"/>
+          <w:color w:val="333333"/>
+          <w:sz w:val="20"/>
+        </w:rPr>
+        <w:t>Los mantenimientos preventivos concentran el mayor volumen histórico de registros.</w:t>
+      </w:r>
+    </w:p>
+    <w:p>
+      <w:pPr>
+        <w:pStyle w:val="ListBullet"/>
+        <w:spacing w:after="40"/>
+        <w:ind w:left="283"/>
+      </w:pPr>
+      <w:r>
+        <w:rPr>
+          <w:rFonts w:ascii="Calibri" w:hAnsi="Calibri"/>
+          <w:b w:val="0"/>
+          <w:i w:val="0"/>
+          <w:color w:val="333333"/>
+          <w:sz w:val="20"/>
+        </w:rPr>
+        <w:t>Las exportaciones y el dashboard permiten consultar indicadores sin acceder directamente a la base de datos.</w:t>
+      </w:r>
+    </w:p>
+    <w:p>
+      <w:pPr>
+        <w:pStyle w:val="ListBullet"/>
+        <w:spacing w:after="40"/>
+        <w:ind w:left="283"/>
+      </w:pPr>
+      <w:r>
+        <w:rPr>
+          <w:rFonts w:ascii="Calibri" w:hAnsi="Calibri"/>
+          <w:b w:val="0"/>
+          <w:i w:val="0"/>
+          <w:color w:val="333333"/>
+          <w:sz w:val="20"/>
+        </w:rPr>
+        <w:t>Los datos visibles aquí corresponden a la consulta local utilizada para validar la estructura del informe.</w:t>
+      </w:r>
+    </w:p>
+    <w:p>
+      <w:pPr>
+        <w:spacing w:before="160" w:after="80"/>
+      </w:pPr>
+      <w:r>
+        <w:rPr>
+          <w:rFonts w:ascii="Calibri" w:hAnsi="Calibri"/>
+          <w:b/>
+          <w:i w:val="0"/>
+          <w:color w:val="1F6FB8"/>
+          <w:sz w:val="24"/>
+        </w:rPr>
+        <w:t>2. Metodología de consulta</w:t>
+      </w:r>
+    </w:p>
+    <w:p>
+      <w:pPr>
+        <w:spacing w:after="80"/>
+      </w:pPr>
+      <w:r>
+        <w:rPr>
+          <w:rFonts w:ascii="Calibri" w:hAnsi="Calibri"/>
+          <w:b w:val="0"/>
+          <w:i w:val="0"/>
+          <w:color w:val="333333"/>
+          <w:sz w:val="20"/>
+        </w:rPr>
+        <w:t>Las cifras incluidas en este documento se obtuvieron mediante consultas agregadas sobre las tablas principales del sistema. Se priorizó el conteo de registros, la clasificación por módulo y la identificación de indicadores que ya están expuestos en la interfaz del frontend.</w:t>
+      </w:r>
+    </w:p>
+    <w:p>
+      <w:pPr>
+        <w:spacing w:after="80"/>
+      </w:pPr>
+      <w:r>
+        <w:rPr>
+          <w:rFonts w:ascii="Calibri" w:hAnsi="Calibri"/>
+          <w:b w:val="0"/>
+          <w:i w:val="0"/>
+          <w:color w:val="333333"/>
+          <w:sz w:val="20"/>
+        </w:rPr>
+        <w:t>En términos prácticos, esta estadística responde a tres preguntas: cuántos activos tiene el hospital, qué tan grande es la operación de mantenimiento y qué tan preparada está la plataforma para exportar y visualizar información de forma confiable.</w:t>
       </w:r>
     </w:p>
     <w:tbl>
@@ -123,23 +261,290 @@
         <w:tblLook w:firstColumn="1" w:firstRow="1" w:lastColumn="0" w:lastRow="0" w:noHBand="0" w:noVBand="1" w:val="04A0"/>
       </w:tblPr>
       <w:tblGrid>
-        <w:gridCol w:w="2880"/>
-        <w:gridCol w:w="2880"/>
-        <w:gridCol w:w="2880"/>
+        <w:gridCol w:w="3041"/>
+        <w:gridCol w:w="3041"/>
+        <w:gridCol w:w="3041"/>
       </w:tblGrid>
       <w:tr>
         <w:tc>
           <w:tcPr>
-            <w:tcW w:type="dxa" w:w="3402"/>
-            <w:shd w:val="clear" w:color="auto" w:fill="1D293D"/>
+            <w:tcW w:type="dxa" w:w="2551"/>
+            <w:shd w:fill="1D293D"/>
           </w:tcPr>
           <w:p>
-            <w:pPr>
-              <w:jc w:val="center"/>
-            </w:pPr>
             <w:r>
               <w:rPr>
+                <w:rFonts w:ascii="Calibri" w:hAnsi="Calibri"/>
                 <w:b/>
+                <w:i w:val="0"/>
+                <w:color w:val="FFFFFF"/>
+                <w:sz w:val="18"/>
+              </w:rPr>
+              <w:t>Fuente</w:t>
+            </w:r>
+          </w:p>
+        </w:tc>
+        <w:tc>
+          <w:tcPr>
+            <w:tcW w:type="dxa" w:w="4252"/>
+            <w:shd w:fill="1D293D"/>
+          </w:tcPr>
+          <w:p>
+            <w:r>
+              <w:rPr>
+                <w:rFonts w:ascii="Calibri" w:hAnsi="Calibri"/>
+                <w:b/>
+                <w:i w:val="0"/>
+                <w:color w:val="FFFFFF"/>
+                <w:sz w:val="18"/>
+              </w:rPr>
+              <w:t>Uso en este documento</w:t>
+            </w:r>
+          </w:p>
+        </w:tc>
+        <w:tc>
+          <w:tcPr>
+            <w:tcW w:type="dxa" w:w="3118"/>
+            <w:shd w:fill="1D293D"/>
+          </w:tcPr>
+          <w:p>
+            <w:r>
+              <w:rPr>
+                <w:rFonts w:ascii="Calibri" w:hAnsi="Calibri"/>
+                <w:b/>
+                <w:i w:val="0"/>
+                <w:color w:val="FFFFFF"/>
+                <w:sz w:val="18"/>
+              </w:rPr>
+              <w:t>Observación</w:t>
+            </w:r>
+          </w:p>
+        </w:tc>
+      </w:tr>
+      <w:tr>
+        <w:tc>
+          <w:tcPr>
+            <w:tcW w:type="dxa" w:w="2551"/>
+            <w:shd w:fill="F2F6FB"/>
+          </w:tcPr>
+          <w:p>
+            <w:r>
+              <w:rPr>
+                <w:rFonts w:ascii="Calibri" w:hAnsi="Calibri"/>
+                <w:b w:val="0"/>
+                <w:i w:val="0"/>
+                <w:color w:val="333333"/>
+                <w:sz w:val="18"/>
+              </w:rPr>
+              <w:t>Base de datos local</w:t>
+            </w:r>
+          </w:p>
+        </w:tc>
+        <w:tc>
+          <w:tcPr>
+            <w:tcW w:type="dxa" w:w="4252"/>
+            <w:shd w:fill="F2F6FB"/>
+          </w:tcPr>
+          <w:p>
+            <w:r>
+              <w:rPr>
+                <w:rFonts w:ascii="Calibri" w:hAnsi="Calibri"/>
+                <w:b w:val="0"/>
+                <w:i w:val="0"/>
+                <w:color w:val="333333"/>
+                <w:sz w:val="18"/>
+              </w:rPr>
+              <w:t>Conteo real de equipos, tickets, planes, calibraciones y usuarios</w:t>
+            </w:r>
+          </w:p>
+        </w:tc>
+        <w:tc>
+          <w:tcPr>
+            <w:tcW w:type="dxa" w:w="3118"/>
+            <w:shd w:fill="F2F6FB"/>
+          </w:tcPr>
+          <w:p>
+            <w:r>
+              <w:rPr>
+                <w:rFonts w:ascii="Calibri" w:hAnsi="Calibri"/>
+                <w:b w:val="0"/>
+                <w:i w:val="0"/>
+                <w:color w:val="333333"/>
+                <w:sz w:val="18"/>
+              </w:rPr>
+              <w:t>gestionthuv</w:t>
+            </w:r>
+          </w:p>
+        </w:tc>
+      </w:tr>
+      <w:tr>
+        <w:tc>
+          <w:tcPr>
+            <w:tcW w:type="dxa" w:w="2551"/>
+            <w:shd w:fill="FFFFFF"/>
+          </w:tcPr>
+          <w:p>
+            <w:r>
+              <w:rPr>
+                <w:rFonts w:ascii="Calibri" w:hAnsi="Calibri"/>
+                <w:b w:val="0"/>
+                <w:i w:val="0"/>
+                <w:color w:val="333333"/>
+                <w:sz w:val="18"/>
+              </w:rPr>
+              <w:t>Frontend React</w:t>
+            </w:r>
+          </w:p>
+        </w:tc>
+        <w:tc>
+          <w:tcPr>
+            <w:tcW w:type="dxa" w:w="4252"/>
+            <w:shd w:fill="FFFFFF"/>
+          </w:tcPr>
+          <w:p>
+            <w:r>
+              <w:rPr>
+                <w:rFonts w:ascii="Calibri" w:hAnsi="Calibri"/>
+                <w:b w:val="0"/>
+                <w:i w:val="0"/>
+                <w:color w:val="333333"/>
+                <w:sz w:val="18"/>
+              </w:rPr>
+              <w:t>KPI mostrados en el dashboard y módulos visibles al usuario</w:t>
+            </w:r>
+          </w:p>
+        </w:tc>
+        <w:tc>
+          <w:tcPr>
+            <w:tcW w:type="dxa" w:w="3118"/>
+            <w:shd w:fill="FFFFFF"/>
+          </w:tcPr>
+          <w:p>
+            <w:r>
+              <w:rPr>
+                <w:rFonts w:ascii="Calibri" w:hAnsi="Calibri"/>
+                <w:b w:val="0"/>
+                <w:i w:val="0"/>
+                <w:color w:val="333333"/>
+                <w:sz w:val="18"/>
+              </w:rPr>
+              <w:t>Se toma como referencia funcional</w:t>
+            </w:r>
+          </w:p>
+        </w:tc>
+      </w:tr>
+      <w:tr>
+        <w:tc>
+          <w:tcPr>
+            <w:tcW w:type="dxa" w:w="2551"/>
+            <w:shd w:fill="F2F6FB"/>
+          </w:tcPr>
+          <w:p>
+            <w:r>
+              <w:rPr>
+                <w:rFonts w:ascii="Calibri" w:hAnsi="Calibri"/>
+                <w:b w:val="0"/>
+                <w:i w:val="0"/>
+                <w:color w:val="333333"/>
+                <w:sz w:val="18"/>
+              </w:rPr>
+              <w:t>Backend Laravel</w:t>
+            </w:r>
+          </w:p>
+        </w:tc>
+        <w:tc>
+          <w:tcPr>
+            <w:tcW w:type="dxa" w:w="4252"/>
+            <w:shd w:fill="F2F6FB"/>
+          </w:tcPr>
+          <w:p>
+            <w:r>
+              <w:rPr>
+                <w:rFonts w:ascii="Calibri" w:hAnsi="Calibri"/>
+                <w:b w:val="0"/>
+                <w:i w:val="0"/>
+                <w:color w:val="333333"/>
+                <w:sz w:val="18"/>
+              </w:rPr>
+              <w:t>Exportaciones y endpoints de consulta</w:t>
+            </w:r>
+          </w:p>
+        </w:tc>
+        <w:tc>
+          <w:tcPr>
+            <w:tcW w:type="dxa" w:w="3118"/>
+            <w:shd w:fill="F2F6FB"/>
+          </w:tcPr>
+          <w:p>
+            <w:r>
+              <w:rPr>
+                <w:rFonts w:ascii="Calibri" w:hAnsi="Calibri"/>
+                <w:b w:val="0"/>
+                <w:i w:val="0"/>
+                <w:color w:val="333333"/>
+                <w:sz w:val="18"/>
+              </w:rPr>
+              <w:t>Información descargable en Excel</w:t>
+            </w:r>
+          </w:p>
+        </w:tc>
+      </w:tr>
+    </w:tbl>
+    <w:p/>
+    <w:p>
+      <w:pPr>
+        <w:spacing w:before="160" w:after="80"/>
+      </w:pPr>
+      <w:r>
+        <w:rPr>
+          <w:rFonts w:ascii="Calibri" w:hAnsi="Calibri"/>
+          <w:b/>
+          <w:i w:val="0"/>
+          <w:color w:val="1F6FB8"/>
+          <w:sz w:val="24"/>
+        </w:rPr>
+        <w:t>3. Panorama general del sistema</w:t>
+      </w:r>
+    </w:p>
+    <w:p>
+      <w:pPr>
+        <w:spacing w:after="80"/>
+      </w:pPr>
+      <w:r>
+        <w:rPr>
+          <w:rFonts w:ascii="Calibri" w:hAnsi="Calibri"/>
+          <w:b w:val="0"/>
+          <w:i w:val="0"/>
+          <w:color w:val="333333"/>
+          <w:sz w:val="20"/>
+        </w:rPr>
+        <w:t>El siguiente bloque resume el inventario de datos más importante para entender el alcance de EVA. La lectura combinada de estas cifras muestra que el sistema no solo sirve como catálogo de equipos, sino también como repositorio histórico de operación y control de mantenimiento.</w:t>
+      </w:r>
+    </w:p>
+    <w:tbl>
+      <w:tblPr>
+        <w:tblStyle w:val="TableGrid"/>
+        <w:tblW w:type="auto" w:w="0"/>
+        <w:jc w:val="left"/>
+        <w:tblLook w:firstColumn="1" w:firstRow="1" w:lastColumn="0" w:lastRow="0" w:noHBand="0" w:noVBand="1" w:val="04A0"/>
+      </w:tblPr>
+      <w:tblGrid>
+        <w:gridCol w:w="3041"/>
+        <w:gridCol w:w="3041"/>
+        <w:gridCol w:w="3041"/>
+      </w:tblGrid>
+      <w:tr>
+        <w:tc>
+          <w:tcPr>
+            <w:tcW w:type="dxa" w:w="2948"/>
+            <w:shd w:fill="1D293D"/>
+          </w:tcPr>
+          <w:p>
+            <w:r>
+              <w:rPr>
+                <w:rFonts w:ascii="Calibri" w:hAnsi="Calibri"/>
+                <w:b/>
+                <w:i w:val="0"/>
                 <w:color w:val="FFFFFF"/>
                 <w:sz w:val="18"/>
               </w:rPr>
@@ -149,16 +554,15 @@
         </w:tc>
         <w:tc>
           <w:tcPr>
-            <w:tcW w:type="dxa" w:w="2835"/>
-            <w:shd w:val="clear" w:color="auto" w:fill="1D293D"/>
+            <w:tcW w:type="dxa" w:w="3118"/>
+            <w:shd w:fill="1D293D"/>
           </w:tcPr>
           <w:p>
-            <w:pPr>
-              <w:jc w:val="center"/>
-            </w:pPr>
             <w:r>
               <w:rPr>
+                <w:rFonts w:ascii="Calibri" w:hAnsi="Calibri"/>
                 <w:b/>
+                <w:i w:val="0"/>
                 <w:color w:val="FFFFFF"/>
                 <w:sz w:val="18"/>
               </w:rPr>
@@ -168,16 +572,15 @@
         </w:tc>
         <w:tc>
           <w:tcPr>
-            <w:tcW w:type="dxa" w:w="2268"/>
-            <w:shd w:val="clear" w:color="auto" w:fill="1D293D"/>
+            <w:tcW w:type="dxa" w:w="3005"/>
+            <w:shd w:fill="1D293D"/>
           </w:tcPr>
           <w:p>
-            <w:pPr>
-              <w:jc w:val="center"/>
-            </w:pPr>
             <w:r>
               <w:rPr>
+                <w:rFonts w:ascii="Calibri" w:hAnsi="Calibri"/>
                 <w:b/>
+                <w:i w:val="0"/>
                 <w:color w:val="FFFFFF"/>
                 <w:sz w:val="18"/>
               </w:rPr>
@@ -189,12 +592,16 @@
       <w:tr>
         <w:tc>
           <w:tcPr>
-            <w:tcW w:type="dxa" w:w="3402"/>
-            <w:shd w:val="clear" w:color="auto" w:fill="EEF2F7"/>
+            <w:tcW w:type="dxa" w:w="2948"/>
+            <w:shd w:fill="F2F6FB"/>
           </w:tcPr>
           <w:p>
             <w:r>
               <w:rPr>
+                <w:rFonts w:ascii="Calibri" w:hAnsi="Calibri"/>
+                <w:b w:val="0"/>
+                <w:i w:val="0"/>
+                <w:color w:val="333333"/>
                 <w:sz w:val="18"/>
               </w:rPr>
               <w:t>Equipos biomédicos</w:t>
@@ -203,12 +610,16 @@
         </w:tc>
         <w:tc>
           <w:tcPr>
-            <w:tcW w:type="dxa" w:w="2835"/>
-            <w:shd w:val="clear" w:color="auto" w:fill="EEF2F7"/>
+            <w:tcW w:type="dxa" w:w="3118"/>
+            <w:shd w:fill="F2F6FB"/>
           </w:tcPr>
           <w:p>
             <w:r>
               <w:rPr>
+                <w:rFonts w:ascii="Calibri" w:hAnsi="Calibri"/>
+                <w:b w:val="0"/>
+                <w:i w:val="0"/>
+                <w:color w:val="333333"/>
                 <w:sz w:val="18"/>
               </w:rPr>
               <w:t>equipos</w:t>
@@ -217,12 +628,16 @@
         </w:tc>
         <w:tc>
           <w:tcPr>
-            <w:tcW w:type="dxa" w:w="2268"/>
-            <w:shd w:val="clear" w:color="auto" w:fill="EEF2F7"/>
+            <w:tcW w:type="dxa" w:w="3005"/>
+            <w:shd w:fill="F2F6FB"/>
           </w:tcPr>
           <w:p>
             <w:r>
               <w:rPr>
+                <w:rFonts w:ascii="Calibri" w:hAnsi="Calibri"/>
+                <w:b w:val="0"/>
+                <w:i w:val="0"/>
+                <w:color w:val="333333"/>
                 <w:sz w:val="18"/>
               </w:rPr>
               <w:t>9.765</w:t>
@@ -233,12 +648,16 @@
       <w:tr>
         <w:tc>
           <w:tcPr>
-            <w:tcW w:type="dxa" w:w="3402"/>
-            <w:shd w:val="clear" w:color="auto" w:fill="FFFFFF"/>
+            <w:tcW w:type="dxa" w:w="2948"/>
+            <w:shd w:fill="FFFFFF"/>
           </w:tcPr>
           <w:p>
             <w:r>
               <w:rPr>
+                <w:rFonts w:ascii="Calibri" w:hAnsi="Calibri"/>
+                <w:b w:val="0"/>
+                <w:i w:val="0"/>
+                <w:color w:val="333333"/>
                 <w:sz w:val="18"/>
               </w:rPr>
               <w:t>Equipos industriales</w:t>
@@ -247,12 +666,16 @@
         </w:tc>
         <w:tc>
           <w:tcPr>
-            <w:tcW w:type="dxa" w:w="2835"/>
-            <w:shd w:val="clear" w:color="auto" w:fill="FFFFFF"/>
+            <w:tcW w:type="dxa" w:w="3118"/>
+            <w:shd w:fill="FFFFFF"/>
           </w:tcPr>
           <w:p>
             <w:r>
               <w:rPr>
+                <w:rFonts w:ascii="Calibri" w:hAnsi="Calibri"/>
+                <w:b w:val="0"/>
+                <w:i w:val="0"/>
+                <w:color w:val="333333"/>
                 <w:sz w:val="18"/>
               </w:rPr>
               <w:t>equipos_industriales</w:t>
@@ -261,12 +684,16 @@
         </w:tc>
         <w:tc>
           <w:tcPr>
-            <w:tcW w:type="dxa" w:w="2268"/>
-            <w:shd w:val="clear" w:color="auto" w:fill="FFFFFF"/>
+            <w:tcW w:type="dxa" w:w="3005"/>
+            <w:shd w:fill="FFFFFF"/>
           </w:tcPr>
           <w:p>
             <w:r>
               <w:rPr>
+                <w:rFonts w:ascii="Calibri" w:hAnsi="Calibri"/>
+                <w:b w:val="0"/>
+                <w:i w:val="0"/>
+                <w:color w:val="333333"/>
                 <w:sz w:val="18"/>
               </w:rPr>
               <w:t>546</w:t>
@@ -277,12 +704,16 @@
       <w:tr>
         <w:tc>
           <w:tcPr>
-            <w:tcW w:type="dxa" w:w="3402"/>
-            <w:shd w:val="clear" w:color="auto" w:fill="EEF2F7"/>
+            <w:tcW w:type="dxa" w:w="2948"/>
+            <w:shd w:fill="F2F6FB"/>
           </w:tcPr>
           <w:p>
             <w:r>
               <w:rPr>
+                <w:rFonts w:ascii="Calibri" w:hAnsi="Calibri"/>
+                <w:b w:val="0"/>
+                <w:i w:val="0"/>
+                <w:color w:val="333333"/>
                 <w:sz w:val="18"/>
               </w:rPr>
               <w:t>Usuarios registrados</w:t>
@@ -291,12 +722,16 @@
         </w:tc>
         <w:tc>
           <w:tcPr>
-            <w:tcW w:type="dxa" w:w="2835"/>
-            <w:shd w:val="clear" w:color="auto" w:fill="EEF2F7"/>
+            <w:tcW w:type="dxa" w:w="3118"/>
+            <w:shd w:fill="F2F6FB"/>
           </w:tcPr>
           <w:p>
             <w:r>
               <w:rPr>
+                <w:rFonts w:ascii="Calibri" w:hAnsi="Calibri"/>
+                <w:b w:val="0"/>
+                <w:i w:val="0"/>
+                <w:color w:val="333333"/>
                 <w:sz w:val="18"/>
               </w:rPr>
               <w:t>usuarios</w:t>
@@ -305,12 +740,16 @@
         </w:tc>
         <w:tc>
           <w:tcPr>
-            <w:tcW w:type="dxa" w:w="2268"/>
-            <w:shd w:val="clear" w:color="auto" w:fill="EEF2F7"/>
+            <w:tcW w:type="dxa" w:w="3005"/>
+            <w:shd w:fill="F2F6FB"/>
           </w:tcPr>
           <w:p>
             <w:r>
               <w:rPr>
+                <w:rFonts w:ascii="Calibri" w:hAnsi="Calibri"/>
+                <w:b w:val="0"/>
+                <w:i w:val="0"/>
+                <w:color w:val="333333"/>
                 <w:sz w:val="18"/>
               </w:rPr>
               <w:t>269</w:t>
@@ -321,12 +760,16 @@
       <w:tr>
         <w:tc>
           <w:tcPr>
-            <w:tcW w:type="dxa" w:w="3402"/>
-            <w:shd w:val="clear" w:color="auto" w:fill="FFFFFF"/>
+            <w:tcW w:type="dxa" w:w="2948"/>
+            <w:shd w:fill="FFFFFF"/>
           </w:tcPr>
           <w:p>
             <w:r>
               <w:rPr>
+                <w:rFonts w:ascii="Calibri" w:hAnsi="Calibri"/>
+                <w:b w:val="0"/>
+                <w:i w:val="0"/>
+                <w:color w:val="333333"/>
                 <w:sz w:val="18"/>
               </w:rPr>
               <w:t>Servicios / Unidades</w:t>
@@ -335,12 +778,16 @@
         </w:tc>
         <w:tc>
           <w:tcPr>
-            <w:tcW w:type="dxa" w:w="2835"/>
-            <w:shd w:val="clear" w:color="auto" w:fill="FFFFFF"/>
+            <w:tcW w:type="dxa" w:w="3118"/>
+            <w:shd w:fill="FFFFFF"/>
           </w:tcPr>
           <w:p>
             <w:r>
               <w:rPr>
+                <w:rFonts w:ascii="Calibri" w:hAnsi="Calibri"/>
+                <w:b w:val="0"/>
+                <w:i w:val="0"/>
+                <w:color w:val="333333"/>
                 <w:sz w:val="18"/>
               </w:rPr>
               <w:t>servicios</w:t>
@@ -349,12 +796,16 @@
         </w:tc>
         <w:tc>
           <w:tcPr>
-            <w:tcW w:type="dxa" w:w="2268"/>
-            <w:shd w:val="clear" w:color="auto" w:fill="FFFFFF"/>
+            <w:tcW w:type="dxa" w:w="3005"/>
+            <w:shd w:fill="FFFFFF"/>
           </w:tcPr>
           <w:p>
             <w:r>
               <w:rPr>
+                <w:rFonts w:ascii="Calibri" w:hAnsi="Calibri"/>
+                <w:b w:val="0"/>
+                <w:i w:val="0"/>
+                <w:color w:val="333333"/>
                 <w:sz w:val="18"/>
               </w:rPr>
               <w:t>275</w:t>
@@ -365,12 +816,16 @@
       <w:tr>
         <w:tc>
           <w:tcPr>
-            <w:tcW w:type="dxa" w:w="3402"/>
-            <w:shd w:val="clear" w:color="auto" w:fill="EEF2F7"/>
+            <w:tcW w:type="dxa" w:w="2948"/>
+            <w:shd w:fill="F2F6FB"/>
           </w:tcPr>
           <w:p>
             <w:r>
               <w:rPr>
+                <w:rFonts w:ascii="Calibri" w:hAnsi="Calibri"/>
+                <w:b w:val="0"/>
+                <w:i w:val="0"/>
+                <w:color w:val="333333"/>
                 <w:sz w:val="18"/>
               </w:rPr>
               <w:t>Centros de costo</w:t>
@@ -379,12 +834,16 @@
         </w:tc>
         <w:tc>
           <w:tcPr>
-            <w:tcW w:type="dxa" w:w="2835"/>
-            <w:shd w:val="clear" w:color="auto" w:fill="EEF2F7"/>
+            <w:tcW w:type="dxa" w:w="3118"/>
+            <w:shd w:fill="F2F6FB"/>
           </w:tcPr>
           <w:p>
             <w:r>
               <w:rPr>
+                <w:rFonts w:ascii="Calibri" w:hAnsi="Calibri"/>
+                <w:b w:val="0"/>
+                <w:i w:val="0"/>
+                <w:color w:val="333333"/>
                 <w:sz w:val="18"/>
               </w:rPr>
               <w:t>centros</w:t>
@@ -393,12 +852,16 @@
         </w:tc>
         <w:tc>
           <w:tcPr>
-            <w:tcW w:type="dxa" w:w="2268"/>
-            <w:shd w:val="clear" w:color="auto" w:fill="EEF2F7"/>
+            <w:tcW w:type="dxa" w:w="3005"/>
+            <w:shd w:fill="F2F6FB"/>
           </w:tcPr>
           <w:p>
             <w:r>
               <w:rPr>
+                <w:rFonts w:ascii="Calibri" w:hAnsi="Calibri"/>
+                <w:b w:val="0"/>
+                <w:i w:val="0"/>
+                <w:color w:val="333333"/>
                 <w:sz w:val="18"/>
               </w:rPr>
               <w:t>334</w:t>
@@ -409,43 +872,55 @@
       <w:tr>
         <w:tc>
           <w:tcPr>
-            <w:tcW w:type="dxa" w:w="3402"/>
-            <w:shd w:val="clear" w:color="auto" w:fill="FFFFFF"/>
+            <w:tcW w:type="dxa" w:w="2948"/>
+            <w:shd w:fill="FFFFFF"/>
           </w:tcPr>
           <w:p>
             <w:r>
               <w:rPr>
+                <w:rFonts w:ascii="Calibri" w:hAnsi="Calibri"/>
+                <w:b w:val="0"/>
+                <w:i w:val="0"/>
+                <w:color w:val="333333"/>
                 <w:sz w:val="18"/>
               </w:rPr>
-              <w:t>Proveedores de mantenimiento</w:t>
+              <w:t>Ubicaciones</w:t>
             </w:r>
           </w:p>
         </w:tc>
         <w:tc>
           <w:tcPr>
-            <w:tcW w:type="dxa" w:w="2835"/>
-            <w:shd w:val="clear" w:color="auto" w:fill="FFFFFF"/>
+            <w:tcW w:type="dxa" w:w="3118"/>
+            <w:shd w:fill="FFFFFF"/>
           </w:tcPr>
           <w:p>
             <w:r>
               <w:rPr>
+                <w:rFonts w:ascii="Calibri" w:hAnsi="Calibri"/>
+                <w:b w:val="0"/>
+                <w:i w:val="0"/>
+                <w:color w:val="333333"/>
                 <w:sz w:val="18"/>
               </w:rPr>
-              <w:t>proveedores_mantenimiento</w:t>
+              <w:t>ubicaciones</w:t>
             </w:r>
           </w:p>
         </w:tc>
         <w:tc>
           <w:tcPr>
-            <w:tcW w:type="dxa" w:w="2268"/>
-            <w:shd w:val="clear" w:color="auto" w:fill="FFFFFF"/>
+            <w:tcW w:type="dxa" w:w="3005"/>
+            <w:shd w:fill="FFFFFF"/>
           </w:tcPr>
           <w:p>
             <w:r>
               <w:rPr>
+                <w:rFonts w:ascii="Calibri" w:hAnsi="Calibri"/>
+                <w:b w:val="0"/>
+                <w:i w:val="0"/>
+                <w:color w:val="333333"/>
                 <w:sz w:val="18"/>
               </w:rPr>
-              <w:t>93</w:t>
+              <w:t>244</w:t>
             </w:r>
           </w:p>
         </w:tc>
@@ -453,43 +928,55 @@
       <w:tr>
         <w:tc>
           <w:tcPr>
-            <w:tcW w:type="dxa" w:w="3402"/>
-            <w:shd w:val="clear" w:color="auto" w:fill="EEF2F7"/>
+            <w:tcW w:type="dxa" w:w="2948"/>
+            <w:shd w:fill="F2F6FB"/>
           </w:tcPr>
           <w:p>
             <w:r>
               <w:rPr>
+                <w:rFonts w:ascii="Calibri" w:hAnsi="Calibri"/>
+                <w:b w:val="0"/>
+                <w:i w:val="0"/>
+                <w:color w:val="333333"/>
                 <w:sz w:val="18"/>
               </w:rPr>
-              <w:t>Registros INVIMA</w:t>
+              <w:t>Marcas</w:t>
             </w:r>
           </w:p>
         </w:tc>
         <w:tc>
           <w:tcPr>
-            <w:tcW w:type="dxa" w:w="2835"/>
-            <w:shd w:val="clear" w:color="auto" w:fill="EEF2F7"/>
+            <w:tcW w:type="dxa" w:w="3118"/>
+            <w:shd w:fill="F2F6FB"/>
           </w:tcPr>
           <w:p>
             <w:r>
               <w:rPr>
+                <w:rFonts w:ascii="Calibri" w:hAnsi="Calibri"/>
+                <w:b w:val="0"/>
+                <w:i w:val="0"/>
+                <w:color w:val="333333"/>
                 <w:sz w:val="18"/>
               </w:rPr>
-              <w:t>invimas</w:t>
+              <w:t>marcas</w:t>
             </w:r>
           </w:p>
         </w:tc>
         <w:tc>
           <w:tcPr>
-            <w:tcW w:type="dxa" w:w="2268"/>
-            <w:shd w:val="clear" w:color="auto" w:fill="EEF2F7"/>
+            <w:tcW w:type="dxa" w:w="3005"/>
+            <w:shd w:fill="F2F6FB"/>
           </w:tcPr>
           <w:p>
             <w:r>
               <w:rPr>
+                <w:rFonts w:ascii="Calibri" w:hAnsi="Calibri"/>
+                <w:b w:val="0"/>
+                <w:i w:val="0"/>
+                <w:color w:val="333333"/>
                 <w:sz w:val="18"/>
               </w:rPr>
-              <w:t>337</w:t>
+              <w:t>1.013</w:t>
             </w:r>
           </w:p>
         </w:tc>
@@ -497,43 +984,55 @@
       <w:tr>
         <w:tc>
           <w:tcPr>
-            <w:tcW w:type="dxa" w:w="3402"/>
-            <w:shd w:val="clear" w:color="auto" w:fill="FFFFFF"/>
+            <w:tcW w:type="dxa" w:w="2948"/>
+            <w:shd w:fill="FFFFFF"/>
           </w:tcPr>
           <w:p>
             <w:r>
               <w:rPr>
+                <w:rFonts w:ascii="Calibri" w:hAnsi="Calibri"/>
+                <w:b w:val="0"/>
+                <w:i w:val="0"/>
+                <w:color w:val="333333"/>
                 <w:sz w:val="18"/>
               </w:rPr>
-              <w:t>Archivos adjuntos de equipos</w:t>
+              <w:t>Modelos</w:t>
             </w:r>
           </w:p>
         </w:tc>
         <w:tc>
           <w:tcPr>
-            <w:tcW w:type="dxa" w:w="2835"/>
-            <w:shd w:val="clear" w:color="auto" w:fill="FFFFFF"/>
+            <w:tcW w:type="dxa" w:w="3118"/>
+            <w:shd w:fill="FFFFFF"/>
           </w:tcPr>
           <w:p>
             <w:r>
               <w:rPr>
+                <w:rFonts w:ascii="Calibri" w:hAnsi="Calibri"/>
+                <w:b w:val="0"/>
+                <w:i w:val="0"/>
+                <w:color w:val="333333"/>
                 <w:sz w:val="18"/>
               </w:rPr>
-              <w:t>equipo_archivo</w:t>
+              <w:t>modelos</w:t>
             </w:r>
           </w:p>
         </w:tc>
         <w:tc>
           <w:tcPr>
-            <w:tcW w:type="dxa" w:w="2268"/>
-            <w:shd w:val="clear" w:color="auto" w:fill="FFFFFF"/>
+            <w:tcW w:type="dxa" w:w="3005"/>
+            <w:shd w:fill="FFFFFF"/>
           </w:tcPr>
           <w:p>
             <w:r>
               <w:rPr>
+                <w:rFonts w:ascii="Calibri" w:hAnsi="Calibri"/>
+                <w:b w:val="0"/>
+                <w:i w:val="0"/>
+                <w:color w:val="333333"/>
                 <w:sz w:val="18"/>
               </w:rPr>
-              <w:t>35.585</w:t>
+              <w:t>2.468</w:t>
             </w:r>
           </w:p>
         </w:tc>
@@ -541,43 +1040,55 @@
       <w:tr>
         <w:tc>
           <w:tcPr>
-            <w:tcW w:type="dxa" w:w="3402"/>
-            <w:shd w:val="clear" w:color="auto" w:fill="EEF2F7"/>
+            <w:tcW w:type="dxa" w:w="2948"/>
+            <w:shd w:fill="F2F6FB"/>
           </w:tcPr>
           <w:p>
             <w:r>
               <w:rPr>
+                <w:rFonts w:ascii="Calibri" w:hAnsi="Calibri"/>
+                <w:b w:val="0"/>
+                <w:i w:val="0"/>
+                <w:color w:val="333333"/>
                 <w:sz w:val="18"/>
               </w:rPr>
-              <w:t>Repuestos registrados</w:t>
+              <w:t>Repositorios documentales</w:t>
             </w:r>
           </w:p>
         </w:tc>
         <w:tc>
           <w:tcPr>
-            <w:tcW w:type="dxa" w:w="2835"/>
-            <w:shd w:val="clear" w:color="auto" w:fill="EEF2F7"/>
+            <w:tcW w:type="dxa" w:w="3118"/>
+            <w:shd w:fill="F2F6FB"/>
           </w:tcPr>
           <w:p>
             <w:r>
               <w:rPr>
+                <w:rFonts w:ascii="Calibri" w:hAnsi="Calibri"/>
+                <w:b w:val="0"/>
+                <w:i w:val="0"/>
+                <w:color w:val="333333"/>
                 <w:sz w:val="18"/>
               </w:rPr>
-              <w:t>repuestos</w:t>
+              <w:t>documentos</w:t>
             </w:r>
           </w:p>
         </w:tc>
         <w:tc>
           <w:tcPr>
-            <w:tcW w:type="dxa" w:w="2268"/>
-            <w:shd w:val="clear" w:color="auto" w:fill="EEF2F7"/>
+            <w:tcW w:type="dxa" w:w="3005"/>
+            <w:shd w:fill="F2F6FB"/>
           </w:tcPr>
           <w:p>
             <w:r>
               <w:rPr>
+                <w:rFonts w:ascii="Calibri" w:hAnsi="Calibri"/>
+                <w:b w:val="0"/>
+                <w:i w:val="0"/>
+                <w:color w:val="333333"/>
                 <w:sz w:val="18"/>
               </w:rPr>
-              <w:t>357</w:t>
+              <w:t>1.119</w:t>
             </w:r>
           </w:p>
         </w:tc>
@@ -585,43 +1096,55 @@
       <w:tr>
         <w:tc>
           <w:tcPr>
-            <w:tcW w:type="dxa" w:w="3402"/>
-            <w:shd w:val="clear" w:color="auto" w:fill="FFFFFF"/>
+            <w:tcW w:type="dxa" w:w="2948"/>
+            <w:shd w:fill="FFFFFF"/>
           </w:tcPr>
           <w:p>
             <w:r>
               <w:rPr>
+                <w:rFonts w:ascii="Calibri" w:hAnsi="Calibri"/>
+                <w:b w:val="0"/>
+                <w:i w:val="0"/>
+                <w:color w:val="333333"/>
                 <w:sz w:val="18"/>
               </w:rPr>
-              <w:t>Órdenes de compra</w:t>
+              <w:t>Tickets / Correctivos</w:t>
             </w:r>
           </w:p>
         </w:tc>
         <w:tc>
           <w:tcPr>
-            <w:tcW w:type="dxa" w:w="2835"/>
-            <w:shd w:val="clear" w:color="auto" w:fill="FFFFFF"/>
+            <w:tcW w:type="dxa" w:w="3118"/>
+            <w:shd w:fill="FFFFFF"/>
           </w:tcPr>
           <w:p>
             <w:r>
               <w:rPr>
+                <w:rFonts w:ascii="Calibri" w:hAnsi="Calibri"/>
+                <w:b w:val="0"/>
+                <w:i w:val="0"/>
+                <w:color w:val="333333"/>
                 <w:sz w:val="18"/>
               </w:rPr>
-              <w:t>ordenes_compra</w:t>
+              <w:t>correctivos_generales + correctivos_generales_ind</w:t>
             </w:r>
           </w:p>
         </w:tc>
         <w:tc>
           <w:tcPr>
-            <w:tcW w:type="dxa" w:w="2268"/>
-            <w:shd w:val="clear" w:color="auto" w:fill="FFFFFF"/>
+            <w:tcW w:type="dxa" w:w="3005"/>
+            <w:shd w:fill="FFFFFF"/>
           </w:tcPr>
           <w:p>
             <w:r>
               <w:rPr>
+                <w:rFonts w:ascii="Calibri" w:hAnsi="Calibri"/>
+                <w:b w:val="0"/>
+                <w:i w:val="0"/>
+                <w:color w:val="333333"/>
                 <w:sz w:val="18"/>
               </w:rPr>
-              <w:t>249</w:t>
+              <w:t>2.435</w:t>
             </w:r>
           </w:p>
         </w:tc>
@@ -629,43 +1152,55 @@
       <w:tr>
         <w:tc>
           <w:tcPr>
-            <w:tcW w:type="dxa" w:w="3402"/>
-            <w:shd w:val="clear" w:color="auto" w:fill="EEF2F7"/>
+            <w:tcW w:type="dxa" w:w="2948"/>
+            <w:shd w:fill="F2F6FB"/>
           </w:tcPr>
           <w:p>
             <w:r>
               <w:rPr>
+                <w:rFonts w:ascii="Calibri" w:hAnsi="Calibri"/>
+                <w:b w:val="0"/>
+                <w:i w:val="0"/>
+                <w:color w:val="333333"/>
                 <w:sz w:val="18"/>
               </w:rPr>
-              <w:t>Contingencias registradas</w:t>
+              <w:t>Preventivos ejecutados</w:t>
             </w:r>
           </w:p>
         </w:tc>
         <w:tc>
           <w:tcPr>
-            <w:tcW w:type="dxa" w:w="2835"/>
-            <w:shd w:val="clear" w:color="auto" w:fill="EEF2F7"/>
+            <w:tcW w:type="dxa" w:w="3118"/>
+            <w:shd w:fill="F2F6FB"/>
           </w:tcPr>
           <w:p>
             <w:r>
               <w:rPr>
+                <w:rFonts w:ascii="Calibri" w:hAnsi="Calibri"/>
+                <w:b w:val="0"/>
+                <w:i w:val="0"/>
+                <w:color w:val="333333"/>
                 <w:sz w:val="18"/>
               </w:rPr>
-              <w:t>contingencias</w:t>
+              <w:t>mantenimiento + mantenimiento_ind</w:t>
             </w:r>
           </w:p>
         </w:tc>
         <w:tc>
           <w:tcPr>
-            <w:tcW w:type="dxa" w:w="2268"/>
-            <w:shd w:val="clear" w:color="auto" w:fill="EEF2F7"/>
+            <w:tcW w:type="dxa" w:w="3005"/>
+            <w:shd w:fill="F2F6FB"/>
           </w:tcPr>
           <w:p>
             <w:r>
               <w:rPr>
+                <w:rFonts w:ascii="Calibri" w:hAnsi="Calibri"/>
+                <w:b w:val="0"/>
+                <w:i w:val="0"/>
+                <w:color w:val="333333"/>
                 <w:sz w:val="18"/>
               </w:rPr>
-              <w:t>75</w:t>
+              <w:t>16.859</w:t>
             </w:r>
           </w:p>
         </w:tc>
@@ -673,43 +1208,55 @@
       <w:tr>
         <w:tc>
           <w:tcPr>
-            <w:tcW w:type="dxa" w:w="3402"/>
-            <w:shd w:val="clear" w:color="auto" w:fill="FFFFFF"/>
+            <w:tcW w:type="dxa" w:w="2948"/>
+            <w:shd w:fill="FFFFFF"/>
           </w:tcPr>
           <w:p>
             <w:r>
               <w:rPr>
+                <w:rFonts w:ascii="Calibri" w:hAnsi="Calibri"/>
+                <w:b w:val="0"/>
+                <w:i w:val="0"/>
+                <w:color w:val="333333"/>
                 <w:sz w:val="18"/>
               </w:rPr>
-              <w:t>Estados de equipo disponibles</w:t>
+              <w:t>Calibraciones registradas</w:t>
             </w:r>
           </w:p>
         </w:tc>
         <w:tc>
           <w:tcPr>
-            <w:tcW w:type="dxa" w:w="2835"/>
-            <w:shd w:val="clear" w:color="auto" w:fill="FFFFFF"/>
+            <w:tcW w:type="dxa" w:w="3118"/>
+            <w:shd w:fill="FFFFFF"/>
           </w:tcPr>
           <w:p>
             <w:r>
               <w:rPr>
+                <w:rFonts w:ascii="Calibri" w:hAnsi="Calibri"/>
+                <w:b w:val="0"/>
+                <w:i w:val="0"/>
+                <w:color w:val="333333"/>
                 <w:sz w:val="18"/>
               </w:rPr>
-              <w:t>estadoequipos</w:t>
+              <w:t>calibracion + calibracion_ind</w:t>
             </w:r>
           </w:p>
         </w:tc>
         <w:tc>
           <w:tcPr>
-            <w:tcW w:type="dxa" w:w="2268"/>
-            <w:shd w:val="clear" w:color="auto" w:fill="FFFFFF"/>
+            <w:tcW w:type="dxa" w:w="3005"/>
+            <w:shd w:fill="FFFFFF"/>
           </w:tcPr>
           <w:p>
             <w:r>
               <w:rPr>
+                <w:rFonts w:ascii="Calibri" w:hAnsi="Calibri"/>
+                <w:b w:val="0"/>
+                <w:i w:val="0"/>
+                <w:color w:val="333333"/>
                 <w:sz w:val="18"/>
               </w:rPr>
-              <w:t>16</w:t>
+              <w:t>8.897</w:t>
             </w:r>
           </w:p>
         </w:tc>
@@ -718,13 +1265,62 @@
     <w:p/>
     <w:p>
       <w:pPr>
-        <w:pStyle w:val="Heading1"/>
+        <w:spacing w:after="80"/>
       </w:pPr>
       <w:r>
         <w:rPr>
-          <w:color w:val="1D6FBF"/>
+          <w:rFonts w:ascii="Calibri" w:hAnsi="Calibri"/>
+          <w:b w:val="0"/>
+          <w:i w:val="0"/>
+          <w:color w:val="333333"/>
+          <w:sz w:val="20"/>
         </w:rPr>
-        <w:t>2. Equipos Biomédicos</w:t>
+        <w:t>La magnitud de estos números confirma que EVA tiene un uso institucional sostenido. En particular, el volumen de equipos biomédicos y la cantidad de registros históricos de preventivos evidencian una operación madura, donde el mantenimiento preventivo es el componente más representativo en términos de seguimiento y control.</w:t>
+      </w:r>
+    </w:p>
+    <w:p>
+      <w:pPr>
+        <w:spacing w:before="160" w:after="80"/>
+      </w:pPr>
+      <w:r>
+        <w:rPr>
+          <w:rFonts w:ascii="Calibri" w:hAnsi="Calibri"/>
+          <w:b/>
+          <w:i w:val="0"/>
+          <w:color w:val="1F6FB8"/>
+          <w:sz w:val="24"/>
+        </w:rPr>
+        <w:t>4. Equipos biomédicos</w:t>
+      </w:r>
+    </w:p>
+    <w:p>
+      <w:pPr>
+        <w:spacing w:after="80"/>
+      </w:pPr>
+      <w:r>
+        <w:rPr>
+          <w:rFonts w:ascii="Calibri" w:hAnsi="Calibri"/>
+          <w:b w:val="0"/>
+          <w:i w:val="0"/>
+          <w:color w:val="333333"/>
+          <w:sz w:val="20"/>
+        </w:rPr>
+        <w:t>El inventario biomédico constituye la base operativa del sistema. Aquí se concentra la mayor cantidad de recursos, así como la trazabilidad de mantenimiento, calibración, estado y ubicación de cada dispositivo.</w:t>
+      </w:r>
+    </w:p>
+    <w:p>
+      <w:pPr>
+        <w:spacing w:after="80"/>
+      </w:pPr>
+      <w:r>
+        <w:rPr>
+          <w:rFonts w:ascii="Calibri" w:hAnsi="Calibri"/>
+          <w:b w:val="0"/>
+          <w:i w:val="0"/>
+          <w:color w:val="333333"/>
+          <w:sz w:val="20"/>
+        </w:rPr>
+        <w:t>Una proporción alta de equipos activos indica que la plataforma se usa para monitorear infraestructura real en servicio. Las pequeñas diferencias en estados no activos suelen corresponder a baja, préstamo, reparación o procesos de depuración de inventario.</w:t>
       </w:r>
     </w:p>
     <w:tbl>
@@ -735,22 +1331,21 @@
         <w:tblLook w:firstColumn="1" w:firstRow="1" w:lastColumn="0" w:lastRow="0" w:noHBand="0" w:noVBand="1" w:val="04A0"/>
       </w:tblPr>
       <w:tblGrid>
-        <w:gridCol w:w="4320"/>
-        <w:gridCol w:w="4320"/>
+        <w:gridCol w:w="4561"/>
+        <w:gridCol w:w="4561"/>
       </w:tblGrid>
       <w:tr>
         <w:tc>
           <w:tcPr>
-            <w:tcW w:type="dxa" w:w="5102"/>
-            <w:shd w:val="clear" w:color="auto" w:fill="1D293D"/>
+            <w:tcW w:type="dxa" w:w="4082"/>
+            <w:shd w:fill="1D293D"/>
           </w:tcPr>
           <w:p>
-            <w:pPr>
-              <w:jc w:val="center"/>
-            </w:pPr>
             <w:r>
               <w:rPr>
+                <w:rFonts w:ascii="Calibri" w:hAnsi="Calibri"/>
                 <w:b/>
+                <w:i w:val="0"/>
                 <w:color w:val="FFFFFF"/>
                 <w:sz w:val="18"/>
               </w:rPr>
@@ -760,16 +1355,15 @@
         </w:tc>
         <w:tc>
           <w:tcPr>
-            <w:tcW w:type="dxa" w:w="3969"/>
-            <w:shd w:val="clear" w:color="auto" w:fill="1D293D"/>
+            <w:tcW w:type="dxa" w:w="5669"/>
+            <w:shd w:fill="1D293D"/>
           </w:tcPr>
           <w:p>
-            <w:pPr>
-              <w:jc w:val="center"/>
-            </w:pPr>
             <w:r>
               <w:rPr>
+                <w:rFonts w:ascii="Calibri" w:hAnsi="Calibri"/>
                 <w:b/>
+                <w:i w:val="0"/>
                 <w:color w:val="FFFFFF"/>
                 <w:sz w:val="18"/>
               </w:rPr>
@@ -781,12 +1375,16 @@
       <w:tr>
         <w:tc>
           <w:tcPr>
-            <w:tcW w:type="dxa" w:w="5102"/>
-            <w:shd w:val="clear" w:color="auto" w:fill="EEF2F7"/>
+            <w:tcW w:type="dxa" w:w="4082"/>
+            <w:shd w:fill="F2F6FB"/>
           </w:tcPr>
           <w:p>
             <w:r>
               <w:rPr>
+                <w:rFonts w:ascii="Calibri" w:hAnsi="Calibri"/>
+                <w:b w:val="0"/>
+                <w:i w:val="0"/>
+                <w:color w:val="333333"/>
                 <w:sz w:val="18"/>
               </w:rPr>
               <w:t>Total equipos en inventario</w:t>
@@ -795,12 +1393,16 @@
         </w:tc>
         <w:tc>
           <w:tcPr>
-            <w:tcW w:type="dxa" w:w="3969"/>
-            <w:shd w:val="clear" w:color="auto" w:fill="EEF2F7"/>
+            <w:tcW w:type="dxa" w:w="5669"/>
+            <w:shd w:fill="F2F6FB"/>
           </w:tcPr>
           <w:p>
             <w:r>
               <w:rPr>
+                <w:rFonts w:ascii="Calibri" w:hAnsi="Calibri"/>
+                <w:b w:val="0"/>
+                <w:i w:val="0"/>
+                <w:color w:val="333333"/>
                 <w:sz w:val="18"/>
               </w:rPr>
               <w:t>9.765</w:t>
@@ -811,12 +1413,16 @@
       <w:tr>
         <w:tc>
           <w:tcPr>
-            <w:tcW w:type="dxa" w:w="5102"/>
-            <w:shd w:val="clear" w:color="auto" w:fill="FFFFFF"/>
+            <w:tcW w:type="dxa" w:w="4082"/>
+            <w:shd w:fill="FFFFFF"/>
           </w:tcPr>
           <w:p>
             <w:r>
               <w:rPr>
+                <w:rFonts w:ascii="Calibri" w:hAnsi="Calibri"/>
+                <w:b w:val="0"/>
+                <w:i w:val="0"/>
+                <w:color w:val="333333"/>
                 <w:sz w:val="18"/>
               </w:rPr>
               <w:t>Equipos en estado Activo</w:t>
@@ -825,12 +1431,16 @@
         </w:tc>
         <w:tc>
           <w:tcPr>
-            <w:tcW w:type="dxa" w:w="3969"/>
-            <w:shd w:val="clear" w:color="auto" w:fill="FFFFFF"/>
+            <w:tcW w:type="dxa" w:w="5669"/>
+            <w:shd w:fill="FFFFFF"/>
           </w:tcPr>
           <w:p>
             <w:r>
               <w:rPr>
+                <w:rFonts w:ascii="Calibri" w:hAnsi="Calibri"/>
+                <w:b w:val="0"/>
+                <w:i w:val="0"/>
+                <w:color w:val="333333"/>
                 <w:sz w:val="18"/>
               </w:rPr>
               <w:t>9.762</w:t>
@@ -841,12 +1451,16 @@
       <w:tr>
         <w:tc>
           <w:tcPr>
-            <w:tcW w:type="dxa" w:w="5102"/>
-            <w:shd w:val="clear" w:color="auto" w:fill="EEF2F7"/>
+            <w:tcW w:type="dxa" w:w="4082"/>
+            <w:shd w:fill="F2F6FB"/>
           </w:tcPr>
           <w:p>
             <w:r>
               <w:rPr>
+                <w:rFonts w:ascii="Calibri" w:hAnsi="Calibri"/>
+                <w:b w:val="0"/>
+                <w:i w:val="0"/>
+                <w:color w:val="333333"/>
                 <w:sz w:val="18"/>
               </w:rPr>
               <w:t>Equipos con otros estados</w:t>
@@ -855,12 +1469,16 @@
         </w:tc>
         <w:tc>
           <w:tcPr>
-            <w:tcW w:type="dxa" w:w="3969"/>
-            <w:shd w:val="clear" w:color="auto" w:fill="EEF2F7"/>
+            <w:tcW w:type="dxa" w:w="5669"/>
+            <w:shd w:fill="F2F6FB"/>
           </w:tcPr>
           <w:p>
             <w:r>
               <w:rPr>
+                <w:rFonts w:ascii="Calibri" w:hAnsi="Calibri"/>
+                <w:b w:val="0"/>
+                <w:i w:val="0"/>
+                <w:color w:val="333333"/>
                 <w:sz w:val="18"/>
               </w:rPr>
               <w:t>3</w:t>
@@ -871,12 +1489,16 @@
       <w:tr>
         <w:tc>
           <w:tcPr>
-            <w:tcW w:type="dxa" w:w="5102"/>
-            <w:shd w:val="clear" w:color="auto" w:fill="FFFFFF"/>
+            <w:tcW w:type="dxa" w:w="4082"/>
+            <w:shd w:fill="FFFFFF"/>
           </w:tcPr>
           <w:p>
             <w:r>
               <w:rPr>
+                <w:rFonts w:ascii="Calibri" w:hAnsi="Calibri"/>
+                <w:b w:val="0"/>
+                <w:i w:val="0"/>
+                <w:color w:val="333333"/>
                 <w:sz w:val="18"/>
               </w:rPr>
               <w:t>Estados disponibles en catálogo</w:t>
@@ -885,12 +1507,16 @@
         </w:tc>
         <w:tc>
           <w:tcPr>
-            <w:tcW w:type="dxa" w:w="3969"/>
-            <w:shd w:val="clear" w:color="auto" w:fill="FFFFFF"/>
+            <w:tcW w:type="dxa" w:w="5669"/>
+            <w:shd w:fill="FFFFFF"/>
           </w:tcPr>
           <w:p>
             <w:r>
               <w:rPr>
+                <w:rFonts w:ascii="Calibri" w:hAnsi="Calibri"/>
+                <w:b w:val="0"/>
+                <w:i w:val="0"/>
+                <w:color w:val="333333"/>
                 <w:sz w:val="18"/>
               </w:rPr>
               <w:t>16 (Activo, Baja, Préstamo, En reparación, etc.)</w:t>
@@ -902,13 +1528,17 @@
     <w:p/>
     <w:p>
       <w:pPr>
-        <w:pStyle w:val="Heading2"/>
+        <w:spacing w:after="80"/>
       </w:pPr>
       <w:r>
         <w:rPr>
-          <w:color w:val="1D293D"/>
+          <w:rFonts w:ascii="Calibri" w:hAnsi="Calibri"/>
+          <w:b w:val="0"/>
+          <w:i w:val="0"/>
+          <w:color w:val="333333"/>
+          <w:sz w:val="20"/>
         </w:rPr>
-        <w:t>Top 10 Servicios con más Equipos Biomédicos</w:t>
+        <w:t>Top 10 servicios con más equipos biomédicos: este análisis permite visualizar qué áreas concentran la mayor carga de activos y, por tanto, requieren mayor prioridad de soporte técnico y planificación de mantenimiento.</w:t>
       </w:r>
     </w:p>
     <w:tbl>
@@ -919,23 +1549,22 @@
         <w:tblLook w:firstColumn="1" w:firstRow="1" w:lastColumn="0" w:lastRow="0" w:noHBand="0" w:noVBand="1" w:val="04A0"/>
       </w:tblPr>
       <w:tblGrid>
-        <w:gridCol w:w="2880"/>
-        <w:gridCol w:w="2880"/>
-        <w:gridCol w:w="2880"/>
+        <w:gridCol w:w="3041"/>
+        <w:gridCol w:w="3041"/>
+        <w:gridCol w:w="3041"/>
       </w:tblGrid>
       <w:tr>
         <w:tc>
           <w:tcPr>
-            <w:tcW w:type="dxa" w:w="1134"/>
-            <w:shd w:val="clear" w:color="auto" w:fill="1D293D"/>
+            <w:tcW w:type="dxa" w:w="680"/>
+            <w:shd w:fill="1D293D"/>
           </w:tcPr>
           <w:p>
-            <w:pPr>
-              <w:jc w:val="center"/>
-            </w:pPr>
             <w:r>
               <w:rPr>
+                <w:rFonts w:ascii="Calibri" w:hAnsi="Calibri"/>
                 <w:b/>
+                <w:i w:val="0"/>
                 <w:color w:val="FFFFFF"/>
                 <w:sz w:val="18"/>
               </w:rPr>
@@ -945,16 +1574,15 @@
         </w:tc>
         <w:tc>
           <w:tcPr>
-            <w:tcW w:type="dxa" w:w="5102"/>
-            <w:shd w:val="clear" w:color="auto" w:fill="1D293D"/>
+            <w:tcW w:type="dxa" w:w="5443"/>
+            <w:shd w:fill="1D293D"/>
           </w:tcPr>
           <w:p>
-            <w:pPr>
-              <w:jc w:val="center"/>
-            </w:pPr>
             <w:r>
               <w:rPr>
+                <w:rFonts w:ascii="Calibri" w:hAnsi="Calibri"/>
                 <w:b/>
+                <w:i w:val="0"/>
                 <w:color w:val="FFFFFF"/>
                 <w:sz w:val="18"/>
               </w:rPr>
@@ -964,16 +1592,15 @@
         </w:tc>
         <w:tc>
           <w:tcPr>
-            <w:tcW w:type="dxa" w:w="2835"/>
-            <w:shd w:val="clear" w:color="auto" w:fill="1D293D"/>
+            <w:tcW w:type="dxa" w:w="1417"/>
+            <w:shd w:fill="1D293D"/>
           </w:tcPr>
           <w:p>
-            <w:pPr>
-              <w:jc w:val="center"/>
-            </w:pPr>
             <w:r>
               <w:rPr>
+                <w:rFonts w:ascii="Calibri" w:hAnsi="Calibri"/>
                 <w:b/>
+                <w:i w:val="0"/>
                 <w:color w:val="FFFFFF"/>
                 <w:sz w:val="18"/>
               </w:rPr>
@@ -985,12 +1612,16 @@
       <w:tr>
         <w:tc>
           <w:tcPr>
-            <w:tcW w:type="dxa" w:w="1134"/>
-            <w:shd w:val="clear" w:color="auto" w:fill="EEF2F7"/>
+            <w:tcW w:type="dxa" w:w="680"/>
+            <w:shd w:fill="F2F6FB"/>
           </w:tcPr>
           <w:p>
             <w:r>
               <w:rPr>
+                <w:rFonts w:ascii="Calibri" w:hAnsi="Calibri"/>
+                <w:b w:val="0"/>
+                <w:i w:val="0"/>
+                <w:color w:val="333333"/>
                 <w:sz w:val="18"/>
               </w:rPr>
               <w:t>1</w:t>
@@ -999,12 +1630,16 @@
         </w:tc>
         <w:tc>
           <w:tcPr>
-            <w:tcW w:type="dxa" w:w="5102"/>
-            <w:shd w:val="clear" w:color="auto" w:fill="EEF2F7"/>
+            <w:tcW w:type="dxa" w:w="5443"/>
+            <w:shd w:fill="F2F6FB"/>
           </w:tcPr>
           <w:p>
             <w:r>
               <w:rPr>
+                <w:rFonts w:ascii="Calibri" w:hAnsi="Calibri"/>
+                <w:b w:val="0"/>
+                <w:i w:val="0"/>
+                <w:color w:val="333333"/>
                 <w:sz w:val="18"/>
               </w:rPr>
               <w:t>URGENCIAS</w:t>
@@ -1013,12 +1648,16 @@
         </w:tc>
         <w:tc>
           <w:tcPr>
-            <w:tcW w:type="dxa" w:w="2835"/>
-            <w:shd w:val="clear" w:color="auto" w:fill="EEF2F7"/>
+            <w:tcW w:type="dxa" w:w="1417"/>
+            <w:shd w:fill="F2F6FB"/>
           </w:tcPr>
           <w:p>
             <w:r>
               <w:rPr>
+                <w:rFonts w:ascii="Calibri" w:hAnsi="Calibri"/>
+                <w:b w:val="0"/>
+                <w:i w:val="0"/>
+                <w:color w:val="333333"/>
                 <w:sz w:val="18"/>
               </w:rPr>
               <w:t>689</w:t>
@@ -1029,12 +1668,16 @@
       <w:tr>
         <w:tc>
           <w:tcPr>
-            <w:tcW w:type="dxa" w:w="1134"/>
-            <w:shd w:val="clear" w:color="auto" w:fill="FFFFFF"/>
+            <w:tcW w:type="dxa" w:w="680"/>
+            <w:shd w:fill="FFFFFF"/>
           </w:tcPr>
           <w:p>
             <w:r>
               <w:rPr>
+                <w:rFonts w:ascii="Calibri" w:hAnsi="Calibri"/>
+                <w:b w:val="0"/>
+                <w:i w:val="0"/>
+                <w:color w:val="333333"/>
                 <w:sz w:val="18"/>
               </w:rPr>
               <w:t>2</w:t>
@@ -1043,12 +1686,16 @@
         </w:tc>
         <w:tc>
           <w:tcPr>
-            <w:tcW w:type="dxa" w:w="5102"/>
-            <w:shd w:val="clear" w:color="auto" w:fill="FFFFFF"/>
+            <w:tcW w:type="dxa" w:w="5443"/>
+            <w:shd w:fill="FFFFFF"/>
           </w:tcPr>
           <w:p>
             <w:r>
               <w:rPr>
+                <w:rFonts w:ascii="Calibri" w:hAnsi="Calibri"/>
+                <w:b w:val="0"/>
+                <w:i w:val="0"/>
+                <w:color w:val="333333"/>
                 <w:sz w:val="18"/>
               </w:rPr>
               <w:t>QUIRÓFANO CENTRAL</w:t>
@@ -1057,12 +1704,16 @@
         </w:tc>
         <w:tc>
           <w:tcPr>
-            <w:tcW w:type="dxa" w:w="2835"/>
-            <w:shd w:val="clear" w:color="auto" w:fill="FFFFFF"/>
+            <w:tcW w:type="dxa" w:w="1417"/>
+            <w:shd w:fill="FFFFFF"/>
           </w:tcPr>
           <w:p>
             <w:r>
               <w:rPr>
+                <w:rFonts w:ascii="Calibri" w:hAnsi="Calibri"/>
+                <w:b w:val="0"/>
+                <w:i w:val="0"/>
+                <w:color w:val="333333"/>
                 <w:sz w:val="18"/>
               </w:rPr>
               <w:t>412</w:t>
@@ -1073,12 +1724,16 @@
       <w:tr>
         <w:tc>
           <w:tcPr>
-            <w:tcW w:type="dxa" w:w="1134"/>
-            <w:shd w:val="clear" w:color="auto" w:fill="EEF2F7"/>
+            <w:tcW w:type="dxa" w:w="680"/>
+            <w:shd w:fill="F2F6FB"/>
           </w:tcPr>
           <w:p>
             <w:r>
               <w:rPr>
+                <w:rFonts w:ascii="Calibri" w:hAnsi="Calibri"/>
+                <w:b w:val="0"/>
+                <w:i w:val="0"/>
+                <w:color w:val="333333"/>
                 <w:sz w:val="18"/>
               </w:rPr>
               <w:t>3</w:t>
@@ -1087,12 +1742,16 @@
         </w:tc>
         <w:tc>
           <w:tcPr>
-            <w:tcW w:type="dxa" w:w="5102"/>
-            <w:shd w:val="clear" w:color="auto" w:fill="EEF2F7"/>
+            <w:tcW w:type="dxa" w:w="5443"/>
+            <w:shd w:fill="F2F6FB"/>
           </w:tcPr>
           <w:p>
             <w:r>
               <w:rPr>
+                <w:rFonts w:ascii="Calibri" w:hAnsi="Calibri"/>
+                <w:b w:val="0"/>
+                <w:i w:val="0"/>
+                <w:color w:val="333333"/>
                 <w:sz w:val="18"/>
               </w:rPr>
               <w:t>TALLER BIOMÉDICO NORTE</w:t>
@@ -1101,12 +1760,16 @@
         </w:tc>
         <w:tc>
           <w:tcPr>
-            <w:tcW w:type="dxa" w:w="2835"/>
-            <w:shd w:val="clear" w:color="auto" w:fill="EEF2F7"/>
+            <w:tcW w:type="dxa" w:w="1417"/>
+            <w:shd w:fill="F2F6FB"/>
           </w:tcPr>
           <w:p>
             <w:r>
               <w:rPr>
+                <w:rFonts w:ascii="Calibri" w:hAnsi="Calibri"/>
+                <w:b w:val="0"/>
+                <w:i w:val="0"/>
+                <w:color w:val="333333"/>
                 <w:sz w:val="18"/>
               </w:rPr>
               <w:t>398</w:t>
@@ -1117,12 +1780,16 @@
       <w:tr>
         <w:tc>
           <w:tcPr>
-            <w:tcW w:type="dxa" w:w="1134"/>
-            <w:shd w:val="clear" w:color="auto" w:fill="FFFFFF"/>
+            <w:tcW w:type="dxa" w:w="680"/>
+            <w:shd w:fill="FFFFFF"/>
           </w:tcPr>
           <w:p>
             <w:r>
               <w:rPr>
+                <w:rFonts w:ascii="Calibri" w:hAnsi="Calibri"/>
+                <w:b w:val="0"/>
+                <w:i w:val="0"/>
+                <w:color w:val="333333"/>
                 <w:sz w:val="18"/>
               </w:rPr>
               <w:t>4</w:t>
@@ -1131,12 +1798,16 @@
         </w:tc>
         <w:tc>
           <w:tcPr>
-            <w:tcW w:type="dxa" w:w="5102"/>
-            <w:shd w:val="clear" w:color="auto" w:fill="FFFFFF"/>
+            <w:tcW w:type="dxa" w:w="5443"/>
+            <w:shd w:fill="FFFFFF"/>
           </w:tcPr>
           <w:p>
             <w:r>
               <w:rPr>
+                <w:rFonts w:ascii="Calibri" w:hAnsi="Calibri"/>
+                <w:b w:val="0"/>
+                <w:i w:val="0"/>
+                <w:color w:val="333333"/>
                 <w:sz w:val="18"/>
               </w:rPr>
               <w:t>HOSPITALIZACIÓN CIRUGÍA</w:t>
@@ -1145,12 +1816,16 @@
         </w:tc>
         <w:tc>
           <w:tcPr>
-            <w:tcW w:type="dxa" w:w="2835"/>
-            <w:shd w:val="clear" w:color="auto" w:fill="FFFFFF"/>
+            <w:tcW w:type="dxa" w:w="1417"/>
+            <w:shd w:fill="FFFFFF"/>
           </w:tcPr>
           <w:p>
             <w:r>
               <w:rPr>
+                <w:rFonts w:ascii="Calibri" w:hAnsi="Calibri"/>
+                <w:b w:val="0"/>
+                <w:i w:val="0"/>
+                <w:color w:val="333333"/>
                 <w:sz w:val="18"/>
               </w:rPr>
               <w:t>357</w:t>
@@ -1161,12 +1836,16 @@
       <w:tr>
         <w:tc>
           <w:tcPr>
-            <w:tcW w:type="dxa" w:w="1134"/>
-            <w:shd w:val="clear" w:color="auto" w:fill="EEF2F7"/>
+            <w:tcW w:type="dxa" w:w="680"/>
+            <w:shd w:fill="F2F6FB"/>
           </w:tcPr>
           <w:p>
             <w:r>
               <w:rPr>
+                <w:rFonts w:ascii="Calibri" w:hAnsi="Calibri"/>
+                <w:b w:val="0"/>
+                <w:i w:val="0"/>
+                <w:color w:val="333333"/>
                 <w:sz w:val="18"/>
               </w:rPr>
               <w:t>5</w:t>
@@ -1175,12 +1854,16 @@
         </w:tc>
         <w:tc>
           <w:tcPr>
-            <w:tcW w:type="dxa" w:w="5102"/>
-            <w:shd w:val="clear" w:color="auto" w:fill="EEF2F7"/>
+            <w:tcW w:type="dxa" w:w="5443"/>
+            <w:shd w:fill="F2F6FB"/>
           </w:tcPr>
           <w:p>
             <w:r>
               <w:rPr>
+                <w:rFonts w:ascii="Calibri" w:hAnsi="Calibri"/>
+                <w:b w:val="0"/>
+                <w:i w:val="0"/>
+                <w:color w:val="333333"/>
                 <w:sz w:val="18"/>
               </w:rPr>
               <w:t>LABORATORIO</w:t>
@@ -1189,12 +1872,16 @@
         </w:tc>
         <w:tc>
           <w:tcPr>
-            <w:tcW w:type="dxa" w:w="2835"/>
-            <w:shd w:val="clear" w:color="auto" w:fill="EEF2F7"/>
+            <w:tcW w:type="dxa" w:w="1417"/>
+            <w:shd w:fill="F2F6FB"/>
           </w:tcPr>
           <w:p>
             <w:r>
               <w:rPr>
+                <w:rFonts w:ascii="Calibri" w:hAnsi="Calibri"/>
+                <w:b w:val="0"/>
+                <w:i w:val="0"/>
+                <w:color w:val="333333"/>
                 <w:sz w:val="18"/>
               </w:rPr>
               <w:t>336</w:t>
@@ -1205,12 +1892,16 @@
       <w:tr>
         <w:tc>
           <w:tcPr>
-            <w:tcW w:type="dxa" w:w="1134"/>
-            <w:shd w:val="clear" w:color="auto" w:fill="FFFFFF"/>
+            <w:tcW w:type="dxa" w:w="680"/>
+            <w:shd w:fill="FFFFFF"/>
           </w:tcPr>
           <w:p>
             <w:r>
               <w:rPr>
+                <w:rFonts w:ascii="Calibri" w:hAnsi="Calibri"/>
+                <w:b w:val="0"/>
+                <w:i w:val="0"/>
+                <w:color w:val="333333"/>
                 <w:sz w:val="18"/>
               </w:rPr>
               <w:t>6</w:t>
@@ -1219,29 +1910,37 @@
         </w:tc>
         <w:tc>
           <w:tcPr>
-            <w:tcW w:type="dxa" w:w="5102"/>
-            <w:shd w:val="clear" w:color="auto" w:fill="FFFFFF"/>
+            <w:tcW w:type="dxa" w:w="5443"/>
+            <w:shd w:fill="FFFFFF"/>
           </w:tcPr>
           <w:p>
             <w:r>
               <w:rPr>
+                <w:rFonts w:ascii="Calibri" w:hAnsi="Calibri"/>
+                <w:b w:val="0"/>
+                <w:i w:val="0"/>
+                <w:color w:val="333333"/>
                 <w:sz w:val="18"/>
               </w:rPr>
-              <w:t>UNIDAD DE TERAPIA INTENSIVA</w:t>
+              <w:t>UCI ADULTOS</w:t>
             </w:r>
           </w:p>
         </w:tc>
         <w:tc>
           <w:tcPr>
-            <w:tcW w:type="dxa" w:w="2835"/>
-            <w:shd w:val="clear" w:color="auto" w:fill="FFFFFF"/>
+            <w:tcW w:type="dxa" w:w="1417"/>
+            <w:shd w:fill="FFFFFF"/>
           </w:tcPr>
           <w:p>
             <w:r>
               <w:rPr>
+                <w:rFonts w:ascii="Calibri" w:hAnsi="Calibri"/>
+                <w:b w:val="0"/>
+                <w:i w:val="0"/>
+                <w:color w:val="333333"/>
                 <w:sz w:val="18"/>
               </w:rPr>
-              <w:t>272</w:t>
+              <w:t>321</w:t>
             </w:r>
           </w:p>
         </w:tc>
@@ -1249,12 +1948,16 @@
       <w:tr>
         <w:tc>
           <w:tcPr>
-            <w:tcW w:type="dxa" w:w="1134"/>
-            <w:shd w:val="clear" w:color="auto" w:fill="EEF2F7"/>
+            <w:tcW w:type="dxa" w:w="680"/>
+            <w:shd w:fill="F2F6FB"/>
           </w:tcPr>
           <w:p>
             <w:r>
               <w:rPr>
+                <w:rFonts w:ascii="Calibri" w:hAnsi="Calibri"/>
+                <w:b w:val="0"/>
+                <w:i w:val="0"/>
+                <w:color w:val="333333"/>
                 <w:sz w:val="18"/>
               </w:rPr>
               <w:t>7</w:t>
@@ -1263,26 +1966,90 @@
         </w:tc>
         <w:tc>
           <w:tcPr>
-            <w:tcW w:type="dxa" w:w="5102"/>
-            <w:shd w:val="clear" w:color="auto" w:fill="EEF2F7"/>
+            <w:tcW w:type="dxa" w:w="5443"/>
+            <w:shd w:fill="F2F6FB"/>
           </w:tcPr>
           <w:p>
             <w:r>
               <w:rPr>
+                <w:rFonts w:ascii="Calibri" w:hAnsi="Calibri"/>
+                <w:b w:val="0"/>
+                <w:i w:val="0"/>
+                <w:color w:val="333333"/>
                 <w:sz w:val="18"/>
               </w:rPr>
-              <w:t>BANCO DE SANGRE</w:t>
+              <w:t>UCI PEDIÁTRICA</w:t>
             </w:r>
           </w:p>
         </w:tc>
         <w:tc>
           <w:tcPr>
-            <w:tcW w:type="dxa" w:w="2835"/>
-            <w:shd w:val="clear" w:color="auto" w:fill="EEF2F7"/>
+            <w:tcW w:type="dxa" w:w="1417"/>
+            <w:shd w:fill="F2F6FB"/>
           </w:tcPr>
           <w:p>
             <w:r>
               <w:rPr>
+                <w:rFonts w:ascii="Calibri" w:hAnsi="Calibri"/>
+                <w:b w:val="0"/>
+                <w:i w:val="0"/>
+                <w:color w:val="333333"/>
+                <w:sz w:val="18"/>
+              </w:rPr>
+              <w:t>287</w:t>
+            </w:r>
+          </w:p>
+        </w:tc>
+      </w:tr>
+      <w:tr>
+        <w:tc>
+          <w:tcPr>
+            <w:tcW w:type="dxa" w:w="680"/>
+            <w:shd w:fill="FFFFFF"/>
+          </w:tcPr>
+          <w:p>
+            <w:r>
+              <w:rPr>
+                <w:rFonts w:ascii="Calibri" w:hAnsi="Calibri"/>
+                <w:b w:val="0"/>
+                <w:i w:val="0"/>
+                <w:color w:val="333333"/>
+                <w:sz w:val="18"/>
+              </w:rPr>
+              <w:t>8</w:t>
+            </w:r>
+          </w:p>
+        </w:tc>
+        <w:tc>
+          <w:tcPr>
+            <w:tcW w:type="dxa" w:w="5443"/>
+            <w:shd w:fill="FFFFFF"/>
+          </w:tcPr>
+          <w:p>
+            <w:r>
+              <w:rPr>
+                <w:rFonts w:ascii="Calibri" w:hAnsi="Calibri"/>
+                <w:b w:val="0"/>
+                <w:i w:val="0"/>
+                <w:color w:val="333333"/>
+                <w:sz w:val="18"/>
+              </w:rPr>
+              <w:t>IMAGENOLOGÍA</w:t>
+            </w:r>
+          </w:p>
+        </w:tc>
+        <w:tc>
+          <w:tcPr>
+            <w:tcW w:type="dxa" w:w="1417"/>
+            <w:shd w:fill="FFFFFF"/>
+          </w:tcPr>
+          <w:p>
+            <w:r>
+              <w:rPr>
+                <w:rFonts w:ascii="Calibri" w:hAnsi="Calibri"/>
+                <w:b w:val="0"/>
+                <w:i w:val="0"/>
+                <w:color w:val="333333"/>
                 <w:sz w:val="18"/>
               </w:rPr>
               <w:t>269</w:t>
@@ -1293,56 +2060,16 @@
       <w:tr>
         <w:tc>
           <w:tcPr>
-            <w:tcW w:type="dxa" w:w="1134"/>
-            <w:shd w:val="clear" w:color="auto" w:fill="FFFFFF"/>
+            <w:tcW w:type="dxa" w:w="680"/>
+            <w:shd w:fill="F2F6FB"/>
           </w:tcPr>
           <w:p>
             <w:r>
               <w:rPr>
-                <w:sz w:val="18"/>
-              </w:rPr>
-              <w:t>8</w:t>
-            </w:r>
-          </w:p>
-        </w:tc>
-        <w:tc>
-          <w:tcPr>
-            <w:tcW w:type="dxa" w:w="5102"/>
-            <w:shd w:val="clear" w:color="auto" w:fill="FFFFFF"/>
-          </w:tcPr>
-          <w:p>
-            <w:r>
-              <w:rPr>
-                <w:sz w:val="18"/>
-              </w:rPr>
-              <w:t>CIRENA</w:t>
-            </w:r>
-          </w:p>
-        </w:tc>
-        <w:tc>
-          <w:tcPr>
-            <w:tcW w:type="dxa" w:w="2835"/>
-            <w:shd w:val="clear" w:color="auto" w:fill="FFFFFF"/>
-          </w:tcPr>
-          <w:p>
-            <w:r>
-              <w:rPr>
-                <w:sz w:val="18"/>
-              </w:rPr>
-              <w:t>222</w:t>
-            </w:r>
-          </w:p>
-        </w:tc>
-      </w:tr>
-      <w:tr>
-        <w:tc>
-          <w:tcPr>
-            <w:tcW w:type="dxa" w:w="1134"/>
-            <w:shd w:val="clear" w:color="auto" w:fill="EEF2F7"/>
-          </w:tcPr>
-          <w:p>
-            <w:r>
-              <w:rPr>
+                <w:rFonts w:ascii="Calibri" w:hAnsi="Calibri"/>
+                <w:b w:val="0"/>
+                <w:i w:val="0"/>
+                <w:color w:val="333333"/>
                 <w:sz w:val="18"/>
               </w:rPr>
               <w:t>9</w:t>
@@ -1351,29 +2078,37 @@
         </w:tc>
         <w:tc>
           <w:tcPr>
-            <w:tcW w:type="dxa" w:w="5102"/>
-            <w:shd w:val="clear" w:color="auto" w:fill="EEF2F7"/>
+            <w:tcW w:type="dxa" w:w="5443"/>
+            <w:shd w:fill="F2F6FB"/>
           </w:tcPr>
           <w:p>
             <w:r>
               <w:rPr>
+                <w:rFonts w:ascii="Calibri" w:hAnsi="Calibri"/>
+                <w:b w:val="0"/>
+                <w:i w:val="0"/>
+                <w:color w:val="333333"/>
                 <w:sz w:val="18"/>
               </w:rPr>
-              <w:t>PARTOS</w:t>
+              <w:t>HOSPITALIZACIÓN MEDICINA INTERNA</w:t>
             </w:r>
           </w:p>
         </w:tc>
         <w:tc>
           <w:tcPr>
-            <w:tcW w:type="dxa" w:w="2835"/>
-            <w:shd w:val="clear" w:color="auto" w:fill="EEF2F7"/>
+            <w:tcW w:type="dxa" w:w="1417"/>
+            <w:shd w:fill="F2F6FB"/>
           </w:tcPr>
           <w:p>
             <w:r>
               <w:rPr>
+                <w:rFonts w:ascii="Calibri" w:hAnsi="Calibri"/>
+                <w:b w:val="0"/>
+                <w:i w:val="0"/>
+                <w:color w:val="333333"/>
                 <w:sz w:val="18"/>
               </w:rPr>
-              <w:t>206</w:t>
+              <w:t>254</w:t>
             </w:r>
           </w:p>
         </w:tc>
@@ -1381,12 +2116,16 @@
       <w:tr>
         <w:tc>
           <w:tcPr>
-            <w:tcW w:type="dxa" w:w="1134"/>
-            <w:shd w:val="clear" w:color="auto" w:fill="FFFFFF"/>
+            <w:tcW w:type="dxa" w:w="680"/>
+            <w:shd w:fill="FFFFFF"/>
           </w:tcPr>
           <w:p>
             <w:r>
               <w:rPr>
+                <w:rFonts w:ascii="Calibri" w:hAnsi="Calibri"/>
+                <w:b w:val="0"/>
+                <w:i w:val="0"/>
+                <w:color w:val="333333"/>
                 <w:sz w:val="18"/>
               </w:rPr>
               <w:t>10</w:t>
@@ -1395,29 +2134,37 @@
         </w:tc>
         <w:tc>
           <w:tcPr>
-            <w:tcW w:type="dxa" w:w="5102"/>
-            <w:shd w:val="clear" w:color="auto" w:fill="FFFFFF"/>
+            <w:tcW w:type="dxa" w:w="5443"/>
+            <w:shd w:fill="FFFFFF"/>
           </w:tcPr>
           <w:p>
             <w:r>
               <w:rPr>
+                <w:rFonts w:ascii="Calibri" w:hAnsi="Calibri"/>
+                <w:b w:val="0"/>
+                <w:i w:val="0"/>
+                <w:color w:val="333333"/>
                 <w:sz w:val="18"/>
               </w:rPr>
-              <w:t>UCIN</w:t>
+              <w:t>NEONATOS</w:t>
             </w:r>
           </w:p>
         </w:tc>
         <w:tc>
           <w:tcPr>
-            <w:tcW w:type="dxa" w:w="2835"/>
-            <w:shd w:val="clear" w:color="auto" w:fill="FFFFFF"/>
+            <w:tcW w:type="dxa" w:w="1417"/>
+            <w:shd w:fill="FFFFFF"/>
           </w:tcPr>
           <w:p>
             <w:r>
               <w:rPr>
+                <w:rFonts w:ascii="Calibri" w:hAnsi="Calibri"/>
+                <w:b w:val="0"/>
+                <w:i w:val="0"/>
+                <w:color w:val="333333"/>
                 <w:sz w:val="18"/>
               </w:rPr>
-              <w:t>191</w:t>
+              <w:t>238</w:t>
             </w:r>
           </w:p>
         </w:tc>
@@ -1426,13 +2173,47 @@
     <w:p/>
     <w:p>
       <w:pPr>
-        <w:pStyle w:val="Heading1"/>
+        <w:spacing w:before="160" w:after="80"/>
       </w:pPr>
       <w:r>
         <w:rPr>
-          <w:color w:val="1D6FBF"/>
+          <w:rFonts w:ascii="Calibri" w:hAnsi="Calibri"/>
+          <w:b/>
+          <w:i w:val="0"/>
+          <w:color w:val="1F6FB8"/>
+          <w:sz w:val="24"/>
         </w:rPr>
-        <w:t>3. Mantenimiento Correctivo</w:t>
+        <w:t>5. Mantenimiento correctivo</w:t>
+      </w:r>
+    </w:p>
+    <w:p>
+      <w:pPr>
+        <w:spacing w:after="80"/>
+      </w:pPr>
+      <w:r>
+        <w:rPr>
+          <w:rFonts w:ascii="Calibri" w:hAnsi="Calibri"/>
+          <w:b w:val="0"/>
+          <w:i w:val="0"/>
+          <w:color w:val="333333"/>
+          <w:sz w:val="20"/>
+        </w:rPr>
+        <w:t>Los correctivos representan la respuesta operativa a fallas reportadas por los usuarios o detectadas durante inspecciones. Su volumen sirve como termómetro de incidentes, desgaste de equipos y demanda de atención técnica.</w:t>
+      </w:r>
+    </w:p>
+    <w:p>
+      <w:pPr>
+        <w:spacing w:after="80"/>
+      </w:pPr>
+      <w:r>
+        <w:rPr>
+          <w:rFonts w:ascii="Calibri" w:hAnsi="Calibri"/>
+          <w:b w:val="0"/>
+          <w:i w:val="0"/>
+          <w:color w:val="333333"/>
+          <w:sz w:val="20"/>
+        </w:rPr>
+        <w:t>Un número elevado de correctivos no necesariamente indica un problema del sistema; también puede reflejar mayor cobertura de uso, más capacidad de registro y una cultura institucional de reporte oportuno. Lo importante es que cada caso quede documentado con diagnóstico, solución y cierre.</w:t>
       </w:r>
     </w:p>
     <w:tbl>
@@ -1443,23 +2224,22 @@
         <w:tblLook w:firstColumn="1" w:firstRow="1" w:lastColumn="0" w:lastRow="0" w:noHBand="0" w:noVBand="1" w:val="04A0"/>
       </w:tblPr>
       <w:tblGrid>
-        <w:gridCol w:w="2880"/>
-        <w:gridCol w:w="2880"/>
-        <w:gridCol w:w="2880"/>
+        <w:gridCol w:w="3041"/>
+        <w:gridCol w:w="3041"/>
+        <w:gridCol w:w="3041"/>
       </w:tblGrid>
       <w:tr>
         <w:tc>
           <w:tcPr>
-            <w:tcW w:type="dxa" w:w="4535"/>
-            <w:shd w:val="clear" w:color="auto" w:fill="1D293D"/>
+            <w:tcW w:type="dxa" w:w="3685"/>
+            <w:shd w:fill="1D293D"/>
           </w:tcPr>
           <w:p>
-            <w:pPr>
-              <w:jc w:val="center"/>
-            </w:pPr>
             <w:r>
               <w:rPr>
+                <w:rFonts w:ascii="Calibri" w:hAnsi="Calibri"/>
                 <w:b/>
+                <w:i w:val="0"/>
                 <w:color w:val="FFFFFF"/>
                 <w:sz w:val="18"/>
               </w:rPr>
@@ -1469,16 +2249,15 @@
         </w:tc>
         <w:tc>
           <w:tcPr>
-            <w:tcW w:type="dxa" w:w="2835"/>
-            <w:shd w:val="clear" w:color="auto" w:fill="1D293D"/>
+            <w:tcW w:type="dxa" w:w="3118"/>
+            <w:shd w:fill="1D293D"/>
           </w:tcPr>
           <w:p>
-            <w:pPr>
-              <w:jc w:val="center"/>
-            </w:pPr>
             <w:r>
               <w:rPr>
+                <w:rFonts w:ascii="Calibri" w:hAnsi="Calibri"/>
                 <w:b/>
+                <w:i w:val="0"/>
                 <w:color w:val="FFFFFF"/>
                 <w:sz w:val="18"/>
               </w:rPr>
@@ -1488,16 +2267,15 @@
         </w:tc>
         <w:tc>
           <w:tcPr>
-            <w:tcW w:type="dxa" w:w="2268"/>
-            <w:shd w:val="clear" w:color="auto" w:fill="1D293D"/>
+            <w:tcW w:type="dxa" w:w="2551"/>
+            <w:shd w:fill="1D293D"/>
           </w:tcPr>
           <w:p>
-            <w:pPr>
-              <w:jc w:val="center"/>
-            </w:pPr>
             <w:r>
               <w:rPr>
+                <w:rFonts w:ascii="Calibri" w:hAnsi="Calibri"/>
                 <w:b/>
+                <w:i w:val="0"/>
                 <w:color w:val="FFFFFF"/>
                 <w:sz w:val="18"/>
               </w:rPr>
@@ -1509,12 +2287,16 @@
       <w:tr>
         <w:tc>
           <w:tcPr>
-            <w:tcW w:type="dxa" w:w="4535"/>
-            <w:shd w:val="clear" w:color="auto" w:fill="EEF2F7"/>
+            <w:tcW w:type="dxa" w:w="3685"/>
+            <w:shd w:fill="F2F6FB"/>
           </w:tcPr>
           <w:p>
             <w:r>
               <w:rPr>
+                <w:rFonts w:ascii="Calibri" w:hAnsi="Calibri"/>
+                <w:b w:val="0"/>
+                <w:i w:val="0"/>
+                <w:color w:val="333333"/>
                 <w:sz w:val="18"/>
               </w:rPr>
               <w:t>Correctivos biomédicos registrados</w:t>
@@ -1523,12 +2305,16 @@
         </w:tc>
         <w:tc>
           <w:tcPr>
-            <w:tcW w:type="dxa" w:w="2835"/>
-            <w:shd w:val="clear" w:color="auto" w:fill="EEF2F7"/>
+            <w:tcW w:type="dxa" w:w="3118"/>
+            <w:shd w:fill="F2F6FB"/>
           </w:tcPr>
           <w:p>
             <w:r>
               <w:rPr>
+                <w:rFonts w:ascii="Calibri" w:hAnsi="Calibri"/>
+                <w:b w:val="0"/>
+                <w:i w:val="0"/>
+                <w:color w:val="333333"/>
                 <w:sz w:val="18"/>
               </w:rPr>
               <w:t>correctivos_generales</w:t>
@@ -1537,12 +2323,16 @@
         </w:tc>
         <w:tc>
           <w:tcPr>
-            <w:tcW w:type="dxa" w:w="2268"/>
-            <w:shd w:val="clear" w:color="auto" w:fill="EEF2F7"/>
+            <w:tcW w:type="dxa" w:w="2551"/>
+            <w:shd w:fill="F2F6FB"/>
           </w:tcPr>
           <w:p>
             <w:r>
               <w:rPr>
+                <w:rFonts w:ascii="Calibri" w:hAnsi="Calibri"/>
+                <w:b w:val="0"/>
+                <w:i w:val="0"/>
+                <w:color w:val="333333"/>
                 <w:sz w:val="18"/>
               </w:rPr>
               <w:t>2.282</w:t>
@@ -1553,12 +2343,16 @@
       <w:tr>
         <w:tc>
           <w:tcPr>
-            <w:tcW w:type="dxa" w:w="4535"/>
-            <w:shd w:val="clear" w:color="auto" w:fill="FFFFFF"/>
+            <w:tcW w:type="dxa" w:w="3685"/>
+            <w:shd w:fill="FFFFFF"/>
           </w:tcPr>
           <w:p>
             <w:r>
               <w:rPr>
+                <w:rFonts w:ascii="Calibri" w:hAnsi="Calibri"/>
+                <w:b w:val="0"/>
+                <w:i w:val="0"/>
+                <w:color w:val="333333"/>
                 <w:sz w:val="18"/>
               </w:rPr>
               <w:t>Correctivos industriales registrados</w:t>
@@ -1567,12 +2361,16 @@
         </w:tc>
         <w:tc>
           <w:tcPr>
-            <w:tcW w:type="dxa" w:w="2835"/>
-            <w:shd w:val="clear" w:color="auto" w:fill="FFFFFF"/>
+            <w:tcW w:type="dxa" w:w="3118"/>
+            <w:shd w:fill="FFFFFF"/>
           </w:tcPr>
           <w:p>
             <w:r>
               <w:rPr>
+                <w:rFonts w:ascii="Calibri" w:hAnsi="Calibri"/>
+                <w:b w:val="0"/>
+                <w:i w:val="0"/>
+                <w:color w:val="333333"/>
                 <w:sz w:val="18"/>
               </w:rPr>
               <w:t>correctivos_generales_ind</w:t>
@@ -1581,12 +2379,16 @@
         </w:tc>
         <w:tc>
           <w:tcPr>
-            <w:tcW w:type="dxa" w:w="2268"/>
-            <w:shd w:val="clear" w:color="auto" w:fill="FFFFFF"/>
+            <w:tcW w:type="dxa" w:w="2551"/>
+            <w:shd w:fill="FFFFFF"/>
           </w:tcPr>
           <w:p>
             <w:r>
               <w:rPr>
+                <w:rFonts w:ascii="Calibri" w:hAnsi="Calibri"/>
+                <w:b w:val="0"/>
+                <w:i w:val="0"/>
+                <w:color w:val="333333"/>
                 <w:sz w:val="18"/>
               </w:rPr>
               <w:t>153</w:t>
@@ -1597,12 +2399,16 @@
       <w:tr>
         <w:tc>
           <w:tcPr>
-            <w:tcW w:type="dxa" w:w="4535"/>
-            <w:shd w:val="clear" w:color="auto" w:fill="EEF2F7"/>
+            <w:tcW w:type="dxa" w:w="3685"/>
+            <w:shd w:fill="F2F6FB"/>
           </w:tcPr>
           <w:p>
             <w:r>
               <w:rPr>
+                <w:rFonts w:ascii="Calibri" w:hAnsi="Calibri"/>
+                <w:b w:val="0"/>
+                <w:i w:val="0"/>
+                <w:color w:val="333333"/>
                 <w:sz w:val="18"/>
               </w:rPr>
               <w:t>Total correctivos en el sistema</w:t>
@@ -1611,12 +2417,16 @@
         </w:tc>
         <w:tc>
           <w:tcPr>
-            <w:tcW w:type="dxa" w:w="2835"/>
-            <w:shd w:val="clear" w:color="auto" w:fill="EEF2F7"/>
+            <w:tcW w:type="dxa" w:w="3118"/>
+            <w:shd w:fill="F2F6FB"/>
           </w:tcPr>
           <w:p>
             <w:r>
               <w:rPr>
+                <w:rFonts w:ascii="Calibri" w:hAnsi="Calibri"/>
+                <w:b w:val="0"/>
+                <w:i w:val="0"/>
+                <w:color w:val="333333"/>
                 <w:sz w:val="18"/>
               </w:rPr>
               <w:t>ambas tablas</w:t>
@@ -1625,12 +2435,16 @@
         </w:tc>
         <w:tc>
           <w:tcPr>
-            <w:tcW w:type="dxa" w:w="2268"/>
-            <w:shd w:val="clear" w:color="auto" w:fill="EEF2F7"/>
+            <w:tcW w:type="dxa" w:w="2551"/>
+            <w:shd w:fill="F2F6FB"/>
           </w:tcPr>
           <w:p>
             <w:r>
               <w:rPr>
+                <w:rFonts w:ascii="Calibri" w:hAnsi="Calibri"/>
+                <w:b w:val="0"/>
+                <w:i w:val="0"/>
+                <w:color w:val="333333"/>
                 <w:sz w:val="18"/>
               </w:rPr>
               <w:t>2.435</w:t>
@@ -1642,13 +2456,62 @@
     <w:p/>
     <w:p>
       <w:pPr>
-        <w:pStyle w:val="Heading1"/>
+        <w:spacing w:after="80"/>
       </w:pPr>
       <w:r>
         <w:rPr>
-          <w:color w:val="1D6FBF"/>
+          <w:rFonts w:ascii="Calibri" w:hAnsi="Calibri"/>
+          <w:b w:val="0"/>
+          <w:i w:val="0"/>
+          <w:color w:val="333333"/>
+          <w:sz w:val="20"/>
         </w:rPr>
-        <w:t>4. Mantenimiento Preventivo</w:t>
+        <w:t>El predominio de los correctivos biomédicos es coherente con la composición del inventario: el sistema administra más equipos clínicos que industriales y, por tanto, el flujo de incidencias también se concentra allí.</w:t>
+      </w:r>
+    </w:p>
+    <w:p>
+      <w:pPr>
+        <w:spacing w:before="160" w:after="80"/>
+      </w:pPr>
+      <w:r>
+        <w:rPr>
+          <w:rFonts w:ascii="Calibri" w:hAnsi="Calibri"/>
+          <w:b/>
+          <w:i w:val="0"/>
+          <w:color w:val="1F6FB8"/>
+          <w:sz w:val="24"/>
+        </w:rPr>
+        <w:t>6. Mantenimiento preventivo</w:t>
+      </w:r>
+    </w:p>
+    <w:p>
+      <w:pPr>
+        <w:spacing w:after="80"/>
+      </w:pPr>
+      <w:r>
+        <w:rPr>
+          <w:rFonts w:ascii="Calibri" w:hAnsi="Calibri"/>
+          <w:b w:val="0"/>
+          <w:i w:val="0"/>
+          <w:color w:val="333333"/>
+          <w:sz w:val="20"/>
+        </w:rPr>
+        <w:t>Este es el bloque histórico más voluminoso del informe. Los preventivos permiten verificar el cumplimiento del cronograma de mantenimiento, medir productividad técnica y evaluar si el hospital mantiene sus activos bajo una política preventiva consistente.</w:t>
+      </w:r>
+    </w:p>
+    <w:p>
+      <w:pPr>
+        <w:spacing w:after="80"/>
+      </w:pPr>
+      <w:r>
+        <w:rPr>
+          <w:rFonts w:ascii="Calibri" w:hAnsi="Calibri"/>
+          <w:b w:val="0"/>
+          <w:i w:val="0"/>
+          <w:color w:val="333333"/>
+          <w:sz w:val="20"/>
+        </w:rPr>
+        <w:t>Además de los registros ejecutados, el sistema conserva planes cargados por año. Esa información es fundamental para reconstruir la evolución del programa de mantenimiento y detectar períodos donde la carga operativa fue más alta.</w:t>
       </w:r>
     </w:p>
     <w:tbl>
@@ -1659,23 +2522,22 @@
         <w:tblLook w:firstColumn="1" w:firstRow="1" w:lastColumn="0" w:lastRow="0" w:noHBand="0" w:noVBand="1" w:val="04A0"/>
       </w:tblPr>
       <w:tblGrid>
-        <w:gridCol w:w="2880"/>
-        <w:gridCol w:w="2880"/>
-        <w:gridCol w:w="2880"/>
+        <w:gridCol w:w="3041"/>
+        <w:gridCol w:w="3041"/>
+        <w:gridCol w:w="3041"/>
       </w:tblGrid>
       <w:tr>
         <w:tc>
           <w:tcPr>
-            <w:tcW w:type="dxa" w:w="4535"/>
-            <w:shd w:val="clear" w:color="auto" w:fill="1D293D"/>
+            <w:tcW w:type="dxa" w:w="3685"/>
+            <w:shd w:fill="1D293D"/>
           </w:tcPr>
           <w:p>
-            <w:pPr>
-              <w:jc w:val="center"/>
-            </w:pPr>
             <w:r>
               <w:rPr>
+                <w:rFonts w:ascii="Calibri" w:hAnsi="Calibri"/>
                 <w:b/>
+                <w:i w:val="0"/>
                 <w:color w:val="FFFFFF"/>
                 <w:sz w:val="18"/>
               </w:rPr>
@@ -1685,16 +2547,15 @@
         </w:tc>
         <w:tc>
           <w:tcPr>
-            <w:tcW w:type="dxa" w:w="2835"/>
-            <w:shd w:val="clear" w:color="auto" w:fill="1D293D"/>
+            <w:tcW w:type="dxa" w:w="3118"/>
+            <w:shd w:fill="1D293D"/>
           </w:tcPr>
           <w:p>
-            <w:pPr>
-              <w:jc w:val="center"/>
-            </w:pPr>
             <w:r>
               <w:rPr>
+                <w:rFonts w:ascii="Calibri" w:hAnsi="Calibri"/>
                 <w:b/>
+                <w:i w:val="0"/>
                 <w:color w:val="FFFFFF"/>
                 <w:sz w:val="18"/>
               </w:rPr>
@@ -1704,16 +2565,15 @@
         </w:tc>
         <w:tc>
           <w:tcPr>
-            <w:tcW w:type="dxa" w:w="2268"/>
-            <w:shd w:val="clear" w:color="auto" w:fill="1D293D"/>
+            <w:tcW w:type="dxa" w:w="2551"/>
+            <w:shd w:fill="1D293D"/>
           </w:tcPr>
           <w:p>
-            <w:pPr>
-              <w:jc w:val="center"/>
-            </w:pPr>
             <w:r>
               <w:rPr>
+                <w:rFonts w:ascii="Calibri" w:hAnsi="Calibri"/>
                 <w:b/>
+                <w:i w:val="0"/>
                 <w:color w:val="FFFFFF"/>
                 <w:sz w:val="18"/>
               </w:rPr>
@@ -1725,12 +2585,16 @@
       <w:tr>
         <w:tc>
           <w:tcPr>
-            <w:tcW w:type="dxa" w:w="4535"/>
-            <w:shd w:val="clear" w:color="auto" w:fill="EEF2F7"/>
+            <w:tcW w:type="dxa" w:w="3685"/>
+            <w:shd w:fill="F2F6FB"/>
           </w:tcPr>
           <w:p>
             <w:r>
               <w:rPr>
+                <w:rFonts w:ascii="Calibri" w:hAnsi="Calibri"/>
+                <w:b w:val="0"/>
+                <w:i w:val="0"/>
+                <w:color w:val="333333"/>
                 <w:sz w:val="18"/>
               </w:rPr>
               <w:t>Preventivos biomédicos ejecutados</w:t>
@@ -1739,12 +2603,16 @@
         </w:tc>
         <w:tc>
           <w:tcPr>
-            <w:tcW w:type="dxa" w:w="2835"/>
-            <w:shd w:val="clear" w:color="auto" w:fill="EEF2F7"/>
+            <w:tcW w:type="dxa" w:w="3118"/>
+            <w:shd w:fill="F2F6FB"/>
           </w:tcPr>
           <w:p>
             <w:r>
               <w:rPr>
+                <w:rFonts w:ascii="Calibri" w:hAnsi="Calibri"/>
+                <w:b w:val="0"/>
+                <w:i w:val="0"/>
+                <w:color w:val="333333"/>
                 <w:sz w:val="18"/>
               </w:rPr>
               <w:t>mantenimiento</w:t>
@@ -1753,12 +2621,16 @@
         </w:tc>
         <w:tc>
           <w:tcPr>
-            <w:tcW w:type="dxa" w:w="2268"/>
-            <w:shd w:val="clear" w:color="auto" w:fill="EEF2F7"/>
+            <w:tcW w:type="dxa" w:w="2551"/>
+            <w:shd w:fill="F2F6FB"/>
           </w:tcPr>
           <w:p>
             <w:r>
               <w:rPr>
+                <w:rFonts w:ascii="Calibri" w:hAnsi="Calibri"/>
+                <w:b w:val="0"/>
+                <w:i w:val="0"/>
+                <w:color w:val="333333"/>
                 <w:sz w:val="18"/>
               </w:rPr>
               <w:t>16.842</w:t>
@@ -1769,12 +2641,16 @@
       <w:tr>
         <w:tc>
           <w:tcPr>
-            <w:tcW w:type="dxa" w:w="4535"/>
-            <w:shd w:val="clear" w:color="auto" w:fill="FFFFFF"/>
+            <w:tcW w:type="dxa" w:w="3685"/>
+            <w:shd w:fill="FFFFFF"/>
           </w:tcPr>
           <w:p>
             <w:r>
               <w:rPr>
+                <w:rFonts w:ascii="Calibri" w:hAnsi="Calibri"/>
+                <w:b w:val="0"/>
+                <w:i w:val="0"/>
+                <w:color w:val="333333"/>
                 <w:sz w:val="18"/>
               </w:rPr>
               <w:t>Preventivos industriales ejecutados</w:t>
@@ -1783,12 +2659,16 @@
         </w:tc>
         <w:tc>
           <w:tcPr>
-            <w:tcW w:type="dxa" w:w="2835"/>
-            <w:shd w:val="clear" w:color="auto" w:fill="FFFFFF"/>
+            <w:tcW w:type="dxa" w:w="3118"/>
+            <w:shd w:fill="FFFFFF"/>
           </w:tcPr>
           <w:p>
             <w:r>
               <w:rPr>
+                <w:rFonts w:ascii="Calibri" w:hAnsi="Calibri"/>
+                <w:b w:val="0"/>
+                <w:i w:val="0"/>
+                <w:color w:val="333333"/>
                 <w:sz w:val="18"/>
               </w:rPr>
               <w:t>mantenimiento_ind</w:t>
@@ -1797,12 +2677,16 @@
         </w:tc>
         <w:tc>
           <w:tcPr>
-            <w:tcW w:type="dxa" w:w="2268"/>
-            <w:shd w:val="clear" w:color="auto" w:fill="FFFFFF"/>
+            <w:tcW w:type="dxa" w:w="2551"/>
+            <w:shd w:fill="FFFFFF"/>
           </w:tcPr>
           <w:p>
             <w:r>
               <w:rPr>
+                <w:rFonts w:ascii="Calibri" w:hAnsi="Calibri"/>
+                <w:b w:val="0"/>
+                <w:i w:val="0"/>
+                <w:color w:val="333333"/>
                 <w:sz w:val="18"/>
               </w:rPr>
               <w:t>17</w:t>
@@ -1813,12 +2697,16 @@
       <w:tr>
         <w:tc>
           <w:tcPr>
-            <w:tcW w:type="dxa" w:w="4535"/>
-            <w:shd w:val="clear" w:color="auto" w:fill="EEF2F7"/>
+            <w:tcW w:type="dxa" w:w="3685"/>
+            <w:shd w:fill="F2F6FB"/>
           </w:tcPr>
           <w:p>
             <w:r>
               <w:rPr>
+                <w:rFonts w:ascii="Calibri" w:hAnsi="Calibri"/>
+                <w:b w:val="0"/>
+                <w:i w:val="0"/>
+                <w:color w:val="333333"/>
                 <w:sz w:val="18"/>
               </w:rPr>
               <w:t>Total preventivos ejecutados</w:t>
@@ -1827,12 +2715,16 @@
         </w:tc>
         <w:tc>
           <w:tcPr>
-            <w:tcW w:type="dxa" w:w="2835"/>
-            <w:shd w:val="clear" w:color="auto" w:fill="EEF2F7"/>
+            <w:tcW w:type="dxa" w:w="3118"/>
+            <w:shd w:fill="F2F6FB"/>
           </w:tcPr>
           <w:p>
             <w:r>
               <w:rPr>
+                <w:rFonts w:ascii="Calibri" w:hAnsi="Calibri"/>
+                <w:b w:val="0"/>
+                <w:i w:val="0"/>
+                <w:color w:val="333333"/>
                 <w:sz w:val="18"/>
               </w:rPr>
               <w:t>ambas tablas</w:t>
@@ -1841,12 +2733,16 @@
         </w:tc>
         <w:tc>
           <w:tcPr>
-            <w:tcW w:type="dxa" w:w="2268"/>
-            <w:shd w:val="clear" w:color="auto" w:fill="EEF2F7"/>
+            <w:tcW w:type="dxa" w:w="2551"/>
+            <w:shd w:fill="F2F6FB"/>
           </w:tcPr>
           <w:p>
             <w:r>
               <w:rPr>
+                <w:rFonts w:ascii="Calibri" w:hAnsi="Calibri"/>
+                <w:b w:val="0"/>
+                <w:i w:val="0"/>
+                <w:color w:val="333333"/>
                 <w:sz w:val="18"/>
               </w:rPr>
               <w:t>16.859</w:t>
@@ -1857,12 +2753,16 @@
       <w:tr>
         <w:tc>
           <w:tcPr>
-            <w:tcW w:type="dxa" w:w="4535"/>
-            <w:shd w:val="clear" w:color="auto" w:fill="FFFFFF"/>
+            <w:tcW w:type="dxa" w:w="3685"/>
+            <w:shd w:fill="FFFFFF"/>
           </w:tcPr>
           <w:p>
             <w:r>
               <w:rPr>
+                <w:rFonts w:ascii="Calibri" w:hAnsi="Calibri"/>
+                <w:b w:val="0"/>
+                <w:i w:val="0"/>
+                <w:color w:val="333333"/>
                 <w:sz w:val="18"/>
               </w:rPr>
               <w:t>Planes de mantenimiento cargados</w:t>
@@ -1871,12 +2771,16 @@
         </w:tc>
         <w:tc>
           <w:tcPr>
-            <w:tcW w:type="dxa" w:w="2835"/>
-            <w:shd w:val="clear" w:color="auto" w:fill="FFFFFF"/>
+            <w:tcW w:type="dxa" w:w="3118"/>
+            <w:shd w:fill="FFFFFF"/>
           </w:tcPr>
           <w:p>
             <w:r>
               <w:rPr>
+                <w:rFonts w:ascii="Calibri" w:hAnsi="Calibri"/>
+                <w:b w:val="0"/>
+                <w:i w:val="0"/>
+                <w:color w:val="333333"/>
                 <w:sz w:val="18"/>
               </w:rPr>
               <w:t>planes_mantenimientos</w:t>
@@ -1885,12 +2789,16 @@
         </w:tc>
         <w:tc>
           <w:tcPr>
-            <w:tcW w:type="dxa" w:w="2268"/>
-            <w:shd w:val="clear" w:color="auto" w:fill="FFFFFF"/>
+            <w:tcW w:type="dxa" w:w="2551"/>
+            <w:shd w:fill="FFFFFF"/>
           </w:tcPr>
           <w:p>
             <w:r>
               <w:rPr>
+                <w:rFonts w:ascii="Calibri" w:hAnsi="Calibri"/>
+                <w:b w:val="0"/>
+                <w:i w:val="0"/>
+                <w:color w:val="333333"/>
                 <w:sz w:val="18"/>
               </w:rPr>
               <w:t>6.592</w:t>
@@ -1902,13 +2810,17 @@
     <w:p/>
     <w:p>
       <w:pPr>
-        <w:pStyle w:val="Heading2"/>
+        <w:spacing w:after="80"/>
       </w:pPr>
       <w:r>
         <w:rPr>
-          <w:color w:val="1D293D"/>
+          <w:rFonts w:ascii="Calibri" w:hAnsi="Calibri"/>
+          <w:b w:val="0"/>
+          <w:i w:val="0"/>
+          <w:color w:val="333333"/>
+          <w:sz w:val="20"/>
         </w:rPr>
-        <w:t>Planes de Mantenimiento por Año</w:t>
+        <w:t>Plan de mantenimiento por año: esta vista ayuda a identificar en qué periodos se consolidaron más registros y cómo se distribuye el histórico entre vigencias.</w:t>
       </w:r>
     </w:p>
     <w:tbl>
@@ -1919,23 +2831,22 @@
         <w:tblLook w:firstColumn="1" w:firstRow="1" w:lastColumn="0" w:lastRow="0" w:noHBand="0" w:noVBand="1" w:val="04A0"/>
       </w:tblPr>
       <w:tblGrid>
-        <w:gridCol w:w="2880"/>
-        <w:gridCol w:w="2880"/>
-        <w:gridCol w:w="2880"/>
+        <w:gridCol w:w="3041"/>
+        <w:gridCol w:w="3041"/>
+        <w:gridCol w:w="3041"/>
       </w:tblGrid>
       <w:tr>
         <w:tc>
           <w:tcPr>
-            <w:tcW w:type="dxa" w:w="2268"/>
-            <w:shd w:val="clear" w:color="auto" w:fill="1D293D"/>
+            <w:tcW w:type="dxa" w:w="1417"/>
+            <w:shd w:fill="1D293D"/>
           </w:tcPr>
           <w:p>
-            <w:pPr>
-              <w:jc w:val="center"/>
-            </w:pPr>
             <w:r>
               <w:rPr>
+                <w:rFonts w:ascii="Calibri" w:hAnsi="Calibri"/>
                 <w:b/>
+                <w:i w:val="0"/>
                 <w:color w:val="FFFFFF"/>
                 <w:sz w:val="18"/>
               </w:rPr>
@@ -1945,16 +2856,15 @@
         </w:tc>
         <w:tc>
           <w:tcPr>
-            <w:tcW w:type="dxa" w:w="2835"/>
-            <w:shd w:val="clear" w:color="auto" w:fill="1D293D"/>
+            <w:tcW w:type="dxa" w:w="2438"/>
+            <w:shd w:fill="1D293D"/>
           </w:tcPr>
           <w:p>
-            <w:pPr>
-              <w:jc w:val="center"/>
-            </w:pPr>
             <w:r>
               <w:rPr>
+                <w:rFonts w:ascii="Calibri" w:hAnsi="Calibri"/>
                 <w:b/>
+                <w:i w:val="0"/>
                 <w:color w:val="FFFFFF"/>
                 <w:sz w:val="18"/>
               </w:rPr>
@@ -1964,16 +2874,15 @@
         </w:tc>
         <w:tc>
           <w:tcPr>
-            <w:tcW w:type="dxa" w:w="3969"/>
-            <w:shd w:val="clear" w:color="auto" w:fill="1D293D"/>
+            <w:tcW w:type="dxa" w:w="4422"/>
+            <w:shd w:fill="1D293D"/>
           </w:tcPr>
           <w:p>
-            <w:pPr>
-              <w:jc w:val="center"/>
-            </w:pPr>
             <w:r>
               <w:rPr>
+                <w:rFonts w:ascii="Calibri" w:hAnsi="Calibri"/>
                 <w:b/>
+                <w:i w:val="0"/>
                 <w:color w:val="FFFFFF"/>
                 <w:sz w:val="18"/>
               </w:rPr>
@@ -1985,12 +2894,16 @@
       <w:tr>
         <w:tc>
           <w:tcPr>
-            <w:tcW w:type="dxa" w:w="2268"/>
-            <w:shd w:val="clear" w:color="auto" w:fill="EEF2F7"/>
+            <w:tcW w:type="dxa" w:w="1417"/>
+            <w:shd w:fill="F2F6FB"/>
           </w:tcPr>
           <w:p>
             <w:r>
               <w:rPr>
+                <w:rFonts w:ascii="Calibri" w:hAnsi="Calibri"/>
+                <w:b w:val="0"/>
+                <w:i w:val="0"/>
+                <w:color w:val="333333"/>
                 <w:sz w:val="18"/>
               </w:rPr>
               <w:t>2025</w:t>
@@ -1999,12 +2912,16 @@
         </w:tc>
         <w:tc>
           <w:tcPr>
-            <w:tcW w:type="dxa" w:w="2835"/>
-            <w:shd w:val="clear" w:color="auto" w:fill="EEF2F7"/>
+            <w:tcW w:type="dxa" w:w="2438"/>
+            <w:shd w:fill="F2F6FB"/>
           </w:tcPr>
           <w:p>
             <w:r>
               <w:rPr>
+                <w:rFonts w:ascii="Calibri" w:hAnsi="Calibri"/>
+                <w:b w:val="0"/>
+                <w:i w:val="0"/>
+                <w:color w:val="333333"/>
                 <w:sz w:val="18"/>
               </w:rPr>
               <w:t>1</w:t>
@@ -2013,12 +2930,16 @@
         </w:tc>
         <w:tc>
           <w:tcPr>
-            <w:tcW w:type="dxa" w:w="3969"/>
-            <w:shd w:val="clear" w:color="auto" w:fill="EEF2F7"/>
+            <w:tcW w:type="dxa" w:w="4422"/>
+            <w:shd w:fill="F2F6FB"/>
           </w:tcPr>
           <w:p>
             <w:r>
               <w:rPr>
+                <w:rFonts w:ascii="Calibri" w:hAnsi="Calibri"/>
+                <w:b w:val="0"/>
+                <w:i w:val="0"/>
+                <w:color w:val="333333"/>
                 <w:sz w:val="18"/>
               </w:rPr>
               <w:t>planes_mantenimientos</w:t>
@@ -2029,12 +2950,16 @@
       <w:tr>
         <w:tc>
           <w:tcPr>
-            <w:tcW w:type="dxa" w:w="2268"/>
-            <w:shd w:val="clear" w:color="auto" w:fill="FFFFFF"/>
+            <w:tcW w:type="dxa" w:w="1417"/>
+            <w:shd w:fill="FFFFFF"/>
           </w:tcPr>
           <w:p>
             <w:r>
               <w:rPr>
+                <w:rFonts w:ascii="Calibri" w:hAnsi="Calibri"/>
+                <w:b w:val="0"/>
+                <w:i w:val="0"/>
+                <w:color w:val="333333"/>
                 <w:sz w:val="18"/>
               </w:rPr>
               <w:t>2024</w:t>
@@ -2043,12 +2968,16 @@
         </w:tc>
         <w:tc>
           <w:tcPr>
-            <w:tcW w:type="dxa" w:w="2835"/>
-            <w:shd w:val="clear" w:color="auto" w:fill="FFFFFF"/>
+            <w:tcW w:type="dxa" w:w="2438"/>
+            <w:shd w:fill="FFFFFF"/>
           </w:tcPr>
           <w:p>
             <w:r>
               <w:rPr>
+                <w:rFonts w:ascii="Calibri" w:hAnsi="Calibri"/>
+                <w:b w:val="0"/>
+                <w:i w:val="0"/>
+                <w:color w:val="333333"/>
                 <w:sz w:val="18"/>
               </w:rPr>
               <w:t>891</w:t>
@@ -2057,12 +2986,16 @@
         </w:tc>
         <w:tc>
           <w:tcPr>
-            <w:tcW w:type="dxa" w:w="3969"/>
-            <w:shd w:val="clear" w:color="auto" w:fill="FFFFFF"/>
+            <w:tcW w:type="dxa" w:w="4422"/>
+            <w:shd w:fill="FFFFFF"/>
           </w:tcPr>
           <w:p>
             <w:r>
               <w:rPr>
+                <w:rFonts w:ascii="Calibri" w:hAnsi="Calibri"/>
+                <w:b w:val="0"/>
+                <w:i w:val="0"/>
+                <w:color w:val="333333"/>
                 <w:sz w:val="18"/>
               </w:rPr>
               <w:t>planes_mantenimientos</w:t>
@@ -2073,12 +3006,16 @@
       <w:tr>
         <w:tc>
           <w:tcPr>
-            <w:tcW w:type="dxa" w:w="2268"/>
-            <w:shd w:val="clear" w:color="auto" w:fill="EEF2F7"/>
+            <w:tcW w:type="dxa" w:w="1417"/>
+            <w:shd w:fill="F2F6FB"/>
           </w:tcPr>
           <w:p>
             <w:r>
               <w:rPr>
+                <w:rFonts w:ascii="Calibri" w:hAnsi="Calibri"/>
+                <w:b w:val="0"/>
+                <w:i w:val="0"/>
+                <w:color w:val="333333"/>
                 <w:sz w:val="18"/>
               </w:rPr>
               <w:t>2022</w:t>
@@ -2087,12 +3024,16 @@
         </w:tc>
         <w:tc>
           <w:tcPr>
-            <w:tcW w:type="dxa" w:w="2835"/>
-            <w:shd w:val="clear" w:color="auto" w:fill="EEF2F7"/>
+            <w:tcW w:type="dxa" w:w="2438"/>
+            <w:shd w:fill="F2F6FB"/>
           </w:tcPr>
           <w:p>
             <w:r>
               <w:rPr>
+                <w:rFonts w:ascii="Calibri" w:hAnsi="Calibri"/>
+                <w:b w:val="0"/>
+                <w:i w:val="0"/>
+                <w:color w:val="333333"/>
                 <w:sz w:val="18"/>
               </w:rPr>
               <w:t>1.644</w:t>
@@ -2101,12 +3042,16 @@
         </w:tc>
         <w:tc>
           <w:tcPr>
-            <w:tcW w:type="dxa" w:w="3969"/>
-            <w:shd w:val="clear" w:color="auto" w:fill="EEF2F7"/>
+            <w:tcW w:type="dxa" w:w="4422"/>
+            <w:shd w:fill="F2F6FB"/>
           </w:tcPr>
           <w:p>
             <w:r>
               <w:rPr>
+                <w:rFonts w:ascii="Calibri" w:hAnsi="Calibri"/>
+                <w:b w:val="0"/>
+                <w:i w:val="0"/>
+                <w:color w:val="333333"/>
                 <w:sz w:val="18"/>
               </w:rPr>
               <w:t>planes_mantenimientos</w:t>
@@ -2117,12 +3062,16 @@
       <w:tr>
         <w:tc>
           <w:tcPr>
-            <w:tcW w:type="dxa" w:w="2268"/>
-            <w:shd w:val="clear" w:color="auto" w:fill="FFFFFF"/>
+            <w:tcW w:type="dxa" w:w="1417"/>
+            <w:shd w:fill="FFFFFF"/>
           </w:tcPr>
           <w:p>
             <w:r>
               <w:rPr>
+                <w:rFonts w:ascii="Calibri" w:hAnsi="Calibri"/>
+                <w:b w:val="0"/>
+                <w:i w:val="0"/>
+                <w:color w:val="333333"/>
                 <w:sz w:val="18"/>
               </w:rPr>
               <w:t>2021</w:t>
@@ -2131,12 +3080,16 @@
         </w:tc>
         <w:tc>
           <w:tcPr>
-            <w:tcW w:type="dxa" w:w="2835"/>
-            <w:shd w:val="clear" w:color="auto" w:fill="FFFFFF"/>
+            <w:tcW w:type="dxa" w:w="2438"/>
+            <w:shd w:fill="FFFFFF"/>
           </w:tcPr>
           <w:p>
             <w:r>
               <w:rPr>
+                <w:rFonts w:ascii="Calibri" w:hAnsi="Calibri"/>
+                <w:b w:val="0"/>
+                <w:i w:val="0"/>
+                <w:color w:val="333333"/>
                 <w:sz w:val="18"/>
               </w:rPr>
               <w:t>1.661</w:t>
@@ -2145,12 +3098,16 @@
         </w:tc>
         <w:tc>
           <w:tcPr>
-            <w:tcW w:type="dxa" w:w="3969"/>
-            <w:shd w:val="clear" w:color="auto" w:fill="FFFFFF"/>
+            <w:tcW w:type="dxa" w:w="4422"/>
+            <w:shd w:fill="FFFFFF"/>
           </w:tcPr>
           <w:p>
             <w:r>
               <w:rPr>
+                <w:rFonts w:ascii="Calibri" w:hAnsi="Calibri"/>
+                <w:b w:val="0"/>
+                <w:i w:val="0"/>
+                <w:color w:val="333333"/>
                 <w:sz w:val="18"/>
               </w:rPr>
               <w:t>planes_mantenimientos</w:t>
@@ -2161,12 +3118,16 @@
       <w:tr>
         <w:tc>
           <w:tcPr>
-            <w:tcW w:type="dxa" w:w="2268"/>
-            <w:shd w:val="clear" w:color="auto" w:fill="EEF2F7"/>
+            <w:tcW w:type="dxa" w:w="1417"/>
+            <w:shd w:fill="F2F6FB"/>
           </w:tcPr>
           <w:p>
             <w:r>
               <w:rPr>
+                <w:rFonts w:ascii="Calibri" w:hAnsi="Calibri"/>
+                <w:b w:val="0"/>
+                <w:i w:val="0"/>
+                <w:color w:val="333333"/>
                 <w:sz w:val="18"/>
               </w:rPr>
               <w:t>2020</w:t>
@@ -2175,12 +3136,16 @@
         </w:tc>
         <w:tc>
           <w:tcPr>
-            <w:tcW w:type="dxa" w:w="2835"/>
-            <w:shd w:val="clear" w:color="auto" w:fill="EEF2F7"/>
+            <w:tcW w:type="dxa" w:w="2438"/>
+            <w:shd w:fill="F2F6FB"/>
           </w:tcPr>
           <w:p>
             <w:r>
               <w:rPr>
+                <w:rFonts w:ascii="Calibri" w:hAnsi="Calibri"/>
+                <w:b w:val="0"/>
+                <w:i w:val="0"/>
+                <w:color w:val="333333"/>
                 <w:sz w:val="18"/>
               </w:rPr>
               <w:t>1.310</w:t>
@@ -2189,12 +3154,16 @@
         </w:tc>
         <w:tc>
           <w:tcPr>
-            <w:tcW w:type="dxa" w:w="3969"/>
-            <w:shd w:val="clear" w:color="auto" w:fill="EEF2F7"/>
+            <w:tcW w:type="dxa" w:w="4422"/>
+            <w:shd w:fill="F2F6FB"/>
           </w:tcPr>
           <w:p>
             <w:r>
               <w:rPr>
+                <w:rFonts w:ascii="Calibri" w:hAnsi="Calibri"/>
+                <w:b w:val="0"/>
+                <w:i w:val="0"/>
+                <w:color w:val="333333"/>
                 <w:sz w:val="18"/>
               </w:rPr>
               <w:t>planes_mantenimientos</w:t>
@@ -2205,12 +3174,16 @@
       <w:tr>
         <w:tc>
           <w:tcPr>
-            <w:tcW w:type="dxa" w:w="2268"/>
-            <w:shd w:val="clear" w:color="auto" w:fill="FFFFFF"/>
+            <w:tcW w:type="dxa" w:w="1417"/>
+            <w:shd w:fill="FFFFFF"/>
           </w:tcPr>
           <w:p>
             <w:r>
               <w:rPr>
+                <w:rFonts w:ascii="Calibri" w:hAnsi="Calibri"/>
+                <w:b w:val="0"/>
+                <w:i w:val="0"/>
+                <w:color w:val="333333"/>
                 <w:sz w:val="18"/>
               </w:rPr>
               <w:t>2019</w:t>
@@ -2219,26 +3192,34 @@
         </w:tc>
         <w:tc>
           <w:tcPr>
-            <w:tcW w:type="dxa" w:w="2835"/>
-            <w:shd w:val="clear" w:color="auto" w:fill="FFFFFF"/>
+            <w:tcW w:type="dxa" w:w="2438"/>
+            <w:shd w:fill="FFFFFF"/>
           </w:tcPr>
           <w:p>
             <w:r>
               <w:rPr>
+                <w:rFonts w:ascii="Calibri" w:hAnsi="Calibri"/>
+                <w:b w:val="0"/>
+                <w:i w:val="0"/>
+                <w:color w:val="333333"/>
                 <w:sz w:val="18"/>
               </w:rPr>
-              <w:t>1.085</w:t>
+              <w:t>912</w:t>
             </w:r>
           </w:p>
         </w:tc>
         <w:tc>
           <w:tcPr>
-            <w:tcW w:type="dxa" w:w="3969"/>
-            <w:shd w:val="clear" w:color="auto" w:fill="FFFFFF"/>
+            <w:tcW w:type="dxa" w:w="4422"/>
+            <w:shd w:fill="FFFFFF"/>
           </w:tcPr>
           <w:p>
             <w:r>
               <w:rPr>
+                <w:rFonts w:ascii="Calibri" w:hAnsi="Calibri"/>
+                <w:b w:val="0"/>
+                <w:i w:val="0"/>
+                <w:color w:val="333333"/>
                 <w:sz w:val="18"/>
               </w:rPr>
               <w:t>planes_mantenimientos</w:t>
@@ -2249,43 +3230,55 @@
       <w:tr>
         <w:tc>
           <w:tcPr>
-            <w:tcW w:type="dxa" w:w="2268"/>
-            <w:shd w:val="clear" w:color="auto" w:fill="EEF2F7"/>
+            <w:tcW w:type="dxa" w:w="1417"/>
+            <w:shd w:fill="F2F6FB"/>
           </w:tcPr>
           <w:p>
             <w:r>
               <w:rPr>
+                <w:rFonts w:ascii="Calibri" w:hAnsi="Calibri"/>
+                <w:b w:val="0"/>
+                <w:i w:val="0"/>
+                <w:color w:val="333333"/>
                 <w:sz w:val="18"/>
               </w:rPr>
-              <w:t>TOTAL</w:t>
+              <w:t>2018</w:t>
             </w:r>
           </w:p>
         </w:tc>
         <w:tc>
           <w:tcPr>
-            <w:tcW w:type="dxa" w:w="2835"/>
-            <w:shd w:val="clear" w:color="auto" w:fill="EEF2F7"/>
+            <w:tcW w:type="dxa" w:w="2438"/>
+            <w:shd w:fill="F2F6FB"/>
           </w:tcPr>
           <w:p>
             <w:r>
               <w:rPr>
+                <w:rFonts w:ascii="Calibri" w:hAnsi="Calibri"/>
+                <w:b w:val="0"/>
+                <w:i w:val="0"/>
+                <w:color w:val="333333"/>
                 <w:sz w:val="18"/>
               </w:rPr>
-              <w:t>6.592</w:t>
+              <w:t>173</w:t>
             </w:r>
           </w:p>
         </w:tc>
         <w:tc>
           <w:tcPr>
-            <w:tcW w:type="dxa" w:w="3969"/>
-            <w:shd w:val="clear" w:color="auto" w:fill="EEF2F7"/>
+            <w:tcW w:type="dxa" w:w="4422"/>
+            <w:shd w:fill="F2F6FB"/>
           </w:tcPr>
           <w:p>
             <w:r>
               <w:rPr>
+                <w:rFonts w:ascii="Calibri" w:hAnsi="Calibri"/>
+                <w:b w:val="0"/>
+                <w:i w:val="0"/>
+                <w:color w:val="333333"/>
                 <w:sz w:val="18"/>
               </w:rPr>
-              <w:t>—</w:t>
+              <w:t>planes_mantenimientos</w:t>
             </w:r>
           </w:p>
         </w:tc>
@@ -2294,13 +3287,47 @@
     <w:p/>
     <w:p>
       <w:pPr>
-        <w:pStyle w:val="Heading1"/>
+        <w:spacing w:before="160" w:after="80"/>
       </w:pPr>
       <w:r>
         <w:rPr>
-          <w:color w:val="1D6FBF"/>
+          <w:rFonts w:ascii="Calibri" w:hAnsi="Calibri"/>
+          <w:b/>
+          <w:i w:val="0"/>
+          <w:color w:val="1F6FB8"/>
+          <w:sz w:val="24"/>
         </w:rPr>
-        <w:t>5. Calibraciones</w:t>
+        <w:t>7. Calibraciones</w:t>
+      </w:r>
+    </w:p>
+    <w:p>
+      <w:pPr>
+        <w:spacing w:after="80"/>
+      </w:pPr>
+      <w:r>
+        <w:rPr>
+          <w:rFonts w:ascii="Calibri" w:hAnsi="Calibri"/>
+          <w:b w:val="0"/>
+          <w:i w:val="0"/>
+          <w:color w:val="333333"/>
+          <w:sz w:val="20"/>
+        </w:rPr>
+        <w:t>Las calibraciones son un componente crítico para equipos de medición, diagnóstico y soporte clínico. El sistema distingue registros biomédicos e industriales para mantener trazabilidad y cumplimiento normativo.</w:t>
+      </w:r>
+    </w:p>
+    <w:p>
+      <w:pPr>
+        <w:spacing w:after="80"/>
+      </w:pPr>
+      <w:r>
+        <w:rPr>
+          <w:rFonts w:ascii="Calibri" w:hAnsi="Calibri"/>
+          <w:b w:val="0"/>
+          <w:i w:val="0"/>
+          <w:color w:val="333333"/>
+          <w:sz w:val="20"/>
+        </w:rPr>
+        <w:t>Este bloque es especialmente importante para auditorías internas y seguimiento de vigencia, porque permite comprobar que los dispositivos sensibles se han revisado con la periodicidad requerida.</w:t>
       </w:r>
     </w:p>
     <w:tbl>
@@ -2311,23 +3338,22 @@
         <w:tblLook w:firstColumn="1" w:firstRow="1" w:lastColumn="0" w:lastRow="0" w:noHBand="0" w:noVBand="1" w:val="04A0"/>
       </w:tblPr>
       <w:tblGrid>
-        <w:gridCol w:w="2880"/>
-        <w:gridCol w:w="2880"/>
-        <w:gridCol w:w="2880"/>
+        <w:gridCol w:w="3041"/>
+        <w:gridCol w:w="3041"/>
+        <w:gridCol w:w="3041"/>
       </w:tblGrid>
       <w:tr>
         <w:tc>
           <w:tcPr>
-            <w:tcW w:type="dxa" w:w="4535"/>
-            <w:shd w:val="clear" w:color="auto" w:fill="1D293D"/>
+            <w:tcW w:type="dxa" w:w="3685"/>
+            <w:shd w:fill="1D293D"/>
           </w:tcPr>
           <w:p>
-            <w:pPr>
-              <w:jc w:val="center"/>
-            </w:pPr>
             <w:r>
               <w:rPr>
+                <w:rFonts w:ascii="Calibri" w:hAnsi="Calibri"/>
                 <w:b/>
+                <w:i w:val="0"/>
                 <w:color w:val="FFFFFF"/>
                 <w:sz w:val="18"/>
               </w:rPr>
@@ -2337,16 +3363,15 @@
         </w:tc>
         <w:tc>
           <w:tcPr>
-            <w:tcW w:type="dxa" w:w="2835"/>
-            <w:shd w:val="clear" w:color="auto" w:fill="1D293D"/>
+            <w:tcW w:type="dxa" w:w="3118"/>
+            <w:shd w:fill="1D293D"/>
           </w:tcPr>
           <w:p>
-            <w:pPr>
-              <w:jc w:val="center"/>
-            </w:pPr>
             <w:r>
               <w:rPr>
+                <w:rFonts w:ascii="Calibri" w:hAnsi="Calibri"/>
                 <w:b/>
+                <w:i w:val="0"/>
                 <w:color w:val="FFFFFF"/>
                 <w:sz w:val="18"/>
               </w:rPr>
@@ -2356,16 +3381,15 @@
         </w:tc>
         <w:tc>
           <w:tcPr>
-            <w:tcW w:type="dxa" w:w="2268"/>
-            <w:shd w:val="clear" w:color="auto" w:fill="1D293D"/>
+            <w:tcW w:type="dxa" w:w="2551"/>
+            <w:shd w:fill="1D293D"/>
           </w:tcPr>
           <w:p>
-            <w:pPr>
-              <w:jc w:val="center"/>
-            </w:pPr>
             <w:r>
               <w:rPr>
+                <w:rFonts w:ascii="Calibri" w:hAnsi="Calibri"/>
                 <w:b/>
+                <w:i w:val="0"/>
                 <w:color w:val="FFFFFF"/>
                 <w:sz w:val="18"/>
               </w:rPr>
@@ -2377,12 +3401,16 @@
       <w:tr>
         <w:tc>
           <w:tcPr>
-            <w:tcW w:type="dxa" w:w="4535"/>
-            <w:shd w:val="clear" w:color="auto" w:fill="EEF2F7"/>
+            <w:tcW w:type="dxa" w:w="3685"/>
+            <w:shd w:fill="F2F6FB"/>
           </w:tcPr>
           <w:p>
             <w:r>
               <w:rPr>
+                <w:rFonts w:ascii="Calibri" w:hAnsi="Calibri"/>
+                <w:b w:val="0"/>
+                <w:i w:val="0"/>
+                <w:color w:val="333333"/>
                 <w:sz w:val="18"/>
               </w:rPr>
               <w:t>Calibraciones biomédicas registradas</w:t>
@@ -2391,12 +3419,16 @@
         </w:tc>
         <w:tc>
           <w:tcPr>
-            <w:tcW w:type="dxa" w:w="2835"/>
-            <w:shd w:val="clear" w:color="auto" w:fill="EEF2F7"/>
+            <w:tcW w:type="dxa" w:w="3118"/>
+            <w:shd w:fill="F2F6FB"/>
           </w:tcPr>
           <w:p>
             <w:r>
               <w:rPr>
+                <w:rFonts w:ascii="Calibri" w:hAnsi="Calibri"/>
+                <w:b w:val="0"/>
+                <w:i w:val="0"/>
+                <w:color w:val="333333"/>
                 <w:sz w:val="18"/>
               </w:rPr>
               <w:t>calibracion</w:t>
@@ -2405,12 +3437,16 @@
         </w:tc>
         <w:tc>
           <w:tcPr>
-            <w:tcW w:type="dxa" w:w="2268"/>
-            <w:shd w:val="clear" w:color="auto" w:fill="EEF2F7"/>
+            <w:tcW w:type="dxa" w:w="2551"/>
+            <w:shd w:fill="F2F6FB"/>
           </w:tcPr>
           <w:p>
             <w:r>
               <w:rPr>
+                <w:rFonts w:ascii="Calibri" w:hAnsi="Calibri"/>
+                <w:b w:val="0"/>
+                <w:i w:val="0"/>
+                <w:color w:val="333333"/>
                 <w:sz w:val="18"/>
               </w:rPr>
               <w:t>8.576</w:t>
@@ -2421,12 +3457,16 @@
       <w:tr>
         <w:tc>
           <w:tcPr>
-            <w:tcW w:type="dxa" w:w="4535"/>
-            <w:shd w:val="clear" w:color="auto" w:fill="FFFFFF"/>
+            <w:tcW w:type="dxa" w:w="3685"/>
+            <w:shd w:fill="FFFFFF"/>
           </w:tcPr>
           <w:p>
             <w:r>
               <w:rPr>
+                <w:rFonts w:ascii="Calibri" w:hAnsi="Calibri"/>
+                <w:b w:val="0"/>
+                <w:i w:val="0"/>
+                <w:color w:val="333333"/>
                 <w:sz w:val="18"/>
               </w:rPr>
               <w:t>Calibraciones industriales registradas</w:t>
@@ -2435,12 +3475,16 @@
         </w:tc>
         <w:tc>
           <w:tcPr>
-            <w:tcW w:type="dxa" w:w="2835"/>
-            <w:shd w:val="clear" w:color="auto" w:fill="FFFFFF"/>
+            <w:tcW w:type="dxa" w:w="3118"/>
+            <w:shd w:fill="FFFFFF"/>
           </w:tcPr>
           <w:p>
             <w:r>
               <w:rPr>
+                <w:rFonts w:ascii="Calibri" w:hAnsi="Calibri"/>
+                <w:b w:val="0"/>
+                <w:i w:val="0"/>
+                <w:color w:val="333333"/>
                 <w:sz w:val="18"/>
               </w:rPr>
               <w:t>calibracion_ind</w:t>
@@ -2449,12 +3493,16 @@
         </w:tc>
         <w:tc>
           <w:tcPr>
-            <w:tcW w:type="dxa" w:w="2268"/>
-            <w:shd w:val="clear" w:color="auto" w:fill="FFFFFF"/>
+            <w:tcW w:type="dxa" w:w="2551"/>
+            <w:shd w:fill="FFFFFF"/>
           </w:tcPr>
           <w:p>
             <w:r>
               <w:rPr>
+                <w:rFonts w:ascii="Calibri" w:hAnsi="Calibri"/>
+                <w:b w:val="0"/>
+                <w:i w:val="0"/>
+                <w:color w:val="333333"/>
                 <w:sz w:val="18"/>
               </w:rPr>
               <w:t>321</w:t>
@@ -2465,12 +3513,16 @@
       <w:tr>
         <w:tc>
           <w:tcPr>
-            <w:tcW w:type="dxa" w:w="4535"/>
-            <w:shd w:val="clear" w:color="auto" w:fill="EEF2F7"/>
+            <w:tcW w:type="dxa" w:w="3685"/>
+            <w:shd w:fill="F2F6FB"/>
           </w:tcPr>
           <w:p>
             <w:r>
               <w:rPr>
+                <w:rFonts w:ascii="Calibri" w:hAnsi="Calibri"/>
+                <w:b w:val="0"/>
+                <w:i w:val="0"/>
+                <w:color w:val="333333"/>
                 <w:sz w:val="18"/>
               </w:rPr>
               <w:t>Total calibraciones en el sistema</w:t>
@@ -2479,12 +3531,16 @@
         </w:tc>
         <w:tc>
           <w:tcPr>
-            <w:tcW w:type="dxa" w:w="2835"/>
-            <w:shd w:val="clear" w:color="auto" w:fill="EEF2F7"/>
+            <w:tcW w:type="dxa" w:w="3118"/>
+            <w:shd w:fill="F2F6FB"/>
           </w:tcPr>
           <w:p>
             <w:r>
               <w:rPr>
+                <w:rFonts w:ascii="Calibri" w:hAnsi="Calibri"/>
+                <w:b w:val="0"/>
+                <w:i w:val="0"/>
+                <w:color w:val="333333"/>
                 <w:sz w:val="18"/>
               </w:rPr>
               <w:t>ambas tablas</w:t>
@@ -2493,15 +3549,75 @@
         </w:tc>
         <w:tc>
           <w:tcPr>
-            <w:tcW w:type="dxa" w:w="2268"/>
-            <w:shd w:val="clear" w:color="auto" w:fill="EEF2F7"/>
+            <w:tcW w:type="dxa" w:w="2551"/>
+            <w:shd w:fill="F2F6FB"/>
           </w:tcPr>
           <w:p>
             <w:r>
               <w:rPr>
+                <w:rFonts w:ascii="Calibri" w:hAnsi="Calibri"/>
+                <w:b w:val="0"/>
+                <w:i w:val="0"/>
+                <w:color w:val="333333"/>
                 <w:sz w:val="18"/>
               </w:rPr>
               <w:t>8.897</w:t>
+            </w:r>
+          </w:p>
+        </w:tc>
+      </w:tr>
+      <w:tr>
+        <w:tc>
+          <w:tcPr>
+            <w:tcW w:type="dxa" w:w="3685"/>
+            <w:shd w:fill="FFFFFF"/>
+          </w:tcPr>
+          <w:p>
+            <w:r>
+              <w:rPr>
+                <w:rFonts w:ascii="Calibri" w:hAnsi="Calibri"/>
+                <w:b w:val="0"/>
+                <w:i w:val="0"/>
+                <w:color w:val="333333"/>
+                <w:sz w:val="18"/>
+              </w:rPr>
+              <w:t>Equipos con calibración visible en reportes</w:t>
+            </w:r>
+          </w:p>
+        </w:tc>
+        <w:tc>
+          <w:tcPr>
+            <w:tcW w:type="dxa" w:w="3118"/>
+            <w:shd w:fill="FFFFFF"/>
+          </w:tcPr>
+          <w:p>
+            <w:r>
+              <w:rPr>
+                <w:rFonts w:ascii="Calibri" w:hAnsi="Calibri"/>
+                <w:b w:val="0"/>
+                <w:i w:val="0"/>
+                <w:color w:val="333333"/>
+                <w:sz w:val="18"/>
+              </w:rPr>
+              <w:t>front + backend</w:t>
+            </w:r>
+          </w:p>
+        </w:tc>
+        <w:tc>
+          <w:tcPr>
+            <w:tcW w:type="dxa" w:w="2551"/>
+            <w:shd w:fill="FFFFFF"/>
+          </w:tcPr>
+          <w:p>
+            <w:r>
+              <w:rPr>
+                <w:rFonts w:ascii="Calibri" w:hAnsi="Calibri"/>
+                <w:b w:val="0"/>
+                <w:i w:val="0"/>
+                <w:color w:val="333333"/>
+                <w:sz w:val="18"/>
+              </w:rPr>
+              <w:t>Cobertura completa en el módulo</w:t>
             </w:r>
           </w:p>
         </w:tc>
@@ -2510,13 +3626,47 @@
     <w:p/>
     <w:p>
       <w:pPr>
-        <w:pStyle w:val="Heading1"/>
+        <w:spacing w:before="160" w:after="80"/>
       </w:pPr>
       <w:r>
         <w:rPr>
-          <w:color w:val="1D6FBF"/>
+          <w:rFonts w:ascii="Calibri" w:hAnsi="Calibri"/>
+          <w:b/>
+          <w:i w:val="0"/>
+          <w:color w:val="1F6FB8"/>
+          <w:sz w:val="24"/>
         </w:rPr>
-        <w:t>6. KPIs Mostrados en el Dashboard</w:t>
+        <w:t>8. KPIs del dashboard</w:t>
+      </w:r>
+    </w:p>
+    <w:p>
+      <w:pPr>
+        <w:spacing w:after="80"/>
+      </w:pPr>
+      <w:r>
+        <w:rPr>
+          <w:rFonts w:ascii="Calibri" w:hAnsi="Calibri"/>
+          <w:b w:val="0"/>
+          <w:i w:val="0"/>
+          <w:color w:val="333333"/>
+          <w:sz w:val="20"/>
+        </w:rPr>
+        <w:t>El dashboard expone una selección de indicadores pensados para lectura inmediata por administradores y coordinadores. Aquí se priorizan métricas operativas que permiten detectar volumen de inventario, carga de mantenimiento y avance de exportaciones sin entrar al detalle de cada tabla.</w:t>
+      </w:r>
+    </w:p>
+    <w:p>
+      <w:pPr>
+        <w:spacing w:after="80"/>
+      </w:pPr>
+      <w:r>
+        <w:rPr>
+          <w:rFonts w:ascii="Calibri" w:hAnsi="Calibri"/>
+          <w:b w:val="0"/>
+          <w:i w:val="0"/>
+          <w:color w:val="333333"/>
+          <w:sz w:val="20"/>
+        </w:rPr>
+        <w:t>En la práctica, estos KPIs sirven como capa ejecutiva del sistema: resumen en una sola vista la situación general de equipos, correctivos y planes activos, y facilitan la comunicación entre las áreas técnica y administrativa.</w:t>
       </w:r>
     </w:p>
     <w:tbl>
@@ -2527,24 +3677,23 @@
         <w:tblLook w:firstColumn="1" w:firstRow="1" w:lastColumn="0" w:lastRow="0" w:noHBand="0" w:noVBand="1" w:val="04A0"/>
       </w:tblPr>
       <w:tblGrid>
-        <w:gridCol w:w="2160"/>
-        <w:gridCol w:w="2160"/>
-        <w:gridCol w:w="2160"/>
-        <w:gridCol w:w="2160"/>
+        <w:gridCol w:w="2280"/>
+        <w:gridCol w:w="2280"/>
+        <w:gridCol w:w="2280"/>
+        <w:gridCol w:w="2280"/>
       </w:tblGrid>
       <w:tr>
         <w:tc>
           <w:tcPr>
-            <w:tcW w:type="dxa" w:w="2835"/>
-            <w:shd w:val="clear" w:color="auto" w:fill="1D293D"/>
+            <w:tcW w:type="dxa" w:w="2494"/>
+            <w:shd w:fill="1D293D"/>
           </w:tcPr>
           <w:p>
-            <w:pPr>
-              <w:jc w:val="center"/>
-            </w:pPr>
             <w:r>
               <w:rPr>
+                <w:rFonts w:ascii="Calibri" w:hAnsi="Calibri"/>
                 <w:b/>
+                <w:i w:val="0"/>
                 <w:color w:val="FFFFFF"/>
                 <w:sz w:val="18"/>
               </w:rPr>
@@ -2554,16 +3703,15 @@
         </w:tc>
         <w:tc>
           <w:tcPr>
-            <w:tcW w:type="dxa" w:w="1701"/>
-            <w:shd w:val="clear" w:color="auto" w:fill="1D293D"/>
+            <w:tcW w:type="dxa" w:w="1984"/>
+            <w:shd w:fill="1D293D"/>
           </w:tcPr>
           <w:p>
-            <w:pPr>
-              <w:jc w:val="center"/>
-            </w:pPr>
             <w:r>
               <w:rPr>
+                <w:rFonts w:ascii="Calibri" w:hAnsi="Calibri"/>
                 <w:b/>
+                <w:i w:val="0"/>
                 <w:color w:val="FFFFFF"/>
                 <w:sz w:val="18"/>
               </w:rPr>
@@ -2573,16 +3721,15 @@
         </w:tc>
         <w:tc>
           <w:tcPr>
-            <w:tcW w:type="dxa" w:w="2835"/>
-            <w:shd w:val="clear" w:color="auto" w:fill="1D293D"/>
+            <w:tcW w:type="dxa" w:w="3855"/>
+            <w:shd w:fill="1D293D"/>
           </w:tcPr>
           <w:p>
-            <w:pPr>
-              <w:jc w:val="center"/>
-            </w:pPr>
             <w:r>
               <w:rPr>
+                <w:rFonts w:ascii="Calibri" w:hAnsi="Calibri"/>
                 <w:b/>
+                <w:i w:val="0"/>
                 <w:color w:val="FFFFFF"/>
                 <w:sz w:val="18"/>
               </w:rPr>
@@ -2592,16 +3739,15 @@
         </w:tc>
         <w:tc>
           <w:tcPr>
-            <w:tcW w:type="dxa" w:w="2268"/>
-            <w:shd w:val="clear" w:color="auto" w:fill="1D293D"/>
+            <w:tcW w:type="dxa" w:w="2324"/>
+            <w:shd w:fill="1D293D"/>
           </w:tcPr>
           <w:p>
-            <w:pPr>
-              <w:jc w:val="center"/>
-            </w:pPr>
             <w:r>
               <w:rPr>
+                <w:rFonts w:ascii="Calibri" w:hAnsi="Calibri"/>
                 <w:b/>
+                <w:i w:val="0"/>
                 <w:color w:val="FFFFFF"/>
                 <w:sz w:val="18"/>
               </w:rPr>
@@ -2613,12 +3759,16 @@
       <w:tr>
         <w:tc>
           <w:tcPr>
-            <w:tcW w:type="dxa" w:w="2835"/>
-            <w:shd w:val="clear" w:color="auto" w:fill="EEF2F7"/>
+            <w:tcW w:type="dxa" w:w="2494"/>
+            <w:shd w:fill="F2F6FB"/>
           </w:tcPr>
           <w:p>
             <w:r>
               <w:rPr>
+                <w:rFonts w:ascii="Calibri" w:hAnsi="Calibri"/>
+                <w:b w:val="0"/>
+                <w:i w:val="0"/>
+                <w:color w:val="333333"/>
                 <w:sz w:val="18"/>
               </w:rPr>
               <w:t>Total equipos biomédicos</w:t>
@@ -2627,12 +3777,16 @@
         </w:tc>
         <w:tc>
           <w:tcPr>
-            <w:tcW w:type="dxa" w:w="1701"/>
-            <w:shd w:val="clear" w:color="auto" w:fill="EEF2F7"/>
+            <w:tcW w:type="dxa" w:w="1984"/>
+            <w:shd w:fill="F2F6FB"/>
           </w:tcPr>
           <w:p>
             <w:r>
               <w:rPr>
+                <w:rFonts w:ascii="Calibri" w:hAnsi="Calibri"/>
+                <w:b w:val="0"/>
+                <w:i w:val="0"/>
+                <w:color w:val="333333"/>
                 <w:sz w:val="18"/>
               </w:rPr>
               <w:t>9.765</w:t>
@@ -2641,12 +3795,16 @@
         </w:tc>
         <w:tc>
           <w:tcPr>
-            <w:tcW w:type="dxa" w:w="2835"/>
-            <w:shd w:val="clear" w:color="auto" w:fill="EEF2F7"/>
+            <w:tcW w:type="dxa" w:w="3855"/>
+            <w:shd w:fill="F2F6FB"/>
           </w:tcPr>
           <w:p>
             <w:r>
               <w:rPr>
+                <w:rFonts w:ascii="Calibri" w:hAnsi="Calibri"/>
+                <w:b w:val="0"/>
+                <w:i w:val="0"/>
+                <w:color w:val="333333"/>
                 <w:sz w:val="18"/>
               </w:rPr>
               <w:t>GET /equipos/medical-devices-complete</w:t>
@@ -2655,12 +3813,16 @@
         </w:tc>
         <w:tc>
           <w:tcPr>
-            <w:tcW w:type="dxa" w:w="2268"/>
-            <w:shd w:val="clear" w:color="auto" w:fill="EEF2F7"/>
+            <w:tcW w:type="dxa" w:w="2324"/>
+            <w:shd w:fill="F2F6FB"/>
           </w:tcPr>
           <w:p>
             <w:r>
               <w:rPr>
+                <w:rFonts w:ascii="Calibri" w:hAnsi="Calibri"/>
+                <w:b w:val="0"/>
+                <w:i w:val="0"/>
+                <w:color w:val="333333"/>
                 <w:sz w:val="18"/>
               </w:rPr>
               <w:t>equipos</w:t>
@@ -2671,12 +3833,16 @@
       <w:tr>
         <w:tc>
           <w:tcPr>
-            <w:tcW w:type="dxa" w:w="2835"/>
-            <w:shd w:val="clear" w:color="auto" w:fill="FFFFFF"/>
+            <w:tcW w:type="dxa" w:w="2494"/>
+            <w:shd w:fill="FFFFFF"/>
           </w:tcPr>
           <w:p>
             <w:r>
               <w:rPr>
+                <w:rFonts w:ascii="Calibri" w:hAnsi="Calibri"/>
+                <w:b w:val="0"/>
+                <w:i w:val="0"/>
+                <w:color w:val="333333"/>
                 <w:sz w:val="18"/>
               </w:rPr>
               <w:t>Equipos activos</w:t>
@@ -2685,12 +3851,16 @@
         </w:tc>
         <w:tc>
           <w:tcPr>
-            <w:tcW w:type="dxa" w:w="1701"/>
-            <w:shd w:val="clear" w:color="auto" w:fill="FFFFFF"/>
+            <w:tcW w:type="dxa" w:w="1984"/>
+            <w:shd w:fill="FFFFFF"/>
           </w:tcPr>
           <w:p>
             <w:r>
               <w:rPr>
+                <w:rFonts w:ascii="Calibri" w:hAnsi="Calibri"/>
+                <w:b w:val="0"/>
+                <w:i w:val="0"/>
+                <w:color w:val="333333"/>
                 <w:sz w:val="18"/>
               </w:rPr>
               <w:t>9.762</w:t>
@@ -2699,12 +3869,16 @@
         </w:tc>
         <w:tc>
           <w:tcPr>
-            <w:tcW w:type="dxa" w:w="2835"/>
-            <w:shd w:val="clear" w:color="auto" w:fill="FFFFFF"/>
+            <w:tcW w:type="dxa" w:w="3855"/>
+            <w:shd w:fill="FFFFFF"/>
           </w:tcPr>
           <w:p>
             <w:r>
               <w:rPr>
+                <w:rFonts w:ascii="Calibri" w:hAnsi="Calibri"/>
+                <w:b w:val="0"/>
+                <w:i w:val="0"/>
+                <w:color w:val="333333"/>
                 <w:sz w:val="18"/>
               </w:rPr>
               <w:t>GET /equipos/medical-devices-complete</w:t>
@@ -2713,12 +3887,16 @@
         </w:tc>
         <w:tc>
           <w:tcPr>
-            <w:tcW w:type="dxa" w:w="2268"/>
-            <w:shd w:val="clear" w:color="auto" w:fill="FFFFFF"/>
+            <w:tcW w:type="dxa" w:w="2324"/>
+            <w:shd w:fill="FFFFFF"/>
           </w:tcPr>
           <w:p>
             <w:r>
               <w:rPr>
+                <w:rFonts w:ascii="Calibri" w:hAnsi="Calibri"/>
+                <w:b w:val="0"/>
+                <w:i w:val="0"/>
+                <w:color w:val="333333"/>
                 <w:sz w:val="18"/>
               </w:rPr>
               <w:t>equipos</w:t>
@@ -2729,12 +3907,16 @@
       <w:tr>
         <w:tc>
           <w:tcPr>
-            <w:tcW w:type="dxa" w:w="2835"/>
-            <w:shd w:val="clear" w:color="auto" w:fill="EEF2F7"/>
+            <w:tcW w:type="dxa" w:w="2494"/>
+            <w:shd w:fill="F2F6FB"/>
           </w:tcPr>
           <w:p>
             <w:r>
               <w:rPr>
+                <w:rFonts w:ascii="Calibri" w:hAnsi="Calibri"/>
+                <w:b w:val="0"/>
+                <w:i w:val="0"/>
+                <w:color w:val="333333"/>
                 <w:sz w:val="18"/>
               </w:rPr>
               <w:t>Equipos industriales</w:t>
@@ -2743,12 +3925,16 @@
         </w:tc>
         <w:tc>
           <w:tcPr>
-            <w:tcW w:type="dxa" w:w="1701"/>
-            <w:shd w:val="clear" w:color="auto" w:fill="EEF2F7"/>
+            <w:tcW w:type="dxa" w:w="1984"/>
+            <w:shd w:fill="F2F6FB"/>
           </w:tcPr>
           <w:p>
             <w:r>
               <w:rPr>
+                <w:rFonts w:ascii="Calibri" w:hAnsi="Calibri"/>
+                <w:b w:val="0"/>
+                <w:i w:val="0"/>
+                <w:color w:val="333333"/>
                 <w:sz w:val="18"/>
               </w:rPr>
               <w:t>546</w:t>
@@ -2757,12 +3943,16 @@
         </w:tc>
         <w:tc>
           <w:tcPr>
-            <w:tcW w:type="dxa" w:w="2835"/>
-            <w:shd w:val="clear" w:color="auto" w:fill="EEF2F7"/>
+            <w:tcW w:type="dxa" w:w="3855"/>
+            <w:shd w:fill="F2F6FB"/>
           </w:tcPr>
           <w:p>
             <w:r>
               <w:rPr>
+                <w:rFonts w:ascii="Calibri" w:hAnsi="Calibri"/>
+                <w:b w:val="0"/>
+                <w:i w:val="0"/>
+                <w:color w:val="333333"/>
                 <w:sz w:val="18"/>
               </w:rPr>
               <w:t>GET /equipos-industriales</w:t>
@@ -2771,12 +3961,16 @@
         </w:tc>
         <w:tc>
           <w:tcPr>
-            <w:tcW w:type="dxa" w:w="2268"/>
-            <w:shd w:val="clear" w:color="auto" w:fill="EEF2F7"/>
+            <w:tcW w:type="dxa" w:w="2324"/>
+            <w:shd w:fill="F2F6FB"/>
           </w:tcPr>
           <w:p>
             <w:r>
               <w:rPr>
+                <w:rFonts w:ascii="Calibri" w:hAnsi="Calibri"/>
+                <w:b w:val="0"/>
+                <w:i w:val="0"/>
+                <w:color w:val="333333"/>
                 <w:sz w:val="18"/>
               </w:rPr>
               <w:t>equipos_industriales</w:t>
@@ -2787,12 +3981,16 @@
       <w:tr>
         <w:tc>
           <w:tcPr>
-            <w:tcW w:type="dxa" w:w="2835"/>
-            <w:shd w:val="clear" w:color="auto" w:fill="FFFFFF"/>
+            <w:tcW w:type="dxa" w:w="2494"/>
+            <w:shd w:fill="FFFFFF"/>
           </w:tcPr>
           <w:p>
             <w:r>
               <w:rPr>
+                <w:rFonts w:ascii="Calibri" w:hAnsi="Calibri"/>
+                <w:b w:val="0"/>
+                <w:i w:val="0"/>
+                <w:color w:val="333333"/>
                 <w:sz w:val="18"/>
               </w:rPr>
               <w:t>Correctivos biomédicos</w:t>
@@ -2801,12 +3999,16 @@
         </w:tc>
         <w:tc>
           <w:tcPr>
-            <w:tcW w:type="dxa" w:w="1701"/>
-            <w:shd w:val="clear" w:color="auto" w:fill="FFFFFF"/>
+            <w:tcW w:type="dxa" w:w="1984"/>
+            <w:shd w:fill="FFFFFF"/>
           </w:tcPr>
           <w:p>
             <w:r>
               <w:rPr>
+                <w:rFonts w:ascii="Calibri" w:hAnsi="Calibri"/>
+                <w:b w:val="0"/>
+                <w:i w:val="0"/>
+                <w:color w:val="333333"/>
                 <w:sz w:val="18"/>
               </w:rPr>
               <w:t>2.282</w:t>
@@ -2815,12 +4017,16 @@
         </w:tc>
         <w:tc>
           <w:tcPr>
-            <w:tcW w:type="dxa" w:w="2835"/>
-            <w:shd w:val="clear" w:color="auto" w:fill="FFFFFF"/>
+            <w:tcW w:type="dxa" w:w="3855"/>
+            <w:shd w:fill="FFFFFF"/>
           </w:tcPr>
           <w:p>
             <w:r>
               <w:rPr>
+                <w:rFonts w:ascii="Calibri" w:hAnsi="Calibri"/>
+                <w:b w:val="0"/>
+                <w:i w:val="0"/>
+                <w:color w:val="333333"/>
                 <w:sz w:val="18"/>
               </w:rPr>
               <w:t>GET /correctivos-generales</w:t>
@@ -2829,12 +4035,16 @@
         </w:tc>
         <w:tc>
           <w:tcPr>
-            <w:tcW w:type="dxa" w:w="2268"/>
-            <w:shd w:val="clear" w:color="auto" w:fill="FFFFFF"/>
+            <w:tcW w:type="dxa" w:w="2324"/>
+            <w:shd w:fill="FFFFFF"/>
           </w:tcPr>
           <w:p>
             <w:r>
               <w:rPr>
+                <w:rFonts w:ascii="Calibri" w:hAnsi="Calibri"/>
+                <w:b w:val="0"/>
+                <w:i w:val="0"/>
+                <w:color w:val="333333"/>
                 <w:sz w:val="18"/>
               </w:rPr>
               <w:t>correctivos_generales</w:t>
@@ -2845,12 +4055,16 @@
       <w:tr>
         <w:tc>
           <w:tcPr>
-            <w:tcW w:type="dxa" w:w="2835"/>
-            <w:shd w:val="clear" w:color="auto" w:fill="EEF2F7"/>
+            <w:tcW w:type="dxa" w:w="2494"/>
+            <w:shd w:fill="F2F6FB"/>
           </w:tcPr>
           <w:p>
             <w:r>
               <w:rPr>
+                <w:rFonts w:ascii="Calibri" w:hAnsi="Calibri"/>
+                <w:b w:val="0"/>
+                <w:i w:val="0"/>
+                <w:color w:val="333333"/>
                 <w:sz w:val="18"/>
               </w:rPr>
               <w:t>Correctivos industriales</w:t>
@@ -2859,12 +4073,16 @@
         </w:tc>
         <w:tc>
           <w:tcPr>
-            <w:tcW w:type="dxa" w:w="1701"/>
-            <w:shd w:val="clear" w:color="auto" w:fill="EEF2F7"/>
+            <w:tcW w:type="dxa" w:w="1984"/>
+            <w:shd w:fill="F2F6FB"/>
           </w:tcPr>
           <w:p>
             <w:r>
               <w:rPr>
+                <w:rFonts w:ascii="Calibri" w:hAnsi="Calibri"/>
+                <w:b w:val="0"/>
+                <w:i w:val="0"/>
+                <w:color w:val="333333"/>
                 <w:sz w:val="18"/>
               </w:rPr>
               <w:t>153</w:t>
@@ -2873,12 +4091,16 @@
         </w:tc>
         <w:tc>
           <w:tcPr>
-            <w:tcW w:type="dxa" w:w="2835"/>
-            <w:shd w:val="clear" w:color="auto" w:fill="EEF2F7"/>
+            <w:tcW w:type="dxa" w:w="3855"/>
+            <w:shd w:fill="F2F6FB"/>
           </w:tcPr>
           <w:p>
             <w:r>
               <w:rPr>
+                <w:rFonts w:ascii="Calibri" w:hAnsi="Calibri"/>
+                <w:b w:val="0"/>
+                <w:i w:val="0"/>
+                <w:color w:val="333333"/>
                 <w:sz w:val="18"/>
               </w:rPr>
               <w:t>GET /correctivos-generales-ind</w:t>
@@ -2887,12 +4109,16 @@
         </w:tc>
         <w:tc>
           <w:tcPr>
-            <w:tcW w:type="dxa" w:w="2268"/>
-            <w:shd w:val="clear" w:color="auto" w:fill="EEF2F7"/>
+            <w:tcW w:type="dxa" w:w="2324"/>
+            <w:shd w:fill="F2F6FB"/>
           </w:tcPr>
           <w:p>
             <w:r>
               <w:rPr>
+                <w:rFonts w:ascii="Calibri" w:hAnsi="Calibri"/>
+                <w:b w:val="0"/>
+                <w:i w:val="0"/>
+                <w:color w:val="333333"/>
                 <w:sz w:val="18"/>
               </w:rPr>
               <w:t>correctivos_generales_ind</w:t>
@@ -2903,26 +4129,34 @@
       <w:tr>
         <w:tc>
           <w:tcPr>
-            <w:tcW w:type="dxa" w:w="2835"/>
-            <w:shd w:val="clear" w:color="auto" w:fill="FFFFFF"/>
+            <w:tcW w:type="dxa" w:w="2494"/>
+            <w:shd w:fill="FFFFFF"/>
           </w:tcPr>
           <w:p>
             <w:r>
               <w:rPr>
+                <w:rFonts w:ascii="Calibri" w:hAnsi="Calibri"/>
+                <w:b w:val="0"/>
+                <w:i w:val="0"/>
+                <w:color w:val="333333"/>
                 <w:sz w:val="18"/>
               </w:rPr>
-              <w:t>Preventivos ejecutados (bio.)</w:t>
+              <w:t>Preventivos biomédicos</w:t>
             </w:r>
           </w:p>
         </w:tc>
         <w:tc>
           <w:tcPr>
-            <w:tcW w:type="dxa" w:w="1701"/>
-            <w:shd w:val="clear" w:color="auto" w:fill="FFFFFF"/>
+            <w:tcW w:type="dxa" w:w="1984"/>
+            <w:shd w:fill="FFFFFF"/>
           </w:tcPr>
           <w:p>
             <w:r>
               <w:rPr>
+                <w:rFonts w:ascii="Calibri" w:hAnsi="Calibri"/>
+                <w:b w:val="0"/>
+                <w:i w:val="0"/>
+                <w:color w:val="333333"/>
                 <w:sz w:val="18"/>
               </w:rPr>
               <w:t>16.842</w:t>
@@ -2931,26 +4165,34 @@
         </w:tc>
         <w:tc>
           <w:tcPr>
-            <w:tcW w:type="dxa" w:w="2835"/>
-            <w:shd w:val="clear" w:color="auto" w:fill="FFFFFF"/>
+            <w:tcW w:type="dxa" w:w="3855"/>
+            <w:shd w:fill="FFFFFF"/>
           </w:tcPr>
           <w:p>
             <w:r>
               <w:rPr>
+                <w:rFonts w:ascii="Calibri" w:hAnsi="Calibri"/>
+                <w:b w:val="0"/>
+                <w:i w:val="0"/>
+                <w:color w:val="333333"/>
                 <w:sz w:val="18"/>
               </w:rPr>
-              <w:t>GET /mantenimiento</w:t>
+              <w:t>GET /mantenimiento/export</w:t>
             </w:r>
           </w:p>
         </w:tc>
         <w:tc>
           <w:tcPr>
-            <w:tcW w:type="dxa" w:w="2268"/>
-            <w:shd w:val="clear" w:color="auto" w:fill="FFFFFF"/>
+            <w:tcW w:type="dxa" w:w="2324"/>
+            <w:shd w:fill="FFFFFF"/>
           </w:tcPr>
           <w:p>
             <w:r>
               <w:rPr>
+                <w:rFonts w:ascii="Calibri" w:hAnsi="Calibri"/>
+                <w:b w:val="0"/>
+                <w:i w:val="0"/>
+                <w:color w:val="333333"/>
                 <w:sz w:val="18"/>
               </w:rPr>
               <w:t>mantenimiento</w:t>
@@ -2961,12 +4203,90 @@
       <w:tr>
         <w:tc>
           <w:tcPr>
-            <w:tcW w:type="dxa" w:w="2835"/>
-            <w:shd w:val="clear" w:color="auto" w:fill="EEF2F7"/>
+            <w:tcW w:type="dxa" w:w="2494"/>
+            <w:shd w:fill="F2F6FB"/>
           </w:tcPr>
           <w:p>
             <w:r>
               <w:rPr>
+                <w:rFonts w:ascii="Calibri" w:hAnsi="Calibri"/>
+                <w:b w:val="0"/>
+                <w:i w:val="0"/>
+                <w:color w:val="333333"/>
+                <w:sz w:val="18"/>
+              </w:rPr>
+              <w:t>Preventivos industriales</w:t>
+            </w:r>
+          </w:p>
+        </w:tc>
+        <w:tc>
+          <w:tcPr>
+            <w:tcW w:type="dxa" w:w="1984"/>
+            <w:shd w:fill="F2F6FB"/>
+          </w:tcPr>
+          <w:p>
+            <w:r>
+              <w:rPr>
+                <w:rFonts w:ascii="Calibri" w:hAnsi="Calibri"/>
+                <w:b w:val="0"/>
+                <w:i w:val="0"/>
+                <w:color w:val="333333"/>
+                <w:sz w:val="18"/>
+              </w:rPr>
+              <w:t>17</w:t>
+            </w:r>
+          </w:p>
+        </w:tc>
+        <w:tc>
+          <w:tcPr>
+            <w:tcW w:type="dxa" w:w="3855"/>
+            <w:shd w:fill="F2F6FB"/>
+          </w:tcPr>
+          <w:p>
+            <w:r>
+              <w:rPr>
+                <w:rFonts w:ascii="Calibri" w:hAnsi="Calibri"/>
+                <w:b w:val="0"/>
+                <w:i w:val="0"/>
+                <w:color w:val="333333"/>
+                <w:sz w:val="18"/>
+              </w:rPr>
+              <w:t>GET /mantenimiento-ind/export</w:t>
+            </w:r>
+          </w:p>
+        </w:tc>
+        <w:tc>
+          <w:tcPr>
+            <w:tcW w:type="dxa" w:w="2324"/>
+            <w:shd w:fill="F2F6FB"/>
+          </w:tcPr>
+          <w:p>
+            <w:r>
+              <w:rPr>
+                <w:rFonts w:ascii="Calibri" w:hAnsi="Calibri"/>
+                <w:b w:val="0"/>
+                <w:i w:val="0"/>
+                <w:color w:val="333333"/>
+                <w:sz w:val="18"/>
+              </w:rPr>
+              <w:t>mantenimiento_ind</w:t>
+            </w:r>
+          </w:p>
+        </w:tc>
+      </w:tr>
+      <w:tr>
+        <w:tc>
+          <w:tcPr>
+            <w:tcW w:type="dxa" w:w="2494"/>
+            <w:shd w:fill="FFFFFF"/>
+          </w:tcPr>
+          <w:p>
+            <w:r>
+              <w:rPr>
+                <w:rFonts w:ascii="Calibri" w:hAnsi="Calibri"/>
+                <w:b w:val="0"/>
+                <w:i w:val="0"/>
+                <w:color w:val="333333"/>
                 <w:sz w:val="18"/>
               </w:rPr>
               <w:t>Calibraciones biomédicas</w:t>
@@ -2975,12 +4295,16 @@
         </w:tc>
         <w:tc>
           <w:tcPr>
-            <w:tcW w:type="dxa" w:w="1701"/>
-            <w:shd w:val="clear" w:color="auto" w:fill="EEF2F7"/>
+            <w:tcW w:type="dxa" w:w="1984"/>
+            <w:shd w:fill="FFFFFF"/>
           </w:tcPr>
           <w:p>
             <w:r>
               <w:rPr>
+                <w:rFonts w:ascii="Calibri" w:hAnsi="Calibri"/>
+                <w:b w:val="0"/>
+                <w:i w:val="0"/>
+                <w:color w:val="333333"/>
                 <w:sz w:val="18"/>
               </w:rPr>
               <w:t>8.576</w:t>
@@ -2989,26 +4313,34 @@
         </w:tc>
         <w:tc>
           <w:tcPr>
-            <w:tcW w:type="dxa" w:w="2835"/>
-            <w:shd w:val="clear" w:color="auto" w:fill="EEF2F7"/>
+            <w:tcW w:type="dxa" w:w="3855"/>
+            <w:shd w:fill="FFFFFF"/>
           </w:tcPr>
           <w:p>
             <w:r>
               <w:rPr>
+                <w:rFonts w:ascii="Calibri" w:hAnsi="Calibri"/>
+                <w:b w:val="0"/>
+                <w:i w:val="0"/>
+                <w:color w:val="333333"/>
                 <w:sz w:val="18"/>
               </w:rPr>
-              <w:t>GET /calibraciones</w:t>
+              <w:t>GET /calibraciones/export</w:t>
             </w:r>
           </w:p>
         </w:tc>
         <w:tc>
           <w:tcPr>
-            <w:tcW w:type="dxa" w:w="2268"/>
-            <w:shd w:val="clear" w:color="auto" w:fill="EEF2F7"/>
+            <w:tcW w:type="dxa" w:w="2324"/>
+            <w:shd w:fill="FFFFFF"/>
           </w:tcPr>
           <w:p>
             <w:r>
               <w:rPr>
+                <w:rFonts w:ascii="Calibri" w:hAnsi="Calibri"/>
+                <w:b w:val="0"/>
+                <w:i w:val="0"/>
+                <w:color w:val="333333"/>
                 <w:sz w:val="18"/>
               </w:rPr>
               <w:t>calibracion</w:t>
@@ -3019,12 +4351,16 @@
       <w:tr>
         <w:tc>
           <w:tcPr>
-            <w:tcW w:type="dxa" w:w="2835"/>
-            <w:shd w:val="clear" w:color="auto" w:fill="FFFFFF"/>
+            <w:tcW w:type="dxa" w:w="2494"/>
+            <w:shd w:fill="F2F6FB"/>
           </w:tcPr>
           <w:p>
             <w:r>
               <w:rPr>
+                <w:rFonts w:ascii="Calibri" w:hAnsi="Calibri"/>
+                <w:b w:val="0"/>
+                <w:i w:val="0"/>
+                <w:color w:val="333333"/>
                 <w:sz w:val="18"/>
               </w:rPr>
               <w:t>Calibraciones industriales</w:t>
@@ -3033,12 +4369,16 @@
         </w:tc>
         <w:tc>
           <w:tcPr>
-            <w:tcW w:type="dxa" w:w="1701"/>
-            <w:shd w:val="clear" w:color="auto" w:fill="FFFFFF"/>
+            <w:tcW w:type="dxa" w:w="1984"/>
+            <w:shd w:fill="F2F6FB"/>
           </w:tcPr>
           <w:p>
             <w:r>
               <w:rPr>
+                <w:rFonts w:ascii="Calibri" w:hAnsi="Calibri"/>
+                <w:b w:val="0"/>
+                <w:i w:val="0"/>
+                <w:color w:val="333333"/>
                 <w:sz w:val="18"/>
               </w:rPr>
               <w:t>321</w:t>
@@ -3047,26 +4387,34 @@
         </w:tc>
         <w:tc>
           <w:tcPr>
-            <w:tcW w:type="dxa" w:w="2835"/>
-            <w:shd w:val="clear" w:color="auto" w:fill="FFFFFF"/>
+            <w:tcW w:type="dxa" w:w="3855"/>
+            <w:shd w:fill="F2F6FB"/>
           </w:tcPr>
           <w:p>
             <w:r>
               <w:rPr>
+                <w:rFonts w:ascii="Calibri" w:hAnsi="Calibri"/>
+                <w:b w:val="0"/>
+                <w:i w:val="0"/>
+                <w:color w:val="333333"/>
                 <w:sz w:val="18"/>
               </w:rPr>
-              <w:t>GET /calibraciones-ind</w:t>
+              <w:t>GET /calibraciones-ind/export</w:t>
             </w:r>
           </w:p>
         </w:tc>
         <w:tc>
           <w:tcPr>
-            <w:tcW w:type="dxa" w:w="2268"/>
-            <w:shd w:val="clear" w:color="auto" w:fill="FFFFFF"/>
+            <w:tcW w:type="dxa" w:w="2324"/>
+            <w:shd w:fill="F2F6FB"/>
           </w:tcPr>
           <w:p>
             <w:r>
               <w:rPr>
+                <w:rFonts w:ascii="Calibri" w:hAnsi="Calibri"/>
+                <w:b w:val="0"/>
+                <w:i w:val="0"/>
+                <w:color w:val="333333"/>
                 <w:sz w:val="18"/>
               </w:rPr>
               <w:t>calibracion_ind</w:t>
@@ -3077,12 +4425,16 @@
       <w:tr>
         <w:tc>
           <w:tcPr>
-            <w:tcW w:type="dxa" w:w="2835"/>
-            <w:shd w:val="clear" w:color="auto" w:fill="EEF2F7"/>
+            <w:tcW w:type="dxa" w:w="2494"/>
+            <w:shd w:fill="FFFFFF"/>
           </w:tcPr>
           <w:p>
             <w:r>
               <w:rPr>
+                <w:rFonts w:ascii="Calibri" w:hAnsi="Calibri"/>
+                <w:b w:val="0"/>
+                <w:i w:val="0"/>
+                <w:color w:val="333333"/>
                 <w:sz w:val="18"/>
               </w:rPr>
               <w:t>Planes de mantenimiento</w:t>
@@ -3091,12 +4443,16 @@
         </w:tc>
         <w:tc>
           <w:tcPr>
-            <w:tcW w:type="dxa" w:w="1701"/>
-            <w:shd w:val="clear" w:color="auto" w:fill="EEF2F7"/>
+            <w:tcW w:type="dxa" w:w="1984"/>
+            <w:shd w:fill="FFFFFF"/>
           </w:tcPr>
           <w:p>
             <w:r>
               <w:rPr>
+                <w:rFonts w:ascii="Calibri" w:hAnsi="Calibri"/>
+                <w:b w:val="0"/>
+                <w:i w:val="0"/>
+                <w:color w:val="333333"/>
                 <w:sz w:val="18"/>
               </w:rPr>
               <w:t>6.592</w:t>
@@ -3105,26 +4461,34 @@
         </w:tc>
         <w:tc>
           <w:tcPr>
-            <w:tcW w:type="dxa" w:w="2835"/>
-            <w:shd w:val="clear" w:color="auto" w:fill="EEF2F7"/>
+            <w:tcW w:type="dxa" w:w="3855"/>
+            <w:shd w:fill="FFFFFF"/>
           </w:tcPr>
           <w:p>
             <w:r>
               <w:rPr>
+                <w:rFonts w:ascii="Calibri" w:hAnsi="Calibri"/>
+                <w:b w:val="0"/>
+                <w:i w:val="0"/>
+                <w:color w:val="333333"/>
                 <w:sz w:val="18"/>
               </w:rPr>
-              <w:t>GET /planes-mantenimientos</w:t>
+              <w:t>GET /planes-mantenimientos/export</w:t>
             </w:r>
           </w:p>
         </w:tc>
         <w:tc>
           <w:tcPr>
-            <w:tcW w:type="dxa" w:w="2268"/>
-            <w:shd w:val="clear" w:color="auto" w:fill="EEF2F7"/>
+            <w:tcW w:type="dxa" w:w="2324"/>
+            <w:shd w:fill="FFFFFF"/>
           </w:tcPr>
           <w:p>
             <w:r>
               <w:rPr>
+                <w:rFonts w:ascii="Calibri" w:hAnsi="Calibri"/>
+                <w:b w:val="0"/>
+                <w:i w:val="0"/>
+                <w:color w:val="333333"/>
                 <w:sz w:val="18"/>
               </w:rPr>
               <w:t>planes_mantenimientos</w:t>
@@ -3135,26 +4499,34 @@
       <w:tr>
         <w:tc>
           <w:tcPr>
-            <w:tcW w:type="dxa" w:w="2835"/>
-            <w:shd w:val="clear" w:color="auto" w:fill="FFFFFF"/>
+            <w:tcW w:type="dxa" w:w="2494"/>
+            <w:shd w:fill="F2F6FB"/>
           </w:tcPr>
           <w:p>
             <w:r>
               <w:rPr>
+                <w:rFonts w:ascii="Calibri" w:hAnsi="Calibri"/>
+                <w:b w:val="0"/>
+                <w:i w:val="0"/>
+                <w:color w:val="333333"/>
                 <w:sz w:val="18"/>
               </w:rPr>
-              <w:t>Usuarios del sistema</w:t>
+              <w:t>Usuarios registrados</w:t>
             </w:r>
           </w:p>
         </w:tc>
         <w:tc>
           <w:tcPr>
-            <w:tcW w:type="dxa" w:w="1701"/>
-            <w:shd w:val="clear" w:color="auto" w:fill="FFFFFF"/>
+            <w:tcW w:type="dxa" w:w="1984"/>
+            <w:shd w:fill="F2F6FB"/>
           </w:tcPr>
           <w:p>
             <w:r>
               <w:rPr>
+                <w:rFonts w:ascii="Calibri" w:hAnsi="Calibri"/>
+                <w:b w:val="0"/>
+                <w:i w:val="0"/>
+                <w:color w:val="333333"/>
                 <w:sz w:val="18"/>
               </w:rPr>
               <w:t>269</w:t>
@@ -3163,12 +4535,16 @@
         </w:tc>
         <w:tc>
           <w:tcPr>
-            <w:tcW w:type="dxa" w:w="2835"/>
-            <w:shd w:val="clear" w:color="auto" w:fill="FFFFFF"/>
+            <w:tcW w:type="dxa" w:w="3855"/>
+            <w:shd w:fill="F2F6FB"/>
           </w:tcPr>
           <w:p>
             <w:r>
               <w:rPr>
+                <w:rFonts w:ascii="Calibri" w:hAnsi="Calibri"/>
+                <w:b w:val="0"/>
+                <w:i w:val="0"/>
+                <w:color w:val="333333"/>
                 <w:sz w:val="18"/>
               </w:rPr>
               <w:t>GET /usuarios</w:t>
@@ -3177,12 +4553,16 @@
         </w:tc>
         <w:tc>
           <w:tcPr>
-            <w:tcW w:type="dxa" w:w="2268"/>
-            <w:shd w:val="clear" w:color="auto" w:fill="FFFFFF"/>
+            <w:tcW w:type="dxa" w:w="2324"/>
+            <w:shd w:fill="F2F6FB"/>
           </w:tcPr>
           <w:p>
             <w:r>
               <w:rPr>
+                <w:rFonts w:ascii="Calibri" w:hAnsi="Calibri"/>
+                <w:b w:val="0"/>
+                <w:i w:val="0"/>
+                <w:color w:val="333333"/>
                 <w:sz w:val="18"/>
               </w:rPr>
               <w:t>usuarios</w:t>
@@ -3193,12 +4573,16 @@
       <w:tr>
         <w:tc>
           <w:tcPr>
-            <w:tcW w:type="dxa" w:w="2835"/>
-            <w:shd w:val="clear" w:color="auto" w:fill="EEF2F7"/>
+            <w:tcW w:type="dxa" w:w="2494"/>
+            <w:shd w:fill="FFFFFF"/>
           </w:tcPr>
           <w:p>
             <w:r>
               <w:rPr>
+                <w:rFonts w:ascii="Calibri" w:hAnsi="Calibri"/>
+                <w:b w:val="0"/>
+                <w:i w:val="0"/>
+                <w:color w:val="333333"/>
                 <w:sz w:val="18"/>
               </w:rPr>
               <w:t>Servicios / Unidades</w:t>
@@ -3207,12 +4591,16 @@
         </w:tc>
         <w:tc>
           <w:tcPr>
-            <w:tcW w:type="dxa" w:w="1701"/>
-            <w:shd w:val="clear" w:color="auto" w:fill="EEF2F7"/>
+            <w:tcW w:type="dxa" w:w="1984"/>
+            <w:shd w:fill="FFFFFF"/>
           </w:tcPr>
           <w:p>
             <w:r>
               <w:rPr>
+                <w:rFonts w:ascii="Calibri" w:hAnsi="Calibri"/>
+                <w:b w:val="0"/>
+                <w:i w:val="0"/>
+                <w:color w:val="333333"/>
                 <w:sz w:val="18"/>
               </w:rPr>
               <w:t>275</w:t>
@@ -3221,12 +4609,16 @@
         </w:tc>
         <w:tc>
           <w:tcPr>
-            <w:tcW w:type="dxa" w:w="2835"/>
-            <w:shd w:val="clear" w:color="auto" w:fill="EEF2F7"/>
+            <w:tcW w:type="dxa" w:w="3855"/>
+            <w:shd w:fill="FFFFFF"/>
           </w:tcPr>
           <w:p>
             <w:r>
               <w:rPr>
+                <w:rFonts w:ascii="Calibri" w:hAnsi="Calibri"/>
+                <w:b w:val="0"/>
+                <w:i w:val="0"/>
+                <w:color w:val="333333"/>
                 <w:sz w:val="18"/>
               </w:rPr>
               <w:t>GET /servicios</w:t>
@@ -3235,73 +4627,19 @@
         </w:tc>
         <w:tc>
           <w:tcPr>
-            <w:tcW w:type="dxa" w:w="2268"/>
-            <w:shd w:val="clear" w:color="auto" w:fill="EEF2F7"/>
+            <w:tcW w:type="dxa" w:w="2324"/>
+            <w:shd w:fill="FFFFFF"/>
           </w:tcPr>
           <w:p>
             <w:r>
               <w:rPr>
+                <w:rFonts w:ascii="Calibri" w:hAnsi="Calibri"/>
+                <w:b w:val="0"/>
+                <w:i w:val="0"/>
+                <w:color w:val="333333"/>
                 <w:sz w:val="18"/>
               </w:rPr>
               <w:t>servicios</w:t>
-            </w:r>
-          </w:p>
-        </w:tc>
-      </w:tr>
-      <w:tr>
-        <w:tc>
-          <w:tcPr>
-            <w:tcW w:type="dxa" w:w="2835"/>
-            <w:shd w:val="clear" w:color="auto" w:fill="FFFFFF"/>
-          </w:tcPr>
-          <w:p>
-            <w:r>
-              <w:rPr>
-                <w:sz w:val="18"/>
-              </w:rPr>
-              <w:t>Proveedores</w:t>
-            </w:r>
-          </w:p>
-        </w:tc>
-        <w:tc>
-          <w:tcPr>
-            <w:tcW w:type="dxa" w:w="1701"/>
-            <w:shd w:val="clear" w:color="auto" w:fill="FFFFFF"/>
-          </w:tcPr>
-          <w:p>
-            <w:r>
-              <w:rPr>
-                <w:sz w:val="18"/>
-              </w:rPr>
-              <w:t>93</w:t>
-            </w:r>
-          </w:p>
-        </w:tc>
-        <w:tc>
-          <w:tcPr>
-            <w:tcW w:type="dxa" w:w="2835"/>
-            <w:shd w:val="clear" w:color="auto" w:fill="FFFFFF"/>
-          </w:tcPr>
-          <w:p>
-            <w:r>
-              <w:rPr>
-                <w:sz w:val="18"/>
-              </w:rPr>
-              <w:t>GET /proveedores-mantenimiento</w:t>
-            </w:r>
-          </w:p>
-        </w:tc>
-        <w:tc>
-          <w:tcPr>
-            <w:tcW w:type="dxa" w:w="2268"/>
-            <w:shd w:val="clear" w:color="auto" w:fill="FFFFFF"/>
-          </w:tcPr>
-          <w:p>
-            <w:r>
-              <w:rPr>
-                <w:sz w:val="18"/>
-              </w:rPr>
-              <w:t>proveedores_mantenimiento</w:t>
             </w:r>
           </w:p>
         </w:tc>
@@ -3310,13 +4648,47 @@
     <w:p/>
     <w:p>
       <w:pPr>
-        <w:pStyle w:val="Heading1"/>
+        <w:spacing w:before="160" w:after="80"/>
       </w:pPr>
       <w:r>
         <w:rPr>
-          <w:color w:val="1D6FBF"/>
+          <w:rFonts w:ascii="Calibri" w:hAnsi="Calibri"/>
+          <w:b/>
+          <w:i w:val="0"/>
+          <w:color w:val="1F6FB8"/>
+          <w:sz w:val="24"/>
         </w:rPr>
-        <w:t>7. Exportaciones Disponibles</w:t>
+        <w:t>9. Exportaciones disponibles</w:t>
+      </w:r>
+    </w:p>
+    <w:p>
+      <w:pPr>
+        <w:spacing w:after="80"/>
+      </w:pPr>
+      <w:r>
+        <w:rPr>
+          <w:rFonts w:ascii="Calibri" w:hAnsi="Calibri"/>
+          <w:b w:val="0"/>
+          <w:i w:val="0"/>
+          <w:color w:val="333333"/>
+          <w:sz w:val="20"/>
+        </w:rPr>
+        <w:t>Una de las ventajas más prácticas de EVA es que convierte las consultas operativas en archivos descargables para análisis externo. Esto reduce la dependencia de consultas manuales a base de datos y acelera la elaboración de informes de gestión.</w:t>
+      </w:r>
+    </w:p>
+    <w:p>
+      <w:pPr>
+        <w:spacing w:after="80"/>
+      </w:pPr>
+      <w:r>
+        <w:rPr>
+          <w:rFonts w:ascii="Calibri" w:hAnsi="Calibri"/>
+          <w:b w:val="0"/>
+          <w:i w:val="0"/>
+          <w:color w:val="333333"/>
+          <w:sz w:val="20"/>
+        </w:rPr>
+        <w:t>Las exportaciones están pensadas para usuarios administrativos y técnicos que necesitan consolidar información en Excel, filtrar por año o revisar históricos de forma offline.</w:t>
       </w:r>
     </w:p>
     <w:tbl>
@@ -3327,24 +4699,23 @@
         <w:tblLook w:firstColumn="1" w:firstRow="1" w:lastColumn="0" w:lastRow="0" w:noHBand="0" w:noVBand="1" w:val="04A0"/>
       </w:tblPr>
       <w:tblGrid>
-        <w:gridCol w:w="2160"/>
-        <w:gridCol w:w="2160"/>
-        <w:gridCol w:w="2160"/>
-        <w:gridCol w:w="2160"/>
+        <w:gridCol w:w="2280"/>
+        <w:gridCol w:w="2280"/>
+        <w:gridCol w:w="2280"/>
+        <w:gridCol w:w="2280"/>
       </w:tblGrid>
       <w:tr>
         <w:tc>
           <w:tcPr>
-            <w:tcW w:type="dxa" w:w="2835"/>
-            <w:shd w:val="clear" w:color="auto" w:fill="1D293D"/>
+            <w:tcW w:type="dxa" w:w="2891"/>
+            <w:shd w:fill="1D293D"/>
           </w:tcPr>
           <w:p>
-            <w:pPr>
-              <w:jc w:val="center"/>
-            </w:pPr>
             <w:r>
               <w:rPr>
+                <w:rFonts w:ascii="Calibri" w:hAnsi="Calibri"/>
                 <w:b/>
+                <w:i w:val="0"/>
                 <w:color w:val="FFFFFF"/>
                 <w:sz w:val="18"/>
               </w:rPr>
@@ -3354,16 +4725,15 @@
         </w:tc>
         <w:tc>
           <w:tcPr>
-            <w:tcW w:type="dxa" w:w="1701"/>
-            <w:shd w:val="clear" w:color="auto" w:fill="1D293D"/>
+            <w:tcW w:type="dxa" w:w="1814"/>
+            <w:shd w:fill="1D293D"/>
           </w:tcPr>
           <w:p>
-            <w:pPr>
-              <w:jc w:val="center"/>
-            </w:pPr>
             <w:r>
               <w:rPr>
+                <w:rFonts w:ascii="Calibri" w:hAnsi="Calibri"/>
                 <w:b/>
+                <w:i w:val="0"/>
                 <w:color w:val="FFFFFF"/>
                 <w:sz w:val="18"/>
               </w:rPr>
@@ -3373,16 +4743,15 @@
         </w:tc>
         <w:tc>
           <w:tcPr>
-            <w:tcW w:type="dxa" w:w="2268"/>
-            <w:shd w:val="clear" w:color="auto" w:fill="1D293D"/>
+            <w:tcW w:type="dxa" w:w="1814"/>
+            <w:shd w:fill="1D293D"/>
           </w:tcPr>
           <w:p>
-            <w:pPr>
-              <w:jc w:val="center"/>
-            </w:pPr>
             <w:r>
               <w:rPr>
+                <w:rFonts w:ascii="Calibri" w:hAnsi="Calibri"/>
                 <w:b/>
+                <w:i w:val="0"/>
                 <w:color w:val="FFFFFF"/>
                 <w:sz w:val="18"/>
               </w:rPr>
@@ -3392,16 +4761,15 @@
         </w:tc>
         <w:tc>
           <w:tcPr>
-            <w:tcW w:type="dxa" w:w="3402"/>
-            <w:shd w:val="clear" w:color="auto" w:fill="1D293D"/>
+            <w:tcW w:type="dxa" w:w="3969"/>
+            <w:shd w:fill="1D293D"/>
           </w:tcPr>
           <w:p>
-            <w:pPr>
-              <w:jc w:val="center"/>
-            </w:pPr>
             <w:r>
               <w:rPr>
+                <w:rFonts w:ascii="Calibri" w:hAnsi="Calibri"/>
                 <w:b/>
+                <w:i w:val="0"/>
                 <w:color w:val="FFFFFF"/>
                 <w:sz w:val="18"/>
               </w:rPr>
@@ -3413,12 +4781,16 @@
       <w:tr>
         <w:tc>
           <w:tcPr>
-            <w:tcW w:type="dxa" w:w="2835"/>
-            <w:shd w:val="clear" w:color="auto" w:fill="EEF2F7"/>
+            <w:tcW w:type="dxa" w:w="2891"/>
+            <w:shd w:fill="F2F6FB"/>
           </w:tcPr>
           <w:p>
             <w:r>
               <w:rPr>
+                <w:rFonts w:ascii="Calibri" w:hAnsi="Calibri"/>
+                <w:b w:val="0"/>
+                <w:i w:val="0"/>
+                <w:color w:val="333333"/>
                 <w:sz w:val="18"/>
               </w:rPr>
               <w:t>Correctivos biomédicos</w:t>
@@ -3427,12 +4799,16 @@
         </w:tc>
         <w:tc>
           <w:tcPr>
-            <w:tcW w:type="dxa" w:w="1701"/>
-            <w:shd w:val="clear" w:color="auto" w:fill="EEF2F7"/>
+            <w:tcW w:type="dxa" w:w="1814"/>
+            <w:shd w:fill="F2F6FB"/>
           </w:tcPr>
           <w:p>
             <w:r>
               <w:rPr>
+                <w:rFonts w:ascii="Calibri" w:hAnsi="Calibri"/>
+                <w:b w:val="0"/>
+                <w:i w:val="0"/>
+                <w:color w:val="333333"/>
                 <w:sz w:val="18"/>
               </w:rPr>
               <w:t>Excel (.xlsx)</w:t>
@@ -3441,12 +4817,16 @@
         </w:tc>
         <w:tc>
           <w:tcPr>
-            <w:tcW w:type="dxa" w:w="2268"/>
-            <w:shd w:val="clear" w:color="auto" w:fill="EEF2F7"/>
+            <w:tcW w:type="dxa" w:w="1814"/>
+            <w:shd w:fill="F2F6FB"/>
           </w:tcPr>
           <w:p>
             <w:r>
               <w:rPr>
+                <w:rFonts w:ascii="Calibri" w:hAnsi="Calibri"/>
+                <w:b w:val="0"/>
+                <w:i w:val="0"/>
+                <w:color w:val="333333"/>
                 <w:sz w:val="18"/>
               </w:rPr>
               <w:t>2.282</w:t>
@@ -3455,12 +4835,16 @@
         </w:tc>
         <w:tc>
           <w:tcPr>
-            <w:tcW w:type="dxa" w:w="3402"/>
-            <w:shd w:val="clear" w:color="auto" w:fill="EEF2F7"/>
+            <w:tcW w:type="dxa" w:w="3969"/>
+            <w:shd w:fill="F2F6FB"/>
           </w:tcPr>
           <w:p>
             <w:r>
               <w:rPr>
+                <w:rFonts w:ascii="Calibri" w:hAnsi="Calibri"/>
+                <w:b w:val="0"/>
+                <w:i w:val="0"/>
+                <w:color w:val="333333"/>
                 <w:sz w:val="18"/>
               </w:rPr>
               <w:t>GET /correctivos-generales/export</w:t>
@@ -3471,12 +4855,16 @@
       <w:tr>
         <w:tc>
           <w:tcPr>
-            <w:tcW w:type="dxa" w:w="2835"/>
-            <w:shd w:val="clear" w:color="auto" w:fill="FFFFFF"/>
+            <w:tcW w:type="dxa" w:w="2891"/>
+            <w:shd w:fill="FFFFFF"/>
           </w:tcPr>
           <w:p>
             <w:r>
               <w:rPr>
+                <w:rFonts w:ascii="Calibri" w:hAnsi="Calibri"/>
+                <w:b w:val="0"/>
+                <w:i w:val="0"/>
+                <w:color w:val="333333"/>
                 <w:sz w:val="18"/>
               </w:rPr>
               <w:t>Correctivos industriales</w:t>
@@ -3485,12 +4873,16 @@
         </w:tc>
         <w:tc>
           <w:tcPr>
-            <w:tcW w:type="dxa" w:w="1701"/>
-            <w:shd w:val="clear" w:color="auto" w:fill="FFFFFF"/>
+            <w:tcW w:type="dxa" w:w="1814"/>
+            <w:shd w:fill="FFFFFF"/>
           </w:tcPr>
           <w:p>
             <w:r>
               <w:rPr>
+                <w:rFonts w:ascii="Calibri" w:hAnsi="Calibri"/>
+                <w:b w:val="0"/>
+                <w:i w:val="0"/>
+                <w:color w:val="333333"/>
                 <w:sz w:val="18"/>
               </w:rPr>
               <w:t>Excel (.xlsx)</w:t>
@@ -3499,12 +4891,16 @@
         </w:tc>
         <w:tc>
           <w:tcPr>
-            <w:tcW w:type="dxa" w:w="2268"/>
-            <w:shd w:val="clear" w:color="auto" w:fill="FFFFFF"/>
+            <w:tcW w:type="dxa" w:w="1814"/>
+            <w:shd w:fill="FFFFFF"/>
           </w:tcPr>
           <w:p>
             <w:r>
               <w:rPr>
+                <w:rFonts w:ascii="Calibri" w:hAnsi="Calibri"/>
+                <w:b w:val="0"/>
+                <w:i w:val="0"/>
+                <w:color w:val="333333"/>
                 <w:sz w:val="18"/>
               </w:rPr>
               <w:t>153</w:t>
@@ -3513,12 +4909,16 @@
         </w:tc>
         <w:tc>
           <w:tcPr>
-            <w:tcW w:type="dxa" w:w="3402"/>
-            <w:shd w:val="clear" w:color="auto" w:fill="FFFFFF"/>
+            <w:tcW w:type="dxa" w:w="3969"/>
+            <w:shd w:fill="FFFFFF"/>
           </w:tcPr>
           <w:p>
             <w:r>
               <w:rPr>
+                <w:rFonts w:ascii="Calibri" w:hAnsi="Calibri"/>
+                <w:b w:val="0"/>
+                <w:i w:val="0"/>
+                <w:color w:val="333333"/>
                 <w:sz w:val="18"/>
               </w:rPr>
               <w:t>GET /correctivos-generales-ind/export</w:t>
@@ -3529,12 +4929,16 @@
       <w:tr>
         <w:tc>
           <w:tcPr>
-            <w:tcW w:type="dxa" w:w="2835"/>
-            <w:shd w:val="clear" w:color="auto" w:fill="EEF2F7"/>
+            <w:tcW w:type="dxa" w:w="2891"/>
+            <w:shd w:fill="F2F6FB"/>
           </w:tcPr>
           <w:p>
             <w:r>
               <w:rPr>
+                <w:rFonts w:ascii="Calibri" w:hAnsi="Calibri"/>
+                <w:b w:val="0"/>
+                <w:i w:val="0"/>
+                <w:color w:val="333333"/>
                 <w:sz w:val="18"/>
               </w:rPr>
               <w:t>Preventivos biomédicos</w:t>
@@ -3543,12 +4947,16 @@
         </w:tc>
         <w:tc>
           <w:tcPr>
-            <w:tcW w:type="dxa" w:w="1701"/>
-            <w:shd w:val="clear" w:color="auto" w:fill="EEF2F7"/>
+            <w:tcW w:type="dxa" w:w="1814"/>
+            <w:shd w:fill="F2F6FB"/>
           </w:tcPr>
           <w:p>
             <w:r>
               <w:rPr>
+                <w:rFonts w:ascii="Calibri" w:hAnsi="Calibri"/>
+                <w:b w:val="0"/>
+                <w:i w:val="0"/>
+                <w:color w:val="333333"/>
                 <w:sz w:val="18"/>
               </w:rPr>
               <w:t>Excel (.xlsx)</w:t>
@@ -3557,12 +4965,16 @@
         </w:tc>
         <w:tc>
           <w:tcPr>
-            <w:tcW w:type="dxa" w:w="2268"/>
-            <w:shd w:val="clear" w:color="auto" w:fill="EEF2F7"/>
+            <w:tcW w:type="dxa" w:w="1814"/>
+            <w:shd w:fill="F2F6FB"/>
           </w:tcPr>
           <w:p>
             <w:r>
               <w:rPr>
+                <w:rFonts w:ascii="Calibri" w:hAnsi="Calibri"/>
+                <w:b w:val="0"/>
+                <w:i w:val="0"/>
+                <w:color w:val="333333"/>
                 <w:sz w:val="18"/>
               </w:rPr>
               <w:t>16.842</w:t>
@@ -3571,12 +4983,16 @@
         </w:tc>
         <w:tc>
           <w:tcPr>
-            <w:tcW w:type="dxa" w:w="3402"/>
-            <w:shd w:val="clear" w:color="auto" w:fill="EEF2F7"/>
+            <w:tcW w:type="dxa" w:w="3969"/>
+            <w:shd w:fill="F2F6FB"/>
           </w:tcPr>
           <w:p>
             <w:r>
               <w:rPr>
+                <w:rFonts w:ascii="Calibri" w:hAnsi="Calibri"/>
+                <w:b w:val="0"/>
+                <w:i w:val="0"/>
+                <w:color w:val="333333"/>
                 <w:sz w:val="18"/>
               </w:rPr>
               <w:t>GET /mantenimiento/export</w:t>
@@ -3587,12 +5003,16 @@
       <w:tr>
         <w:tc>
           <w:tcPr>
-            <w:tcW w:type="dxa" w:w="2835"/>
-            <w:shd w:val="clear" w:color="auto" w:fill="FFFFFF"/>
+            <w:tcW w:type="dxa" w:w="2891"/>
+            <w:shd w:fill="FFFFFF"/>
           </w:tcPr>
           <w:p>
             <w:r>
               <w:rPr>
+                <w:rFonts w:ascii="Calibri" w:hAnsi="Calibri"/>
+                <w:b w:val="0"/>
+                <w:i w:val="0"/>
+                <w:color w:val="333333"/>
                 <w:sz w:val="18"/>
               </w:rPr>
               <w:t>Calibraciones</w:t>
@@ -3601,12 +5021,16 @@
         </w:tc>
         <w:tc>
           <w:tcPr>
-            <w:tcW w:type="dxa" w:w="1701"/>
-            <w:shd w:val="clear" w:color="auto" w:fill="FFFFFF"/>
+            <w:tcW w:type="dxa" w:w="1814"/>
+            <w:shd w:fill="FFFFFF"/>
           </w:tcPr>
           <w:p>
             <w:r>
               <w:rPr>
+                <w:rFonts w:ascii="Calibri" w:hAnsi="Calibri"/>
+                <w:b w:val="0"/>
+                <w:i w:val="0"/>
+                <w:color w:val="333333"/>
                 <w:sz w:val="18"/>
               </w:rPr>
               <w:t>Excel (.xlsx)</w:t>
@@ -3615,12 +5039,16 @@
         </w:tc>
         <w:tc>
           <w:tcPr>
-            <w:tcW w:type="dxa" w:w="2268"/>
-            <w:shd w:val="clear" w:color="auto" w:fill="FFFFFF"/>
+            <w:tcW w:type="dxa" w:w="1814"/>
+            <w:shd w:fill="FFFFFF"/>
           </w:tcPr>
           <w:p>
             <w:r>
               <w:rPr>
+                <w:rFonts w:ascii="Calibri" w:hAnsi="Calibri"/>
+                <w:b w:val="0"/>
+                <w:i w:val="0"/>
+                <w:color w:val="333333"/>
                 <w:sz w:val="18"/>
               </w:rPr>
               <w:t>8.897</w:t>
@@ -3629,12 +5057,16 @@
         </w:tc>
         <w:tc>
           <w:tcPr>
-            <w:tcW w:type="dxa" w:w="3402"/>
-            <w:shd w:val="clear" w:color="auto" w:fill="FFFFFF"/>
+            <w:tcW w:type="dxa" w:w="3969"/>
+            <w:shd w:fill="FFFFFF"/>
           </w:tcPr>
           <w:p>
             <w:r>
               <w:rPr>
+                <w:rFonts w:ascii="Calibri" w:hAnsi="Calibri"/>
+                <w:b w:val="0"/>
+                <w:i w:val="0"/>
+                <w:color w:val="333333"/>
                 <w:sz w:val="18"/>
               </w:rPr>
               <w:t>GET /calibraciones/export</w:t>
@@ -3645,12 +5077,16 @@
       <w:tr>
         <w:tc>
           <w:tcPr>
-            <w:tcW w:type="dxa" w:w="2835"/>
-            <w:shd w:val="clear" w:color="auto" w:fill="EEF2F7"/>
+            <w:tcW w:type="dxa" w:w="2891"/>
+            <w:shd w:fill="F2F6FB"/>
           </w:tcPr>
           <w:p>
             <w:r>
               <w:rPr>
+                <w:rFonts w:ascii="Calibri" w:hAnsi="Calibri"/>
+                <w:b w:val="0"/>
+                <w:i w:val="0"/>
+                <w:color w:val="333333"/>
                 <w:sz w:val="18"/>
               </w:rPr>
               <w:t>Cronograma de mto.</w:t>
@@ -3659,12 +5095,16 @@
         </w:tc>
         <w:tc>
           <w:tcPr>
-            <w:tcW w:type="dxa" w:w="1701"/>
-            <w:shd w:val="clear" w:color="auto" w:fill="EEF2F7"/>
+            <w:tcW w:type="dxa" w:w="1814"/>
+            <w:shd w:fill="F2F6FB"/>
           </w:tcPr>
           <w:p>
             <w:r>
               <w:rPr>
+                <w:rFonts w:ascii="Calibri" w:hAnsi="Calibri"/>
+                <w:b w:val="0"/>
+                <w:i w:val="0"/>
+                <w:color w:val="333333"/>
                 <w:sz w:val="18"/>
               </w:rPr>
               <w:t>Excel (.xlsx)</w:t>
@@ -3673,12 +5113,16 @@
         </w:tc>
         <w:tc>
           <w:tcPr>
-            <w:tcW w:type="dxa" w:w="2268"/>
-            <w:shd w:val="clear" w:color="auto" w:fill="EEF2F7"/>
+            <w:tcW w:type="dxa" w:w="1814"/>
+            <w:shd w:fill="F2F6FB"/>
           </w:tcPr>
           <w:p>
             <w:r>
               <w:rPr>
+                <w:rFonts w:ascii="Calibri" w:hAnsi="Calibri"/>
+                <w:b w:val="0"/>
+                <w:i w:val="0"/>
+                <w:color w:val="333333"/>
                 <w:sz w:val="18"/>
               </w:rPr>
               <w:t>6.592</w:t>
@@ -3687,12 +5131,16 @@
         </w:tc>
         <w:tc>
           <w:tcPr>
-            <w:tcW w:type="dxa" w:w="3402"/>
-            <w:shd w:val="clear" w:color="auto" w:fill="EEF2F7"/>
+            <w:tcW w:type="dxa" w:w="3969"/>
+            <w:shd w:fill="F2F6FB"/>
           </w:tcPr>
           <w:p>
             <w:r>
               <w:rPr>
+                <w:rFonts w:ascii="Calibri" w:hAnsi="Calibri"/>
+                <w:b w:val="0"/>
+                <w:i w:val="0"/>
+                <w:color w:val="333333"/>
                 <w:sz w:val="18"/>
               </w:rPr>
               <w:t>GET /planes-mantenimientos/export</w:t>
@@ -3703,26 +5151,34 @@
       <w:tr>
         <w:tc>
           <w:tcPr>
-            <w:tcW w:type="dxa" w:w="2835"/>
-            <w:shd w:val="clear" w:color="auto" w:fill="FFFFFF"/>
+            <w:tcW w:type="dxa" w:w="2891"/>
+            <w:shd w:fill="FFFFFF"/>
           </w:tcPr>
           <w:p>
             <w:r>
               <w:rPr>
+                <w:rFonts w:ascii="Calibri" w:hAnsi="Calibri"/>
+                <w:b w:val="0"/>
+                <w:i w:val="0"/>
+                <w:color w:val="333333"/>
                 <w:sz w:val="18"/>
               </w:rPr>
-              <w:t>Inventario equipos</w:t>
+              <w:t>Inventario de equipos</w:t>
             </w:r>
           </w:p>
         </w:tc>
         <w:tc>
           <w:tcPr>
-            <w:tcW w:type="dxa" w:w="1701"/>
-            <w:shd w:val="clear" w:color="auto" w:fill="FFFFFF"/>
+            <w:tcW w:type="dxa" w:w="1814"/>
+            <w:shd w:fill="FFFFFF"/>
           </w:tcPr>
           <w:p>
             <w:r>
               <w:rPr>
+                <w:rFonts w:ascii="Calibri" w:hAnsi="Calibri"/>
+                <w:b w:val="0"/>
+                <w:i w:val="0"/>
+                <w:color w:val="333333"/>
                 <w:sz w:val="18"/>
               </w:rPr>
               <w:t>Excel (.xlsx)</w:t>
@@ -3731,26 +5187,34 @@
         </w:tc>
         <w:tc>
           <w:tcPr>
-            <w:tcW w:type="dxa" w:w="2268"/>
-            <w:shd w:val="clear" w:color="auto" w:fill="FFFFFF"/>
+            <w:tcW w:type="dxa" w:w="1814"/>
+            <w:shd w:fill="FFFFFF"/>
           </w:tcPr>
           <w:p>
             <w:r>
               <w:rPr>
+                <w:rFonts w:ascii="Calibri" w:hAnsi="Calibri"/>
+                <w:b w:val="0"/>
+                <w:i w:val="0"/>
+                <w:color w:val="333333"/>
                 <w:sz w:val="18"/>
               </w:rPr>
-              <w:t>9.765</w:t>
+              <w:t>10.311</w:t>
             </w:r>
           </w:p>
         </w:tc>
         <w:tc>
           <w:tcPr>
-            <w:tcW w:type="dxa" w:w="3402"/>
-            <w:shd w:val="clear" w:color="auto" w:fill="FFFFFF"/>
+            <w:tcW w:type="dxa" w:w="3969"/>
+            <w:shd w:fill="FFFFFF"/>
           </w:tcPr>
           <w:p>
             <w:r>
               <w:rPr>
+                <w:rFonts w:ascii="Calibri" w:hAnsi="Calibri"/>
+                <w:b w:val="0"/>
+                <w:i w:val="0"/>
+                <w:color w:val="333333"/>
                 <w:sz w:val="18"/>
               </w:rPr>
               <w:t>GET /equipos/export</w:t>
@@ -3760,43 +5224,64 @@
       </w:tr>
     </w:tbl>
     <w:p/>
-    <w:tbl>
-      <w:tblPr>
-        <w:tblW w:type="auto" w:w="0"/>
-        <w:tblLook w:firstColumn="1" w:firstRow="1" w:lastColumn="0" w:lastRow="0" w:noHBand="0" w:noVBand="1" w:val="04A0"/>
-      </w:tblPr>
-      <w:tblGrid>
-        <w:gridCol w:w="8640"/>
-      </w:tblGrid>
-      <w:tr>
-        <w:tc>
-          <w:tcPr>
-            <w:tcW w:type="dxa" w:w="8640"/>
-            <w:shd w:val="clear" w:color="auto" w:fill="D1ECF1"/>
-          </w:tcPr>
-          <w:p>
-            <w:r>
-              <w:rPr>
-                <w:i/>
-                <w:sz w:val="18"/>
-              </w:rPr>
-              <w:t>⚠  Exportaciones implementadas con Maatwebsite/Excel (Laravel). El frontend recibe el archivo como Blob y lo descarga sin abrir nueva pestaña.</w:t>
-            </w:r>
-          </w:p>
-        </w:tc>
-      </w:tr>
-    </w:tbl>
-    <w:p/>
-    <w:p/>
     <w:p>
       <w:pPr>
-        <w:pStyle w:val="Heading1"/>
+        <w:spacing w:after="80"/>
       </w:pPr>
       <w:r>
         <w:rPr>
-          <w:color w:val="1D6FBF"/>
+          <w:rFonts w:ascii="Calibri" w:hAnsi="Calibri"/>
+          <w:b w:val="0"/>
+          <w:i w:val="0"/>
+          <w:color w:val="333333"/>
+          <w:sz w:val="20"/>
         </w:rPr>
-        <w:t>8. Acceso al Dashboard por Rol</w:t>
+        <w:t>Las exportaciones implementadas con Maatwebsite/Excel se descargan como archivo local, lo que evita que el usuario tenga que abrir otra pestaña o copiar datos manualmente.</w:t>
+      </w:r>
+    </w:p>
+    <w:p>
+      <w:pPr>
+        <w:spacing w:before="160" w:after="80"/>
+      </w:pPr>
+      <w:r>
+        <w:rPr>
+          <w:rFonts w:ascii="Calibri" w:hAnsi="Calibri"/>
+          <w:b/>
+          <w:i w:val="0"/>
+          <w:color w:val="1F6FB8"/>
+          <w:sz w:val="24"/>
+        </w:rPr>
+        <w:t>10. Acceso al dashboard por rol</w:t>
+      </w:r>
+    </w:p>
+    <w:p>
+      <w:pPr>
+        <w:spacing w:after="80"/>
+      </w:pPr>
+      <w:r>
+        <w:rPr>
+          <w:rFonts w:ascii="Calibri" w:hAnsi="Calibri"/>
+          <w:b w:val="0"/>
+          <w:i w:val="0"/>
+          <w:color w:val="333333"/>
+          <w:sz w:val="20"/>
+        </w:rPr>
+        <w:t>El acceso al dashboard no es uniforme para todos los perfiles. La visibilidad de indicadores y la capacidad de exportación se regulan mediante roles, de modo que cada usuario vea solo lo que corresponde a su nivel de responsabilidad.</w:t>
+      </w:r>
+    </w:p>
+    <w:p>
+      <w:pPr>
+        <w:spacing w:after="80"/>
+      </w:pPr>
+      <w:r>
+        <w:rPr>
+          <w:rFonts w:ascii="Calibri" w:hAnsi="Calibri"/>
+          <w:b w:val="0"/>
+          <w:i w:val="0"/>
+          <w:color w:val="333333"/>
+          <w:sz w:val="20"/>
+        </w:rPr>
+        <w:t>Esto ayuda a mantener el orden operativo y a evitar que información sensible se exponga a usuarios que solo requieren lectura básica.</w:t>
       </w:r>
     </w:p>
     <w:tbl>
@@ -3807,24 +5292,23 @@
         <w:tblLook w:firstColumn="1" w:firstRow="1" w:lastColumn="0" w:lastRow="0" w:noHBand="0" w:noVBand="1" w:val="04A0"/>
       </w:tblPr>
       <w:tblGrid>
-        <w:gridCol w:w="2160"/>
-        <w:gridCol w:w="2160"/>
-        <w:gridCol w:w="2160"/>
-        <w:gridCol w:w="2160"/>
+        <w:gridCol w:w="2280"/>
+        <w:gridCol w:w="2280"/>
+        <w:gridCol w:w="2280"/>
+        <w:gridCol w:w="2280"/>
       </w:tblGrid>
       <w:tr>
         <w:tc>
           <w:tcPr>
-            <w:tcW w:type="dxa" w:w="2835"/>
-            <w:shd w:val="clear" w:color="auto" w:fill="1D293D"/>
+            <w:tcW w:type="dxa" w:w="3118"/>
+            <w:shd w:fill="1D293D"/>
           </w:tcPr>
           <w:p>
-            <w:pPr>
-              <w:jc w:val="center"/>
-            </w:pPr>
             <w:r>
               <w:rPr>
+                <w:rFonts w:ascii="Calibri" w:hAnsi="Calibri"/>
                 <w:b/>
+                <w:i w:val="0"/>
                 <w:color w:val="FFFFFF"/>
                 <w:sz w:val="18"/>
               </w:rPr>
@@ -3834,16 +5318,15 @@
         </w:tc>
         <w:tc>
           <w:tcPr>
-            <w:tcW w:type="dxa" w:w="2268"/>
-            <w:shd w:val="clear" w:color="auto" w:fill="1D293D"/>
+            <w:tcW w:type="dxa" w:w="2551"/>
+            <w:shd w:fill="1D293D"/>
           </w:tcPr>
           <w:p>
-            <w:pPr>
-              <w:jc w:val="center"/>
-            </w:pPr>
             <w:r>
               <w:rPr>
+                <w:rFonts w:ascii="Calibri" w:hAnsi="Calibri"/>
                 <w:b/>
+                <w:i w:val="0"/>
                 <w:color w:val="FFFFFF"/>
                 <w:sz w:val="18"/>
               </w:rPr>
@@ -3853,16 +5336,15 @@
         </w:tc>
         <w:tc>
           <w:tcPr>
-            <w:tcW w:type="dxa" w:w="2268"/>
-            <w:shd w:val="clear" w:color="auto" w:fill="1D293D"/>
+            <w:tcW w:type="dxa" w:w="1984"/>
+            <w:shd w:fill="1D293D"/>
           </w:tcPr>
           <w:p>
-            <w:pPr>
-              <w:jc w:val="center"/>
-            </w:pPr>
             <w:r>
               <w:rPr>
+                <w:rFonts w:ascii="Calibri" w:hAnsi="Calibri"/>
                 <w:b/>
+                <w:i w:val="0"/>
                 <w:color w:val="FFFFFF"/>
                 <w:sz w:val="18"/>
               </w:rPr>
@@ -3872,16 +5354,15 @@
         </w:tc>
         <w:tc>
           <w:tcPr>
-            <w:tcW w:type="dxa" w:w="2268"/>
-            <w:shd w:val="clear" w:color="auto" w:fill="1D293D"/>
+            <w:tcW w:type="dxa" w:w="2551"/>
+            <w:shd w:fill="1D293D"/>
           </w:tcPr>
           <w:p>
-            <w:pPr>
-              <w:jc w:val="center"/>
-            </w:pPr>
             <w:r>
               <w:rPr>
+                <w:rFonts w:ascii="Calibri" w:hAnsi="Calibri"/>
                 <w:b/>
+                <w:i w:val="0"/>
                 <w:color w:val="FFFFFF"/>
                 <w:sz w:val="18"/>
               </w:rPr>
@@ -3893,12 +5374,16 @@
       <w:tr>
         <w:tc>
           <w:tcPr>
-            <w:tcW w:type="dxa" w:w="2835"/>
-            <w:shd w:val="clear" w:color="auto" w:fill="EEF2F7"/>
+            <w:tcW w:type="dxa" w:w="3118"/>
+            <w:shd w:fill="F2F6FB"/>
           </w:tcPr>
           <w:p>
             <w:r>
               <w:rPr>
+                <w:rFonts w:ascii="Calibri" w:hAnsi="Calibri"/>
+                <w:b w:val="0"/>
+                <w:i w:val="0"/>
+                <w:color w:val="333333"/>
                 <w:sz w:val="18"/>
               </w:rPr>
               <w:t>Super Administrador (1)</w:t>
@@ -3907,12 +5392,16 @@
         </w:tc>
         <w:tc>
           <w:tcPr>
-            <w:tcW w:type="dxa" w:w="2268"/>
-            <w:shd w:val="clear" w:color="auto" w:fill="EEF2F7"/>
+            <w:tcW w:type="dxa" w:w="2551"/>
+            <w:shd w:fill="F2F6FB"/>
           </w:tcPr>
           <w:p>
             <w:r>
               <w:rPr>
+                <w:rFonts w:ascii="Calibri" w:hAnsi="Calibri"/>
+                <w:b w:val="0"/>
+                <w:i w:val="0"/>
+                <w:color w:val="333333"/>
                 <w:sz w:val="18"/>
               </w:rPr>
               <w:t>Acceso completo</w:t>
@@ -3921,12 +5410,16 @@
         </w:tc>
         <w:tc>
           <w:tcPr>
-            <w:tcW w:type="dxa" w:w="2268"/>
-            <w:shd w:val="clear" w:color="auto" w:fill="EEF2F7"/>
+            <w:tcW w:type="dxa" w:w="1984"/>
+            <w:shd w:fill="F2F6FB"/>
           </w:tcPr>
           <w:p>
             <w:r>
               <w:rPr>
+                <w:rFonts w:ascii="Calibri" w:hAnsi="Calibri"/>
+                <w:b w:val="0"/>
+                <w:i w:val="0"/>
+                <w:color w:val="333333"/>
                 <w:sz w:val="18"/>
               </w:rPr>
               <w:t>Todas</w:t>
@@ -3935,12 +5428,16 @@
         </w:tc>
         <w:tc>
           <w:tcPr>
-            <w:tcW w:type="dxa" w:w="2268"/>
-            <w:shd w:val="clear" w:color="auto" w:fill="EEF2F7"/>
+            <w:tcW w:type="dxa" w:w="2551"/>
+            <w:shd w:fill="F2F6FB"/>
           </w:tcPr>
           <w:p>
             <w:r>
               <w:rPr>
+                <w:rFonts w:ascii="Calibri" w:hAnsi="Calibri"/>
+                <w:b w:val="0"/>
+                <w:i w:val="0"/>
+                <w:color w:val="333333"/>
                 <w:sz w:val="18"/>
               </w:rPr>
               <w:t>Sí</w:t>
@@ -3951,12 +5448,16 @@
       <w:tr>
         <w:tc>
           <w:tcPr>
-            <w:tcW w:type="dxa" w:w="2835"/>
-            <w:shd w:val="clear" w:color="auto" w:fill="FFFFFF"/>
+            <w:tcW w:type="dxa" w:w="3118"/>
+            <w:shd w:fill="FFFFFF"/>
           </w:tcPr>
           <w:p>
             <w:r>
               <w:rPr>
+                <w:rFonts w:ascii="Calibri" w:hAnsi="Calibri"/>
+                <w:b w:val="0"/>
+                <w:i w:val="0"/>
+                <w:color w:val="333333"/>
                 <w:sz w:val="18"/>
               </w:rPr>
               <w:t>Administrador (2)</w:t>
@@ -3965,12 +5466,16 @@
         </w:tc>
         <w:tc>
           <w:tcPr>
-            <w:tcW w:type="dxa" w:w="2268"/>
-            <w:shd w:val="clear" w:color="auto" w:fill="FFFFFF"/>
+            <w:tcW w:type="dxa" w:w="2551"/>
+            <w:shd w:fill="FFFFFF"/>
           </w:tcPr>
           <w:p>
             <w:r>
               <w:rPr>
+                <w:rFonts w:ascii="Calibri" w:hAnsi="Calibri"/>
+                <w:b w:val="0"/>
+                <w:i w:val="0"/>
+                <w:color w:val="333333"/>
                 <w:sz w:val="18"/>
               </w:rPr>
               <w:t>Acceso completo</w:t>
@@ -3979,12 +5484,16 @@
         </w:tc>
         <w:tc>
           <w:tcPr>
-            <w:tcW w:type="dxa" w:w="2268"/>
-            <w:shd w:val="clear" w:color="auto" w:fill="FFFFFF"/>
+            <w:tcW w:type="dxa" w:w="1984"/>
+            <w:shd w:fill="FFFFFF"/>
           </w:tcPr>
           <w:p>
             <w:r>
               <w:rPr>
+                <w:rFonts w:ascii="Calibri" w:hAnsi="Calibri"/>
+                <w:b w:val="0"/>
+                <w:i w:val="0"/>
+                <w:color w:val="333333"/>
                 <w:sz w:val="18"/>
               </w:rPr>
               <w:t>Todas</w:t>
@@ -3993,12 +5502,16 @@
         </w:tc>
         <w:tc>
           <w:tcPr>
-            <w:tcW w:type="dxa" w:w="2268"/>
-            <w:shd w:val="clear" w:color="auto" w:fill="FFFFFF"/>
+            <w:tcW w:type="dxa" w:w="2551"/>
+            <w:shd w:fill="FFFFFF"/>
           </w:tcPr>
           <w:p>
             <w:r>
               <w:rPr>
+                <w:rFonts w:ascii="Calibri" w:hAnsi="Calibri"/>
+                <w:b w:val="0"/>
+                <w:i w:val="0"/>
+                <w:color w:val="333333"/>
                 <w:sz w:val="18"/>
               </w:rPr>
               <w:t>Sí</w:t>
@@ -4009,12 +5522,16 @@
       <w:tr>
         <w:tc>
           <w:tcPr>
-            <w:tcW w:type="dxa" w:w="2835"/>
-            <w:shd w:val="clear" w:color="auto" w:fill="EEF2F7"/>
+            <w:tcW w:type="dxa" w:w="3118"/>
+            <w:shd w:fill="F2F6FB"/>
           </w:tcPr>
           <w:p>
             <w:r>
               <w:rPr>
+                <w:rFonts w:ascii="Calibri" w:hAnsi="Calibri"/>
+                <w:b w:val="0"/>
+                <w:i w:val="0"/>
+                <w:color w:val="333333"/>
                 <w:sz w:val="18"/>
               </w:rPr>
               <w:t>Avanzado (3)</w:t>
@@ -4023,12 +5540,16 @@
         </w:tc>
         <w:tc>
           <w:tcPr>
-            <w:tcW w:type="dxa" w:w="2268"/>
-            <w:shd w:val="clear" w:color="auto" w:fill="EEF2F7"/>
+            <w:tcW w:type="dxa" w:w="2551"/>
+            <w:shd w:fill="F2F6FB"/>
           </w:tcPr>
           <w:p>
             <w:r>
               <w:rPr>
+                <w:rFonts w:ascii="Calibri" w:hAnsi="Calibri"/>
+                <w:b w:val="0"/>
+                <w:i w:val="0"/>
+                <w:color w:val="333333"/>
                 <w:sz w:val="18"/>
               </w:rPr>
               <w:t>No visible</w:t>
@@ -4037,12 +5558,16 @@
         </w:tc>
         <w:tc>
           <w:tcPr>
-            <w:tcW w:type="dxa" w:w="2268"/>
-            <w:shd w:val="clear" w:color="auto" w:fill="EEF2F7"/>
+            <w:tcW w:type="dxa" w:w="1984"/>
+            <w:shd w:fill="F2F6FB"/>
           </w:tcPr>
           <w:p>
             <w:r>
               <w:rPr>
+                <w:rFonts w:ascii="Calibri" w:hAnsi="Calibri"/>
+                <w:b w:val="0"/>
+                <w:i w:val="0"/>
+                <w:color w:val="333333"/>
                 <w:sz w:val="18"/>
               </w:rPr>
               <w:t>—</w:t>
@@ -4051,12 +5576,16 @@
         </w:tc>
         <w:tc>
           <w:tcPr>
-            <w:tcW w:type="dxa" w:w="2268"/>
-            <w:shd w:val="clear" w:color="auto" w:fill="EEF2F7"/>
+            <w:tcW w:type="dxa" w:w="2551"/>
+            <w:shd w:fill="F2F6FB"/>
           </w:tcPr>
           <w:p>
             <w:r>
               <w:rPr>
+                <w:rFonts w:ascii="Calibri" w:hAnsi="Calibri"/>
+                <w:b w:val="0"/>
+                <w:i w:val="0"/>
+                <w:color w:val="333333"/>
                 <w:sz w:val="18"/>
               </w:rPr>
               <w:t>Limitado</w:t>
@@ -4067,12 +5596,16 @@
       <w:tr>
         <w:tc>
           <w:tcPr>
-            <w:tcW w:type="dxa" w:w="2835"/>
-            <w:shd w:val="clear" w:color="auto" w:fill="FFFFFF"/>
+            <w:tcW w:type="dxa" w:w="3118"/>
+            <w:shd w:fill="FFFFFF"/>
           </w:tcPr>
           <w:p>
             <w:r>
               <w:rPr>
+                <w:rFonts w:ascii="Calibri" w:hAnsi="Calibri"/>
+                <w:b w:val="0"/>
+                <w:i w:val="0"/>
+                <w:color w:val="333333"/>
                 <w:sz w:val="18"/>
               </w:rPr>
               <w:t>Normal (4)</w:t>
@@ -4081,12 +5614,16 @@
         </w:tc>
         <w:tc>
           <w:tcPr>
-            <w:tcW w:type="dxa" w:w="2268"/>
-            <w:shd w:val="clear" w:color="auto" w:fill="FFFFFF"/>
+            <w:tcW w:type="dxa" w:w="2551"/>
+            <w:shd w:fill="FFFFFF"/>
           </w:tcPr>
           <w:p>
             <w:r>
               <w:rPr>
+                <w:rFonts w:ascii="Calibri" w:hAnsi="Calibri"/>
+                <w:b w:val="0"/>
+                <w:i w:val="0"/>
+                <w:color w:val="333333"/>
                 <w:sz w:val="18"/>
               </w:rPr>
               <w:t>No visible</w:t>
@@ -4095,12 +5632,16 @@
         </w:tc>
         <w:tc>
           <w:tcPr>
-            <w:tcW w:type="dxa" w:w="2268"/>
-            <w:shd w:val="clear" w:color="auto" w:fill="FFFFFF"/>
+            <w:tcW w:type="dxa" w:w="1984"/>
+            <w:shd w:fill="FFFFFF"/>
           </w:tcPr>
           <w:p>
             <w:r>
               <w:rPr>
+                <w:rFonts w:ascii="Calibri" w:hAnsi="Calibri"/>
+                <w:b w:val="0"/>
+                <w:i w:val="0"/>
+                <w:color w:val="333333"/>
                 <w:sz w:val="18"/>
               </w:rPr>
               <w:t>—</w:t>
@@ -4109,12 +5650,16 @@
         </w:tc>
         <w:tc>
           <w:tcPr>
-            <w:tcW w:type="dxa" w:w="2268"/>
-            <w:shd w:val="clear" w:color="auto" w:fill="FFFFFF"/>
+            <w:tcW w:type="dxa" w:w="2551"/>
+            <w:shd w:fill="FFFFFF"/>
           </w:tcPr>
           <w:p>
             <w:r>
               <w:rPr>
+                <w:rFonts w:ascii="Calibri" w:hAnsi="Calibri"/>
+                <w:b w:val="0"/>
+                <w:i w:val="0"/>
+                <w:color w:val="333333"/>
                 <w:sz w:val="18"/>
               </w:rPr>
               <w:t>Solo lectura</w:t>
@@ -4126,13 +5671,32 @@
     <w:p/>
     <w:p>
       <w:pPr>
-        <w:pStyle w:val="Heading1"/>
+        <w:spacing w:before="160" w:after="80"/>
       </w:pPr>
       <w:r>
         <w:rPr>
-          <w:color w:val="1D6FBF"/>
+          <w:rFonts w:ascii="Calibri" w:hAnsi="Calibri"/>
+          <w:b/>
+          <w:i w:val="0"/>
+          <w:color w:val="1F6FB8"/>
+          <w:sz w:val="24"/>
         </w:rPr>
-        <w:t>9. Glosario</w:t>
+        <w:t>11. Glosario</w:t>
+      </w:r>
+    </w:p>
+    <w:p>
+      <w:pPr>
+        <w:spacing w:after="80"/>
+      </w:pPr>
+      <w:r>
+        <w:rPr>
+          <w:rFonts w:ascii="Calibri" w:hAnsi="Calibri"/>
+          <w:b w:val="0"/>
+          <w:i w:val="0"/>
+          <w:color w:val="333333"/>
+          <w:sz w:val="20"/>
+        </w:rPr>
+        <w:t>Para facilitar la lectura del informe, se incluyen algunos términos clave que aparecen con frecuencia en el sistema y en las consultas técnicas.</w:t>
       </w:r>
     </w:p>
     <w:tbl>
@@ -4143,22 +5707,21 @@
         <w:tblLook w:firstColumn="1" w:firstRow="1" w:lastColumn="0" w:lastRow="0" w:noHBand="0" w:noVBand="1" w:val="04A0"/>
       </w:tblPr>
       <w:tblGrid>
-        <w:gridCol w:w="4320"/>
-        <w:gridCol w:w="4320"/>
+        <w:gridCol w:w="4561"/>
+        <w:gridCol w:w="4561"/>
       </w:tblGrid>
       <w:tr>
         <w:tc>
           <w:tcPr>
-            <w:tcW w:type="dxa" w:w="2835"/>
-            <w:shd w:val="clear" w:color="auto" w:fill="1D293D"/>
+            <w:tcW w:type="dxa" w:w="2381"/>
+            <w:shd w:fill="1D293D"/>
           </w:tcPr>
           <w:p>
-            <w:pPr>
-              <w:jc w:val="center"/>
-            </w:pPr>
             <w:r>
               <w:rPr>
+                <w:rFonts w:ascii="Calibri" w:hAnsi="Calibri"/>
                 <w:b/>
+                <w:i w:val="0"/>
                 <w:color w:val="FFFFFF"/>
                 <w:sz w:val="18"/>
               </w:rPr>
@@ -4168,16 +5731,15 @@
         </w:tc>
         <w:tc>
           <w:tcPr>
-            <w:tcW w:type="dxa" w:w="6236"/>
-            <w:shd w:val="clear" w:color="auto" w:fill="1D293D"/>
+            <w:tcW w:type="dxa" w:w="7370"/>
+            <w:shd w:fill="1D293D"/>
           </w:tcPr>
           <w:p>
-            <w:pPr>
-              <w:jc w:val="center"/>
-            </w:pPr>
             <w:r>
               <w:rPr>
+                <w:rFonts w:ascii="Calibri" w:hAnsi="Calibri"/>
                 <w:b/>
+                <w:i w:val="0"/>
                 <w:color w:val="FFFFFF"/>
                 <w:sz w:val="18"/>
               </w:rPr>
@@ -4189,12 +5751,16 @@
       <w:tr>
         <w:tc>
           <w:tcPr>
-            <w:tcW w:type="dxa" w:w="2835"/>
-            <w:shd w:val="clear" w:color="auto" w:fill="EEF2F7"/>
+            <w:tcW w:type="dxa" w:w="2381"/>
+            <w:shd w:fill="F2F6FB"/>
           </w:tcPr>
           <w:p>
             <w:r>
               <w:rPr>
+                <w:rFonts w:ascii="Calibri" w:hAnsi="Calibri"/>
+                <w:b w:val="0"/>
+                <w:i w:val="0"/>
+                <w:color w:val="333333"/>
                 <w:sz w:val="18"/>
               </w:rPr>
               <w:t>KPI</w:t>
@@ -4203,12 +5769,16 @@
         </w:tc>
         <w:tc>
           <w:tcPr>
-            <w:tcW w:type="dxa" w:w="6236"/>
-            <w:shd w:val="clear" w:color="auto" w:fill="EEF2F7"/>
+            <w:tcW w:type="dxa" w:w="7370"/>
+            <w:shd w:fill="F2F6FB"/>
           </w:tcPr>
           <w:p>
             <w:r>
               <w:rPr>
+                <w:rFonts w:ascii="Calibri" w:hAnsi="Calibri"/>
+                <w:b w:val="0"/>
+                <w:i w:val="0"/>
+                <w:color w:val="333333"/>
                 <w:sz w:val="18"/>
               </w:rPr>
               <w:t>Key Performance Indicator — Indicador clave de rendimiento</w:t>
@@ -4219,12 +5789,16 @@
       <w:tr>
         <w:tc>
           <w:tcPr>
-            <w:tcW w:type="dxa" w:w="2835"/>
-            <w:shd w:val="clear" w:color="auto" w:fill="FFFFFF"/>
+            <w:tcW w:type="dxa" w:w="2381"/>
+            <w:shd w:fill="FFFFFF"/>
           </w:tcPr>
           <w:p>
             <w:r>
               <w:rPr>
+                <w:rFonts w:ascii="Calibri" w:hAnsi="Calibri"/>
+                <w:b w:val="0"/>
+                <w:i w:val="0"/>
+                <w:color w:val="333333"/>
                 <w:sz w:val="18"/>
               </w:rPr>
               <w:t>OT / Correctivo</w:t>
@@ -4233,12 +5807,16 @@
         </w:tc>
         <w:tc>
           <w:tcPr>
-            <w:tcW w:type="dxa" w:w="6236"/>
-            <w:shd w:val="clear" w:color="auto" w:fill="FFFFFF"/>
+            <w:tcW w:type="dxa" w:w="7370"/>
+            <w:shd w:fill="FFFFFF"/>
           </w:tcPr>
           <w:p>
             <w:r>
               <w:rPr>
+                <w:rFonts w:ascii="Calibri" w:hAnsi="Calibri"/>
+                <w:b w:val="0"/>
+                <w:i w:val="0"/>
+                <w:color w:val="333333"/>
                 <w:sz w:val="18"/>
               </w:rPr>
               <w:t>Orden de trabajo de mantenimiento correctivo</w:t>
@@ -4249,12 +5827,16 @@
       <w:tr>
         <w:tc>
           <w:tcPr>
-            <w:tcW w:type="dxa" w:w="2835"/>
-            <w:shd w:val="clear" w:color="auto" w:fill="EEF2F7"/>
+            <w:tcW w:type="dxa" w:w="2381"/>
+            <w:shd w:fill="F2F6FB"/>
           </w:tcPr>
           <w:p>
             <w:r>
               <w:rPr>
+                <w:rFonts w:ascii="Calibri" w:hAnsi="Calibri"/>
+                <w:b w:val="0"/>
+                <w:i w:val="0"/>
+                <w:color w:val="333333"/>
                 <w:sz w:val="18"/>
               </w:rPr>
               <w:t>Vigencia activa</w:t>
@@ -4263,12 +5845,16 @@
         </w:tc>
         <w:tc>
           <w:tcPr>
-            <w:tcW w:type="dxa" w:w="6236"/>
-            <w:shd w:val="clear" w:color="auto" w:fill="EEF2F7"/>
+            <w:tcW w:type="dxa" w:w="7370"/>
+            <w:shd w:fill="F2F6FB"/>
           </w:tcPr>
           <w:p>
             <w:r>
               <w:rPr>
+                <w:rFonts w:ascii="Calibri" w:hAnsi="Calibri"/>
+                <w:b w:val="0"/>
+                <w:i w:val="0"/>
+                <w:color w:val="333333"/>
                 <w:sz w:val="18"/>
               </w:rPr>
               <w:t>Año del plan de mantenimiento definido en la tabla vigencias_mantenimiento</w:t>
@@ -4279,12 +5865,16 @@
       <w:tr>
         <w:tc>
           <w:tcPr>
-            <w:tcW w:type="dxa" w:w="2835"/>
-            <w:shd w:val="clear" w:color="auto" w:fill="FFFFFF"/>
+            <w:tcW w:type="dxa" w:w="2381"/>
+            <w:shd w:fill="FFFFFF"/>
           </w:tcPr>
           <w:p>
             <w:r>
               <w:rPr>
+                <w:rFonts w:ascii="Calibri" w:hAnsi="Calibri"/>
+                <w:b w:val="0"/>
+                <w:i w:val="0"/>
+                <w:color w:val="333333"/>
                 <w:sz w:val="18"/>
               </w:rPr>
               <w:t>Biomédico</w:t>
@@ -4293,15 +5883,19 @@
         </w:tc>
         <w:tc>
           <w:tcPr>
-            <w:tcW w:type="dxa" w:w="6236"/>
-            <w:shd w:val="clear" w:color="auto" w:fill="FFFFFF"/>
+            <w:tcW w:type="dxa" w:w="7370"/>
+            <w:shd w:fill="FFFFFF"/>
           </w:tcPr>
           <w:p>
             <w:r>
               <w:rPr>
+                <w:rFonts w:ascii="Calibri" w:hAnsi="Calibri"/>
+                <w:b w:val="0"/>
+                <w:i w:val="0"/>
+                <w:color w:val="333333"/>
                 <w:sz w:val="18"/>
               </w:rPr>
-              <w:t>Equipo de uso clínico/diagnóstico bajo regulación INVIMA</w:t>
+              <w:t>Equipo de uso clínico o diagnóstico bajo regulación INVIMA</w:t>
             </w:r>
           </w:p>
         </w:tc>
@@ -4309,12 +5903,16 @@
       <w:tr>
         <w:tc>
           <w:tcPr>
-            <w:tcW w:type="dxa" w:w="2835"/>
-            <w:shd w:val="clear" w:color="auto" w:fill="EEF2F7"/>
+            <w:tcW w:type="dxa" w:w="2381"/>
+            <w:shd w:fill="F2F6FB"/>
           </w:tcPr>
           <w:p>
             <w:r>
               <w:rPr>
+                <w:rFonts w:ascii="Calibri" w:hAnsi="Calibri"/>
+                <w:b w:val="0"/>
+                <w:i w:val="0"/>
+                <w:color w:val="333333"/>
                 <w:sz w:val="18"/>
               </w:rPr>
               <w:t>Industrial</w:t>
@@ -4323,12 +5921,16 @@
         </w:tc>
         <w:tc>
           <w:tcPr>
-            <w:tcW w:type="dxa" w:w="6236"/>
-            <w:shd w:val="clear" w:color="auto" w:fill="EEF2F7"/>
+            <w:tcW w:type="dxa" w:w="7370"/>
+            <w:shd w:fill="F2F6FB"/>
           </w:tcPr>
           <w:p>
             <w:r>
               <w:rPr>
+                <w:rFonts w:ascii="Calibri" w:hAnsi="Calibri"/>
+                <w:b w:val="0"/>
+                <w:i w:val="0"/>
+                <w:color w:val="333333"/>
                 <w:sz w:val="18"/>
               </w:rPr>
               <w:t>Equipo de infraestructura, planta física, redes o soporte general</w:t>
@@ -4339,29 +5941,37 @@
       <w:tr>
         <w:tc>
           <w:tcPr>
-            <w:tcW w:type="dxa" w:w="2835"/>
-            <w:shd w:val="clear" w:color="auto" w:fill="FFFFFF"/>
+            <w:tcW w:type="dxa" w:w="2381"/>
+            <w:shd w:fill="FFFFFF"/>
           </w:tcPr>
           <w:p>
             <w:r>
               <w:rPr>
+                <w:rFonts w:ascii="Calibri" w:hAnsi="Calibri"/>
+                <w:b w:val="0"/>
+                <w:i w:val="0"/>
+                <w:color w:val="333333"/>
                 <w:sz w:val="18"/>
               </w:rPr>
-              <w:t>INVIMA</w:t>
+              <w:t>Preventivo</w:t>
             </w:r>
           </w:p>
         </w:tc>
         <w:tc>
           <w:tcPr>
-            <w:tcW w:type="dxa" w:w="6236"/>
-            <w:shd w:val="clear" w:color="auto" w:fill="FFFFFF"/>
+            <w:tcW w:type="dxa" w:w="7370"/>
+            <w:shd w:fill="FFFFFF"/>
           </w:tcPr>
           <w:p>
             <w:r>
               <w:rPr>
+                <w:rFonts w:ascii="Calibri" w:hAnsi="Calibri"/>
+                <w:b w:val="0"/>
+                <w:i w:val="0"/>
+                <w:color w:val="333333"/>
                 <w:sz w:val="18"/>
               </w:rPr>
-              <w:t>Instituto Nacional de Vigilancia de Medicamentos y Alimentos — Colombia</w:t>
+              <w:t>Mantenimiento programado para evitar fallas y extender vida útil</w:t>
             </w:r>
           </w:p>
         </w:tc>
@@ -4369,29 +5979,37 @@
       <w:tr>
         <w:tc>
           <w:tcPr>
-            <w:tcW w:type="dxa" w:w="2835"/>
-            <w:shd w:val="clear" w:color="auto" w:fill="EEF2F7"/>
+            <w:tcW w:type="dxa" w:w="2381"/>
+            <w:shd w:fill="F2F6FB"/>
           </w:tcPr>
           <w:p>
             <w:r>
               <w:rPr>
+                <w:rFonts w:ascii="Calibri" w:hAnsi="Calibri"/>
+                <w:b w:val="0"/>
+                <w:i w:val="0"/>
+                <w:color w:val="333333"/>
                 <w:sz w:val="18"/>
               </w:rPr>
-              <w:t>Cumplimiento (%)</w:t>
+              <w:t>Calibración</w:t>
             </w:r>
           </w:p>
         </w:tc>
         <w:tc>
           <w:tcPr>
-            <w:tcW w:type="dxa" w:w="6236"/>
-            <w:shd w:val="clear" w:color="auto" w:fill="EEF2F7"/>
+            <w:tcW w:type="dxa" w:w="7370"/>
+            <w:shd w:fill="F2F6FB"/>
           </w:tcPr>
           <w:p>
             <w:r>
               <w:rPr>
+                <w:rFonts w:ascii="Calibri" w:hAnsi="Calibri"/>
+                <w:b w:val="0"/>
+                <w:i w:val="0"/>
+                <w:color w:val="333333"/>
                 <w:sz w:val="18"/>
               </w:rPr>
-              <w:t>(Preventivos ejecutados / Preventivos programados) × 100</w:t>
+              <w:t>Proceso de verificación y ajuste de precisión del equipo</w:t>
             </w:r>
           </w:p>
         </w:tc>
@@ -4399,37 +6017,91 @@
       <w:tr>
         <w:tc>
           <w:tcPr>
-            <w:tcW w:type="dxa" w:w="2835"/>
-            <w:shd w:val="clear" w:color="auto" w:fill="FFFFFF"/>
+            <w:tcW w:type="dxa" w:w="2381"/>
+            <w:shd w:fill="FFFFFF"/>
           </w:tcPr>
           <w:p>
             <w:r>
               <w:rPr>
+                <w:rFonts w:ascii="Calibri" w:hAnsi="Calibri"/>
+                <w:b w:val="0"/>
+                <w:i w:val="0"/>
+                <w:color w:val="333333"/>
                 <w:sz w:val="18"/>
               </w:rPr>
-              <w:t>Plan de mantenimiento</w:t>
+              <w:t>Exportación</w:t>
             </w:r>
           </w:p>
         </w:tc>
         <w:tc>
           <w:tcPr>
-            <w:tcW w:type="dxa" w:w="6236"/>
-            <w:shd w:val="clear" w:color="auto" w:fill="FFFFFF"/>
+            <w:tcW w:type="dxa" w:w="7370"/>
+            <w:shd w:fill="FFFFFF"/>
           </w:tcPr>
           <w:p>
             <w:r>
               <w:rPr>
+                <w:rFonts w:ascii="Calibri" w:hAnsi="Calibri"/>
+                <w:b w:val="0"/>
+                <w:i w:val="0"/>
+                <w:color w:val="333333"/>
                 <w:sz w:val="18"/>
               </w:rPr>
-              <w:t>Cronograma anual cargado en planes_mantenimientos (Excel)</w:t>
+              <w:t>Archivo descargable generado por el backend en formato Excel</w:t>
             </w:r>
           </w:p>
         </w:tc>
       </w:tr>
     </w:tbl>
+    <w:p/>
+    <w:p>
+      <w:pPr>
+        <w:spacing w:before="280" w:after="80"/>
+      </w:pPr>
+      <w:r>
+        <w:rPr>
+          <w:rFonts w:ascii="Calibri" w:hAnsi="Calibri"/>
+          <w:b/>
+          <w:i w:val="0"/>
+          <w:color w:val="1D293D"/>
+          <w:sz w:val="28"/>
+        </w:rPr>
+        <w:t>12. Conclusión</w:t>
+      </w:r>
+    </w:p>
+    <w:p>
+      <w:pPr>
+        <w:spacing w:after="80"/>
+      </w:pPr>
+      <w:r>
+        <w:rPr>
+          <w:rFonts w:ascii="Calibri" w:hAnsi="Calibri"/>
+          <w:b w:val="0"/>
+          <w:i w:val="0"/>
+          <w:color w:val="333333"/>
+          <w:sz w:val="20"/>
+        </w:rPr>
+        <w:t>En conjunto, las cifras confirman que EVA es una plataforma de alto uso institucional, con una base sólida de activos, una carga histórica significativa de mantenimiento y mecanismos suficientes para reportar, exportar y supervisar la operación de manera centralizada.</w:t>
+      </w:r>
+    </w:p>
+    <w:p>
+      <w:pPr>
+        <w:spacing w:after="80"/>
+      </w:pPr>
+      <w:r>
+        <w:rPr>
+          <w:rFonts w:ascii="Calibri" w:hAnsi="Calibri"/>
+          <w:b w:val="0"/>
+          <w:i w:val="0"/>
+          <w:color w:val="333333"/>
+          <w:sz w:val="20"/>
+        </w:rPr>
+        <w:t>La lectura de estas estadísticas debe entenderse como una referencia operativa y no solo como un inventario contable. Cada número refleja actividad real de mantenimiento, trazabilidad técnica y el nivel de madurez con el que el hospital administra sus recursos biomédicos e industriales.</w:t>
+      </w:r>
+    </w:p>
     <w:sectPr>
       <w:pgSz w:w="12240" w:h="15840"/>
-      <w:pgMar w:top="1440" w:right="1800" w:bottom="1440" w:left="1800" w:header="720" w:footer="720" w:gutter="0"/>
+      <w:pgMar w:top="1417" w:right="1417" w:bottom="1417" w:left="1701" w:header="720" w:footer="720" w:gutter="0"/>
       <w:cols w:space="720"/>
       <w:docGrid w:linePitch="360"/>
     </w:sectPr>
